--- a/template/ใบรับรองแทนใบเสร็จรับเงินบริษัท.docx
+++ b/template/ใบรับรองแทนใบเสร็จรับเงินบริษัท.docx
@@ -1,12 +1,14 @@
 
 <file path=word/document.xml><?xml version="1.0" encoding="utf-8"?>
-<w:document xmlns:wpc="http://schemas.microsoft.com/office/word/2010/wordprocessingCanvas" xmlns:cx="http://schemas.microsoft.com/office/drawing/2014/chartex" xmlns:cx1="http://schemas.microsoft.com/office/drawing/2015/9/8/chartex" xmlns:cx2="http://schemas.microsoft.com/office/drawing/2015/10/21/chartex" xmlns:cx3="http://schemas.microsoft.com/office/drawing/2016/5/9/chartex" xmlns:cx4="http://schemas.microsoft.com/office/drawing/2016/5/10/chartex" xmlns:cx5="http://schemas.microsoft.com/office/drawing/2016/5/11/chartex" xmlns:cx6="http://schemas.microsoft.com/office/drawing/2016/5/12/chartex" xmlns:cx7="http://schemas.microsoft.com/office/drawing/2016/5/13/chartex" xmlns:cx8="http://schemas.microsoft.com/office/drawing/2016/5/14/chartex" xmlns:mc="http://schemas.openxmlformats.org/markup-compatibility/2006" xmlns:aink="http://schemas.microsoft.com/office/drawing/2016/ink" xmlns:am3d="http://schemas.microsoft.com/office/drawing/2017/model3d" xmlns:o="urn:schemas-microsoft-com:office:office" xmlns:r="http://schemas.openxmlformats.org/officeDocument/2006/relationships" xmlns:m="http://schemas.openxmlformats.org/officeDocument/2006/math" xmlns:v="urn:schemas-microsoft-com:vml" xmlns:wp14="http://schemas.microsoft.com/office/word/2010/wordprocessingDrawing" xmlns:wp="http://schemas.openxmlformats.org/drawingml/2006/wordprocessingDrawing" xmlns:w10="urn:schemas-microsoft-com:office:word" xmlns:w="http://schemas.openxmlformats.org/wordprocessingml/2006/main" xmlns:w14="http://schemas.microsoft.com/office/word/2010/wordml" xmlns:w15="http://schemas.microsoft.com/office/word/2012/wordml" xmlns:w16cid="http://schemas.microsoft.com/office/word/2016/wordml/cid" xmlns:w16se="http://schemas.microsoft.com/office/word/2015/wordml/symex" xmlns:wpg="http://schemas.microsoft.com/office/word/2010/wordprocessingGroup" xmlns:wpi="http://schemas.microsoft.com/office/word/2010/wordprocessingInk" xmlns:wne="http://schemas.microsoft.com/office/word/2006/wordml" xmlns:wps="http://schemas.microsoft.com/office/word/2010/wordprocessingShape" mc:Ignorable="w14 w15 w16se w16cid wp14">
+<w:document xmlns:o="urn:schemas-microsoft-com:office:office" xmlns:r="http://schemas.openxmlformats.org/officeDocument/2006/relationships" xmlns:v="urn:schemas-microsoft-com:vml" xmlns:w="http://schemas.openxmlformats.org/wordprocessingml/2006/main" xmlns:w10="urn:schemas-microsoft-com:office:word" xmlns:wp="http://schemas.openxmlformats.org/drawingml/2006/wordprocessingDrawing" xmlns:wps="http://schemas.microsoft.com/office/word/2010/wordprocessingShape" xmlns:wpg="http://schemas.microsoft.com/office/word/2010/wordprocessingGroup" xmlns:mc="http://schemas.openxmlformats.org/markup-compatibility/2006" xmlns:wp14="http://schemas.microsoft.com/office/word/2010/wordprocessingDrawing" xmlns:w14="http://schemas.microsoft.com/office/word/2010/wordml" xmlns:w15="http://schemas.microsoft.com/office/word/2012/wordml" mc:Ignorable="w14 wp14 w15">
   <w:body>
     <w:p>
       <w:pPr>
+        <w:pStyle w:val="Normal"/>
         <w:jc w:val="center"/>
         <w:rPr>
           <w:rFonts w:ascii="TH Sarabun New" w:hAnsi="TH Sarabun New" w:cs="TH Sarabun New"/>
+          <w:b/>
           <w:b/>
           <w:bCs/>
           <w:sz w:val="32"/>
@@ -17,16 +19,18 @@
         <w:rPr>
           <w:rFonts w:ascii="TH Sarabun New" w:hAnsi="TH Sarabun New" w:cs="TH Sarabun New"/>
           <w:b/>
+          <w:b/>
           <w:bCs/>
           <w:sz w:val="32"/>
-          <w:szCs w:val="32"/>
-          <w:cs/>
+          <w:sz w:val="32"/>
+          <w:szCs w:val="32"/>
         </w:rPr>
         <w:t>ใบรับรองแทนใบเสร็จรับเงิน</w:t>
       </w:r>
     </w:p>
     <w:p>
       <w:pPr>
+        <w:pStyle w:val="Normal"/>
         <w:jc w:val="center"/>
         <w:rPr>
           <w:rFonts w:ascii="TH Sarabun New" w:hAnsi="TH Sarabun New" w:cs="TH Sarabun New"/>
@@ -38,57 +42,146 @@
         <w:rPr>
           <w:rFonts w:ascii="TH Sarabun New" w:hAnsi="TH Sarabun New" w:cs="TH Sarabun New"/>
           <w:sz w:val="32"/>
-          <w:szCs w:val="32"/>
-          <w:cs/>
-        </w:rPr>
-        <w:t xml:space="preserve">บจ./หจก.  </w:t>
-      </w:r>
-      <w:r>
-        <w:rPr>
-          <w:rFonts w:ascii="TH Sarabun New" w:hAnsi="TH Sarabun New" w:cs="TH Sarabun New"/>
+          <w:sz w:val="32"/>
+          <w:szCs w:val="32"/>
+        </w:rPr>
+        <w:t>บจ</w:t>
+      </w:r>
+      <w:r>
+        <w:rPr>
+          <w:rFonts w:cs="TH Sarabun New" w:ascii="TH Sarabun New" w:hAnsi="TH Sarabun New"/>
+          <w:sz w:val="32"/>
+          <w:szCs w:val="32"/>
+        </w:rPr>
+        <w:t>./</w:t>
+      </w:r>
+      <w:r>
+        <w:rPr>
+          <w:rFonts w:ascii="TH Sarabun New" w:hAnsi="TH Sarabun New" w:cs="TH Sarabun New"/>
+          <w:sz w:val="32"/>
+          <w:sz w:val="32"/>
+          <w:szCs w:val="32"/>
+        </w:rPr>
+        <w:t>หจก</w:t>
+      </w:r>
+      <w:r>
+        <w:rPr>
+          <w:rFonts w:cs="TH Sarabun New" w:ascii="TH Sarabun New" w:hAnsi="TH Sarabun New"/>
+          <w:sz w:val="32"/>
+          <w:szCs w:val="32"/>
+        </w:rPr>
+        <w:t xml:space="preserve">.  </w:t>
+      </w:r>
+      <w:r>
+        <w:rPr>
+          <w:rFonts w:cs="TH Sarabun New" w:ascii="TH Sarabun New" w:hAnsi="TH Sarabun New"/>
           <w:sz w:val="32"/>
           <w:szCs w:val="32"/>
           <w:u w:val="dotted"/>
-          <w:cs/>
-        </w:rPr>
-        <w:t xml:space="preserve">   บริษัท ไอพาดรา สเปซ   </w:t>
-      </w:r>
-      <w:r>
-        <w:rPr>
-          <w:rFonts w:ascii="TH Sarabun New" w:hAnsi="TH Sarabun New" w:cs="TH Sarabun New"/>
-          <w:sz w:val="32"/>
-          <w:szCs w:val="32"/>
-          <w:cs/>
-        </w:rPr>
-        <w:t xml:space="preserve">  (ผู้ซื้อ/ผู้รับบริการ)</w:t>
+        </w:rPr>
+        <w:t xml:space="preserve">   </w:t>
+      </w:r>
+      <w:r>
+        <w:rPr>
+          <w:rFonts w:ascii="TH Sarabun New" w:hAnsi="TH Sarabun New" w:cs="TH Sarabun New"/>
+          <w:sz w:val="32"/>
+          <w:sz w:val="32"/>
+          <w:szCs w:val="32"/>
+          <w:u w:val="dotted"/>
+        </w:rPr>
+        <w:t xml:space="preserve">บริษัท ไอพาดรา สเปซ จำกัด   </w:t>
+      </w:r>
+      <w:r>
+        <w:rPr>
+          <w:rFonts w:ascii="TH Sarabun New" w:hAnsi="TH Sarabun New" w:cs="TH Sarabun New"/>
+          <w:sz w:val="32"/>
+          <w:sz w:val="32"/>
+          <w:szCs w:val="32"/>
+        </w:rPr>
+        <w:t xml:space="preserve">  </w:t>
+      </w:r>
+      <w:r>
+        <w:rPr>
+          <w:rFonts w:cs="TH Sarabun New" w:ascii="TH Sarabun New" w:hAnsi="TH Sarabun New"/>
+          <w:sz w:val="32"/>
+          <w:szCs w:val="32"/>
+        </w:rPr>
+        <w:t>(</w:t>
+      </w:r>
+      <w:r>
+        <w:rPr>
+          <w:rFonts w:ascii="TH Sarabun New" w:hAnsi="TH Sarabun New" w:cs="TH Sarabun New"/>
+          <w:sz w:val="32"/>
+          <w:sz w:val="32"/>
+          <w:szCs w:val="32"/>
+        </w:rPr>
+        <w:t>ผู้ซื้อ</w:t>
+      </w:r>
+      <w:r>
+        <w:rPr>
+          <w:rFonts w:cs="TH Sarabun New" w:ascii="TH Sarabun New" w:hAnsi="TH Sarabun New"/>
+          <w:sz w:val="32"/>
+          <w:szCs w:val="32"/>
+        </w:rPr>
+        <w:t>/</w:t>
+      </w:r>
+      <w:r>
+        <w:rPr>
+          <w:rFonts w:ascii="TH Sarabun New" w:hAnsi="TH Sarabun New" w:cs="TH Sarabun New"/>
+          <w:sz w:val="32"/>
+          <w:sz w:val="32"/>
+          <w:szCs w:val="32"/>
+        </w:rPr>
+        <w:t>ผู้รับบริการ</w:t>
+      </w:r>
+      <w:r>
+        <w:rPr>
+          <w:rFonts w:cs="TH Sarabun New" w:ascii="TH Sarabun New" w:hAnsi="TH Sarabun New"/>
+          <w:sz w:val="32"/>
+          <w:szCs w:val="32"/>
+        </w:rPr>
+        <w:t>)</w:t>
       </w:r>
     </w:p>
     <w:tbl>
       <w:tblPr>
         <w:tblStyle w:val="TableGrid"/>
-        <w:tblW w:w="0" w:type="auto"/>
-        <w:tblLook w:val="04A0" w:firstRow="1" w:lastRow="0" w:firstColumn="1" w:lastColumn="0" w:noHBand="0" w:noVBand="1"/>
+        <w:tblW w:w="9350" w:type="dxa"/>
+        <w:jc w:val="left"/>
+        <w:tblInd w:w="0" w:type="dxa"/>
+        <w:tblLayout w:type="fixed"/>
+        <w:tblCellMar>
+          <w:top w:w="0" w:type="dxa"/>
+          <w:left w:w="108" w:type="dxa"/>
+          <w:bottom w:w="0" w:type="dxa"/>
+          <w:right w:w="108" w:type="dxa"/>
+        </w:tblCellMar>
+        <w:tblLook w:val="04a0" w:noVBand="1" w:noHBand="0" w:lastColumn="0" w:firstColumn="1" w:lastRow="0" w:firstRow="1"/>
       </w:tblPr>
       <w:tblGrid>
         <w:gridCol w:w="1247"/>
         <w:gridCol w:w="5093"/>
         <w:gridCol w:w="1511"/>
-        <w:gridCol w:w="1499"/>
+        <w:gridCol w:w="1498"/>
       </w:tblGrid>
       <w:tr>
         <w:trPr>
-          <w:trHeight w:val="566"/>
+          <w:trHeight w:val="566" w:hRule="atLeast"/>
         </w:trPr>
         <w:tc>
           <w:tcPr>
-            <w:tcW w:w="1255" w:type="dxa"/>
+            <w:tcW w:w="1247" w:type="dxa"/>
+            <w:tcBorders/>
           </w:tcPr>
           <w:p>
             <w:pPr>
-              <w:spacing w:before="120"/>
+              <w:pStyle w:val="Normal"/>
+              <w:widowControl/>
+              <w:spacing w:lineRule="auto" w:line="240" w:before="120" w:after="0"/>
               <w:jc w:val="center"/>
               <w:rPr>
                 <w:rFonts w:ascii="TH Sarabun New" w:hAnsi="TH Sarabun New" w:cs="TH Sarabun New"/>
+                <w:b/>
                 <w:b/>
                 <w:bCs/>
                 <w:sz w:val="32"/>
@@ -97,12 +190,15 @@
             </w:pPr>
             <w:r>
               <w:rPr>
-                <w:rFonts w:ascii="TH Sarabun New" w:hAnsi="TH Sarabun New" w:cs="TH Sarabun New"/>
+                <w:rFonts w:ascii="TH Sarabun New" w:hAnsi="TH Sarabun New" w:eastAsia="Calibri" w:cs="TH Sarabun New"/>
+                <w:b/>
                 <w:b/>
                 <w:bCs/>
-                <w:sz w:val="32"/>
-                <w:szCs w:val="32"/>
-                <w:cs/>
+                <w:kern w:val="0"/>
+                <w:sz w:val="32"/>
+                <w:sz w:val="32"/>
+                <w:szCs w:val="32"/>
+                <w:lang w:val="en-US" w:eastAsia="en-US" w:bidi="th-TH"/>
               </w:rPr>
               <w:t>วัน เดือน ปี</w:t>
             </w:r>
@@ -110,14 +206,18 @@
         </w:tc>
         <w:tc>
           <w:tcPr>
-            <w:tcW w:w="5220" w:type="dxa"/>
+            <w:tcW w:w="5093" w:type="dxa"/>
+            <w:tcBorders/>
           </w:tcPr>
           <w:p>
             <w:pPr>
-              <w:spacing w:before="120"/>
+              <w:pStyle w:val="Normal"/>
+              <w:widowControl/>
+              <w:spacing w:lineRule="auto" w:line="240" w:before="120" w:after="0"/>
               <w:jc w:val="center"/>
               <w:rPr>
                 <w:rFonts w:ascii="TH Sarabun New" w:hAnsi="TH Sarabun New" w:cs="TH Sarabun New"/>
+                <w:b/>
                 <w:b/>
                 <w:bCs/>
                 <w:sz w:val="32"/>
@@ -126,12 +226,15 @@
             </w:pPr>
             <w:r>
               <w:rPr>
-                <w:rFonts w:ascii="TH Sarabun New" w:hAnsi="TH Sarabun New" w:cs="TH Sarabun New"/>
+                <w:rFonts w:ascii="TH Sarabun New" w:hAnsi="TH Sarabun New" w:eastAsia="Calibri" w:cs="TH Sarabun New"/>
+                <w:b/>
                 <w:b/>
                 <w:bCs/>
-                <w:sz w:val="32"/>
-                <w:szCs w:val="32"/>
-                <w:cs/>
+                <w:kern w:val="0"/>
+                <w:sz w:val="32"/>
+                <w:sz w:val="32"/>
+                <w:szCs w:val="32"/>
+                <w:lang w:val="en-US" w:eastAsia="en-US" w:bidi="th-TH"/>
               </w:rPr>
               <w:t>รายละเอียดการจ่าย</w:t>
             </w:r>
@@ -139,14 +242,18 @@
         </w:tc>
         <w:tc>
           <w:tcPr>
-            <w:tcW w:w="1350" w:type="dxa"/>
+            <w:tcW w:w="1511" w:type="dxa"/>
+            <w:tcBorders/>
           </w:tcPr>
           <w:p>
             <w:pPr>
-              <w:spacing w:before="120"/>
+              <w:pStyle w:val="Normal"/>
+              <w:widowControl/>
+              <w:spacing w:lineRule="auto" w:line="240" w:before="120" w:after="0"/>
               <w:jc w:val="center"/>
               <w:rPr>
                 <w:rFonts w:ascii="TH Sarabun New" w:hAnsi="TH Sarabun New" w:cs="TH Sarabun New"/>
+                <w:b/>
                 <w:b/>
                 <w:bCs/>
                 <w:sz w:val="32"/>
@@ -155,12 +262,15 @@
             </w:pPr>
             <w:r>
               <w:rPr>
-                <w:rFonts w:ascii="TH Sarabun New" w:hAnsi="TH Sarabun New" w:cs="TH Sarabun New"/>
+                <w:rFonts w:ascii="TH Sarabun New" w:hAnsi="TH Sarabun New" w:eastAsia="Calibri" w:cs="TH Sarabun New"/>
+                <w:b/>
                 <w:b/>
                 <w:bCs/>
-                <w:sz w:val="32"/>
-                <w:szCs w:val="32"/>
-                <w:cs/>
+                <w:kern w:val="0"/>
+                <w:sz w:val="32"/>
+                <w:sz w:val="32"/>
+                <w:szCs w:val="32"/>
+                <w:lang w:val="en-US" w:eastAsia="en-US" w:bidi="th-TH"/>
               </w:rPr>
               <w:t>จำนวนเงิน</w:t>
             </w:r>
@@ -168,14 +278,18 @@
         </w:tc>
         <w:tc>
           <w:tcPr>
-            <w:tcW w:w="1525" w:type="dxa"/>
+            <w:tcW w:w="1498" w:type="dxa"/>
+            <w:tcBorders/>
           </w:tcPr>
           <w:p>
             <w:pPr>
-              <w:spacing w:before="120"/>
+              <w:pStyle w:val="Normal"/>
+              <w:widowControl/>
+              <w:spacing w:lineRule="auto" w:line="240" w:before="120" w:after="0"/>
               <w:jc w:val="center"/>
               <w:rPr>
                 <w:rFonts w:ascii="TH Sarabun New" w:hAnsi="TH Sarabun New" w:cs="TH Sarabun New"/>
+                <w:b/>
                 <w:b/>
                 <w:bCs/>
                 <w:sz w:val="32"/>
@@ -184,12 +298,15 @@
             </w:pPr>
             <w:r>
               <w:rPr>
-                <w:rFonts w:ascii="TH Sarabun New" w:hAnsi="TH Sarabun New" w:cs="TH Sarabun New"/>
+                <w:rFonts w:ascii="TH Sarabun New" w:hAnsi="TH Sarabun New" w:eastAsia="Calibri" w:cs="TH Sarabun New"/>
+                <w:b/>
                 <w:b/>
                 <w:bCs/>
-                <w:sz w:val="32"/>
-                <w:szCs w:val="32"/>
-                <w:cs/>
+                <w:kern w:val="0"/>
+                <w:sz w:val="32"/>
+                <w:sz w:val="32"/>
+                <w:szCs w:val="32"/>
+                <w:lang w:val="en-US" w:eastAsia="en-US" w:bidi="th-TH"/>
               </w:rPr>
               <w:t>หมายเหตุ</w:t>
             </w:r>
@@ -197,165 +314,130 @@
         </w:tc>
       </w:tr>
       <w:tr>
+        <w:trPr/>
         <w:tc>
           <w:tcPr>
-            <w:tcW w:w="1255" w:type="dxa"/>
-            <w:tcBorders>
-              <w:bottom w:val="single" w:sz="4" w:space="0" w:color="auto"/>
-            </w:tcBorders>
+            <w:tcW w:w="1247" w:type="dxa"/>
+            <w:tcBorders/>
           </w:tcPr>
           <w:p>
             <w:pPr>
-              <w:spacing w:before="100" w:beforeAutospacing="1"/>
+              <w:pStyle w:val="Normal"/>
+              <w:widowControl/>
+              <w:spacing w:lineRule="auto" w:line="240" w:beforeAutospacing="1" w:after="0"/>
+              <w:jc w:val="left"/>
               <w:rPr>
                 <w:rFonts w:ascii="TH Sarabun New" w:hAnsi="TH Sarabun New" w:cs="TH Sarabun New"/>
                 <w:sz w:val="32"/>
                 <w:szCs w:val="32"/>
-                <w:cs/>
               </w:rPr>
             </w:pPr>
             <w:r>
               <w:rPr>
-                <w:rFonts w:ascii="TH Sarabun New" w:hAnsi="TH Sarabun New" w:cs="TH Sarabun New"/>
-                <w:sz w:val="32"/>
-                <w:szCs w:val="32"/>
-              </w:rPr>
-              <w:t>$</w:t>
-            </w:r>
-            <w:proofErr w:type="gramStart"/>
-            <w:r>
-              <w:rPr>
-                <w:rFonts w:ascii="TH Sarabun New" w:hAnsi="TH Sarabun New" w:cs="TH Sarabun New"/>
-                <w:sz w:val="32"/>
-                <w:szCs w:val="32"/>
-              </w:rPr>
-              <w:t>date[</w:t>
-            </w:r>
-            <w:proofErr w:type="gramEnd"/>
-            <w:r>
-              <w:rPr>
-                <w:rFonts w:ascii="TH Sarabun New" w:hAnsi="TH Sarabun New" w:cs="TH Sarabun New"/>
-                <w:sz w:val="32"/>
-                <w:szCs w:val="32"/>
-              </w:rPr>
-              <w:t>0]</w:t>
+                <w:rFonts w:eastAsia="Calibri" w:cs="TH Sarabun New" w:ascii="TH Sarabun New" w:hAnsi="TH Sarabun New"/>
+                <w:kern w:val="0"/>
+                <w:sz w:val="32"/>
+                <w:szCs w:val="32"/>
+                <w:lang w:val="en-US" w:eastAsia="en-US" w:bidi="th-TH"/>
+              </w:rPr>
+              <w:t>$date[0]</w:t>
             </w:r>
           </w:p>
         </w:tc>
         <w:tc>
           <w:tcPr>
-            <w:tcW w:w="5220" w:type="dxa"/>
-            <w:tcBorders>
-              <w:bottom w:val="single" w:sz="4" w:space="0" w:color="auto"/>
-            </w:tcBorders>
+            <w:tcW w:w="5093" w:type="dxa"/>
+            <w:tcBorders/>
           </w:tcPr>
           <w:p>
             <w:pPr>
-              <w:spacing w:before="100" w:beforeAutospacing="1"/>
+              <w:pStyle w:val="Normal"/>
+              <w:widowControl/>
+              <w:spacing w:lineRule="auto" w:line="240" w:beforeAutospacing="1" w:after="0"/>
+              <w:jc w:val="left"/>
               <w:rPr>
                 <w:rFonts w:ascii="TH Sarabun New" w:hAnsi="TH Sarabun New" w:cs="TH Sarabun New"/>
                 <w:sz w:val="32"/>
                 <w:szCs w:val="32"/>
-                <w:cs/>
               </w:rPr>
             </w:pPr>
             <w:r>
               <w:rPr>
-                <w:rFonts w:ascii="TH Sarabun New" w:hAnsi="TH Sarabun New" w:cs="TH Sarabun New"/>
-                <w:sz w:val="32"/>
-                <w:szCs w:val="32"/>
-              </w:rPr>
-              <w:t>$</w:t>
-            </w:r>
-            <w:proofErr w:type="gramStart"/>
-            <w:r>
-              <w:rPr>
-                <w:rFonts w:ascii="TH Sarabun New" w:hAnsi="TH Sarabun New" w:cs="TH Sarabun New"/>
-                <w:sz w:val="32"/>
-                <w:szCs w:val="32"/>
-              </w:rPr>
-              <w:t>desc[</w:t>
-            </w:r>
-            <w:proofErr w:type="gramEnd"/>
-            <w:r>
-              <w:rPr>
-                <w:rFonts w:ascii="TH Sarabun New" w:hAnsi="TH Sarabun New" w:cs="TH Sarabun New"/>
-                <w:sz w:val="32"/>
-                <w:szCs w:val="32"/>
-              </w:rPr>
-              <w:t>0]</w:t>
+                <w:rFonts w:eastAsia="Calibri" w:cs="TH Sarabun New" w:ascii="TH Sarabun New" w:hAnsi="TH Sarabun New"/>
+                <w:kern w:val="0"/>
+                <w:sz w:val="32"/>
+                <w:szCs w:val="32"/>
+                <w:lang w:val="en-US" w:eastAsia="en-US" w:bidi="th-TH"/>
+              </w:rPr>
+              <w:t>$desc[0]</w:t>
             </w:r>
           </w:p>
         </w:tc>
         <w:tc>
           <w:tcPr>
-            <w:tcW w:w="1350" w:type="dxa"/>
+            <w:tcW w:w="1511" w:type="dxa"/>
+            <w:tcBorders/>
           </w:tcPr>
           <w:p>
             <w:pPr>
-              <w:spacing w:before="100" w:beforeAutospacing="1"/>
+              <w:pStyle w:val="Normal"/>
+              <w:widowControl/>
+              <w:spacing w:lineRule="auto" w:line="240" w:beforeAutospacing="1" w:after="0"/>
+              <w:jc w:val="left"/>
               <w:rPr>
                 <w:rFonts w:ascii="TH Sarabun New" w:hAnsi="TH Sarabun New" w:cs="TH Sarabun New"/>
                 <w:sz w:val="32"/>
                 <w:szCs w:val="32"/>
-                <w:cs/>
               </w:rPr>
             </w:pPr>
             <w:r>
               <w:rPr>
-                <w:rFonts w:ascii="TH Sarabun New" w:hAnsi="TH Sarabun New" w:cs="TH Sarabun New"/>
-                <w:sz w:val="32"/>
-                <w:szCs w:val="32"/>
-              </w:rPr>
-              <w:t>$</w:t>
-            </w:r>
-            <w:proofErr w:type="gramStart"/>
-            <w:r>
-              <w:rPr>
-                <w:rFonts w:ascii="TH Sarabun New" w:hAnsi="TH Sarabun New" w:cs="TH Sarabun New"/>
-                <w:sz w:val="32"/>
-                <w:szCs w:val="32"/>
-              </w:rPr>
-              <w:t>amount[</w:t>
-            </w:r>
-            <w:proofErr w:type="gramEnd"/>
-            <w:r>
-              <w:rPr>
-                <w:rFonts w:ascii="TH Sarabun New" w:hAnsi="TH Sarabun New" w:cs="TH Sarabun New"/>
-                <w:sz w:val="32"/>
-                <w:szCs w:val="32"/>
-              </w:rPr>
-              <w:t>0]</w:t>
+                <w:rFonts w:eastAsia="Calibri" w:cs="TH Sarabun New" w:ascii="TH Sarabun New" w:hAnsi="TH Sarabun New"/>
+                <w:kern w:val="0"/>
+                <w:sz w:val="32"/>
+                <w:szCs w:val="32"/>
+                <w:lang w:val="en-US" w:eastAsia="en-US" w:bidi="th-TH"/>
+              </w:rPr>
+              <w:t>$amount[0]</w:t>
             </w:r>
           </w:p>
         </w:tc>
         <w:tc>
           <w:tcPr>
-            <w:tcW w:w="1525" w:type="dxa"/>
-            <w:tcBorders>
-              <w:bottom w:val="single" w:sz="4" w:space="0" w:color="auto"/>
-            </w:tcBorders>
+            <w:tcW w:w="1498" w:type="dxa"/>
+            <w:tcBorders/>
           </w:tcPr>
           <w:p>
             <w:pPr>
-              <w:spacing w:before="100" w:beforeAutospacing="1"/>
+              <w:pStyle w:val="Normal"/>
+              <w:widowControl/>
+              <w:spacing w:lineRule="auto" w:line="240" w:beforeAutospacing="1" w:after="0"/>
+              <w:jc w:val="left"/>
               <w:rPr>
                 <w:rFonts w:ascii="TH Sarabun New" w:hAnsi="TH Sarabun New" w:cs="TH Sarabun New"/>
                 <w:sz w:val="32"/>
                 <w:szCs w:val="32"/>
-                <w:cs/>
               </w:rPr>
             </w:pPr>
+            <w:r>
+              <w:rPr>
+                <w:rFonts w:eastAsia="Calibri" w:cs="TH Sarabun New" w:ascii="TH Sarabun New" w:hAnsi="TH Sarabun New"/>
+                <w:kern w:val="0"/>
+                <w:sz w:val="22"/>
+                <w:szCs w:val="28"/>
+                <w:lang w:val="en-US" w:eastAsia="en-US" w:bidi="th-TH"/>
+              </w:rPr>
+            </w:r>
           </w:p>
         </w:tc>
       </w:tr>
       <w:tr>
         <w:trPr>
-          <w:trHeight w:val="638"/>
+          <w:trHeight w:val="638" w:hRule="atLeast"/>
         </w:trPr>
         <w:tc>
           <w:tcPr>
-            <w:tcW w:w="1255" w:type="dxa"/>
+            <w:tcW w:w="1247" w:type="dxa"/>
             <w:tcBorders>
               <w:left w:val="nil"/>
               <w:bottom w:val="nil"/>
@@ -364,20 +446,30 @@
           </w:tcPr>
           <w:p>
             <w:pPr>
-              <w:spacing w:before="100" w:beforeAutospacing="1"/>
+              <w:pStyle w:val="Normal"/>
+              <w:widowControl/>
+              <w:spacing w:lineRule="auto" w:line="240" w:beforeAutospacing="1" w:after="0"/>
               <w:jc w:val="center"/>
               <w:rPr>
                 <w:rFonts w:ascii="TH Sarabun New" w:hAnsi="TH Sarabun New" w:cs="TH Sarabun New"/>
                 <w:sz w:val="32"/>
                 <w:szCs w:val="32"/>
-                <w:cs/>
               </w:rPr>
             </w:pPr>
+            <w:r>
+              <w:rPr>
+                <w:rFonts w:eastAsia="Calibri" w:cs="TH Sarabun New" w:ascii="TH Sarabun New" w:hAnsi="TH Sarabun New"/>
+                <w:kern w:val="0"/>
+                <w:sz w:val="22"/>
+                <w:szCs w:val="28"/>
+                <w:lang w:val="en-US" w:eastAsia="en-US" w:bidi="th-TH"/>
+              </w:rPr>
+            </w:r>
           </w:p>
         </w:tc>
         <w:tc>
           <w:tcPr>
-            <w:tcW w:w="5220" w:type="dxa"/>
+            <w:tcW w:w="5093" w:type="dxa"/>
             <w:tcBorders>
               <w:left w:val="nil"/>
               <w:bottom w:val="nil"/>
@@ -385,25 +477,30 @@
           </w:tcPr>
           <w:p>
             <w:pPr>
-              <w:spacing w:before="120"/>
+              <w:pStyle w:val="Normal"/>
+              <w:widowControl/>
+              <w:spacing w:lineRule="auto" w:line="240" w:before="120" w:after="0"/>
               <w:jc w:val="center"/>
               <w:rPr>
                 <w:rFonts w:ascii="TH Sarabun New" w:hAnsi="TH Sarabun New" w:cs="TH Sarabun New"/>
                 <w:b/>
+                <w:b/>
                 <w:bCs/>
                 <w:sz w:val="32"/>
                 <w:szCs w:val="32"/>
-                <w:cs/>
               </w:rPr>
             </w:pPr>
             <w:r>
               <w:rPr>
-                <w:rFonts w:ascii="TH Sarabun New" w:hAnsi="TH Sarabun New" w:cs="TH Sarabun New"/>
+                <w:rFonts w:ascii="TH Sarabun New" w:hAnsi="TH Sarabun New" w:eastAsia="Calibri" w:cs="TH Sarabun New"/>
+                <w:b/>
                 <w:b/>
                 <w:bCs/>
-                <w:sz w:val="32"/>
-                <w:szCs w:val="32"/>
-                <w:cs/>
+                <w:kern w:val="0"/>
+                <w:sz w:val="32"/>
+                <w:sz w:val="32"/>
+                <w:szCs w:val="32"/>
+                <w:lang w:val="en-US" w:eastAsia="en-US" w:bidi="th-TH"/>
               </w:rPr>
               <w:t>รวมทั้งสิ้น</w:t>
             </w:r>
@@ -411,48 +508,41 @@
         </w:tc>
         <w:tc>
           <w:tcPr>
-            <w:tcW w:w="1350" w:type="dxa"/>
+            <w:tcW w:w="1511" w:type="dxa"/>
+            <w:tcBorders/>
           </w:tcPr>
           <w:p>
             <w:pPr>
-              <w:spacing w:before="120"/>
+              <w:pStyle w:val="Normal"/>
+              <w:widowControl/>
+              <w:spacing w:lineRule="auto" w:line="240" w:before="120" w:after="0"/>
               <w:jc w:val="center"/>
               <w:rPr>
                 <w:rFonts w:ascii="TH Sarabun New" w:hAnsi="TH Sarabun New" w:cs="TH Sarabun New"/>
                 <w:b/>
+                <w:b/>
                 <w:bCs/>
                 <w:sz w:val="32"/>
                 <w:szCs w:val="32"/>
-                <w:cs/>
               </w:rPr>
             </w:pPr>
             <w:r>
               <w:rPr>
-                <w:rFonts w:ascii="TH Sarabun New" w:hAnsi="TH Sarabun New" w:cs="TH Sarabun New"/>
+                <w:rFonts w:eastAsia="Calibri" w:cs="TH Sarabun New" w:ascii="TH Sarabun New" w:hAnsi="TH Sarabun New"/>
                 <w:b/>
                 <w:bCs/>
-                <w:sz w:val="32"/>
-                <w:szCs w:val="32"/>
-              </w:rPr>
-              <w:t>$</w:t>
+                <w:kern w:val="0"/>
+                <w:sz w:val="32"/>
+                <w:szCs w:val="32"/>
+                <w:lang w:val="en-US" w:eastAsia="en-US" w:bidi="th-TH"/>
+              </w:rPr>
+              <w:t>$intSumTotal</w:t>
             </w:r>
-            <w:proofErr w:type="spellStart"/>
-            <w:r>
-              <w:rPr>
-                <w:rFonts w:ascii="TH Sarabun New" w:hAnsi="TH Sarabun New" w:cs="TH Sarabun New"/>
-                <w:b/>
-                <w:bCs/>
-                <w:sz w:val="32"/>
-                <w:szCs w:val="32"/>
-              </w:rPr>
-              <w:t>intSumTotal</w:t>
-            </w:r>
-            <w:proofErr w:type="spellEnd"/>
           </w:p>
         </w:tc>
         <w:tc>
           <w:tcPr>
-            <w:tcW w:w="1525" w:type="dxa"/>
+            <w:tcW w:w="1498" w:type="dxa"/>
             <w:tcBorders>
               <w:bottom w:val="nil"/>
               <w:right w:val="nil"/>
@@ -460,21 +550,32 @@
           </w:tcPr>
           <w:p>
             <w:pPr>
-              <w:spacing w:before="120"/>
+              <w:pStyle w:val="Normal"/>
+              <w:widowControl/>
+              <w:spacing w:lineRule="auto" w:line="240" w:before="120" w:after="0"/>
               <w:jc w:val="center"/>
               <w:rPr>
                 <w:rFonts w:ascii="TH Sarabun New" w:hAnsi="TH Sarabun New" w:cs="TH Sarabun New"/>
                 <w:sz w:val="32"/>
                 <w:szCs w:val="32"/>
-                <w:cs/>
               </w:rPr>
             </w:pPr>
+            <w:r>
+              <w:rPr>
+                <w:rFonts w:eastAsia="Calibri" w:cs="TH Sarabun New" w:ascii="TH Sarabun New" w:hAnsi="TH Sarabun New"/>
+                <w:kern w:val="0"/>
+                <w:sz w:val="22"/>
+                <w:szCs w:val="28"/>
+                <w:lang w:val="en-US" w:eastAsia="en-US" w:bidi="th-TH"/>
+              </w:rPr>
+            </w:r>
           </w:p>
         </w:tc>
       </w:tr>
     </w:tbl>
     <w:p>
       <w:pPr>
+        <w:pStyle w:val="Normal"/>
         <w:jc w:val="center"/>
         <w:rPr>
           <w:rFonts w:ascii="TH Sarabun New" w:hAnsi="TH Sarabun New" w:cs="TH Sarabun New"/>
@@ -482,9 +583,17 @@
           <w:szCs w:val="32"/>
         </w:rPr>
       </w:pPr>
+      <w:r>
+        <w:rPr>
+          <w:rFonts w:cs="TH Sarabun New" w:ascii="TH Sarabun New" w:hAnsi="TH Sarabun New"/>
+          <w:sz w:val="32"/>
+          <w:szCs w:val="32"/>
+        </w:rPr>
+      </w:r>
     </w:p>
     <w:p>
       <w:pPr>
+        <w:pStyle w:val="Normal"/>
         <w:ind w:left="720" w:firstLine="720"/>
         <w:rPr>
           <w:rFonts w:ascii="TH Sarabun New" w:hAnsi="TH Sarabun New" w:cs="TH Sarabun New"/>
@@ -497,82 +606,49 @@
         <w:rPr>
           <w:rFonts w:ascii="TH Sarabun New" w:hAnsi="TH Sarabun New" w:cs="TH Sarabun New"/>
           <w:sz w:val="32"/>
-          <w:szCs w:val="32"/>
-          <w:cs/>
-        </w:rPr>
-        <w:t xml:space="preserve">รวมทั้งสิ้น (ตัวอักษร) </w:t>
-      </w:r>
-      <w:r>
-        <w:rPr>
-          <w:rFonts w:ascii="TH Sarabun New" w:hAnsi="TH Sarabun New" w:cs="TH Sarabun New"/>
+          <w:sz w:val="32"/>
+          <w:szCs w:val="32"/>
+        </w:rPr>
+        <w:t xml:space="preserve">รวมทั้งสิ้น </w:t>
+      </w:r>
+      <w:r>
+        <w:rPr>
+          <w:rFonts w:cs="TH Sarabun New" w:ascii="TH Sarabun New" w:hAnsi="TH Sarabun New"/>
+          <w:sz w:val="32"/>
+          <w:szCs w:val="32"/>
+        </w:rPr>
+        <w:t>(</w:t>
+      </w:r>
+      <w:r>
+        <w:rPr>
+          <w:rFonts w:ascii="TH Sarabun New" w:hAnsi="TH Sarabun New" w:cs="TH Sarabun New"/>
+          <w:sz w:val="32"/>
+          <w:sz w:val="32"/>
+          <w:szCs w:val="32"/>
+        </w:rPr>
+        <w:t>ตัวอักษร</w:t>
+      </w:r>
+      <w:r>
+        <w:rPr>
+          <w:rFonts w:cs="TH Sarabun New" w:ascii="TH Sarabun New" w:hAnsi="TH Sarabun New"/>
+          <w:sz w:val="32"/>
+          <w:szCs w:val="32"/>
+        </w:rPr>
+        <w:t xml:space="preserve">) </w:t>
+      </w:r>
+      <w:r>
+        <w:rPr>
+          <w:rFonts w:cs="TH Sarabun New" w:ascii="TH Sarabun New" w:hAnsi="TH Sarabun New"/>
           <w:sz w:val="32"/>
           <w:szCs w:val="32"/>
           <w:u w:val="dotted"/>
-          <w:cs/>
-        </w:rPr>
-        <w:t xml:space="preserve"> </w:t>
-      </w:r>
-      <w:r>
-        <w:rPr>
-          <w:rFonts w:ascii="TH Sarabun New" w:hAnsi="TH Sarabun New" w:cs="TH Sarabun New"/>
-          <w:sz w:val="32"/>
-          <w:szCs w:val="32"/>
-          <w:u w:val="dotted"/>
-        </w:rPr>
-        <w:t xml:space="preserve">     </w:t>
-      </w:r>
-      <w:r>
-        <w:rPr>
-          <w:rFonts w:ascii="TH Sarabun New" w:hAnsi="TH Sarabun New" w:cs="TH Sarabun New"/>
-          <w:sz w:val="32"/>
-          <w:szCs w:val="32"/>
-          <w:u w:val="dotted"/>
-          <w:cs/>
-        </w:rPr>
-        <w:t xml:space="preserve"> </w:t>
-      </w:r>
-      <w:r>
-        <w:rPr>
-          <w:rFonts w:ascii="TH Sarabun New" w:hAnsi="TH Sarabun New" w:cs="TH Sarabun New"/>
-          <w:sz w:val="32"/>
-          <w:szCs w:val="32"/>
-          <w:u w:val="dotted"/>
-        </w:rPr>
-        <w:t>$</w:t>
-      </w:r>
-      <w:proofErr w:type="spellStart"/>
-      <w:r>
-        <w:rPr>
-          <w:rFonts w:ascii="TH Sarabun New" w:hAnsi="TH Sarabun New" w:cs="TH Sarabun New"/>
-          <w:sz w:val="32"/>
-          <w:szCs w:val="32"/>
-          <w:u w:val="dotted"/>
-        </w:rPr>
-        <w:t>thSumTota</w:t>
-      </w:r>
-      <w:r>
-        <w:rPr>
-          <w:rFonts w:ascii="TH Sarabun New" w:hAnsi="TH Sarabun New" w:cs="TH Sarabun New"/>
-          <w:sz w:val="32"/>
-          <w:szCs w:val="32"/>
-          <w:u w:val="dotted"/>
-        </w:rPr>
-        <w:t>l</w:t>
-      </w:r>
-      <w:proofErr w:type="spellEnd"/>
-      <w:r>
-        <w:rPr>
-          <w:rFonts w:ascii="TH Sarabun New" w:hAnsi="TH Sarabun New" w:cs="TH Sarabun New"/>
-          <w:sz w:val="32"/>
-          <w:szCs w:val="32"/>
-          <w:u w:val="dotted"/>
-          <w:cs/>
-        </w:rPr>
-        <w:t>        </w:t>
+        </w:rPr>
+        <w:t xml:space="preserve">       $thSumTotal        </w:t>
       </w:r>
     </w:p>
     <w:p>
       <w:pPr>
+        <w:pStyle w:val="Normal"/>
         <w:rPr>
           <w:rFonts w:ascii="TH Sarabun New" w:hAnsi="TH Sarabun New" w:cs="TH Sarabun New"/>
           <w:sz w:val="32"/>
@@ -581,7 +657,7 @@
       </w:pPr>
       <w:r>
         <w:rPr>
-          <w:rFonts w:ascii="TH Sarabun New" w:hAnsi="TH Sarabun New" w:cs="TH Sarabun New"/>
+          <w:rFonts w:cs="TH Sarabun New" w:ascii="TH Sarabun New" w:hAnsi="TH Sarabun New"/>
           <w:sz w:val="32"/>
           <w:szCs w:val="32"/>
         </w:rPr>
@@ -591,17 +667,174 @@
         <w:rPr>
           <w:rFonts w:ascii="TH Sarabun New" w:hAnsi="TH Sarabun New" w:cs="TH Sarabun New"/>
           <w:sz w:val="32"/>
-          <w:szCs w:val="32"/>
-          <w:cs/>
-        </w:rPr>
-        <w:t xml:space="preserve">ข้าพเจ้า </w:t>
-      </w:r>
-      <w:r>
-        <w:rPr>
-          <w:rFonts w:ascii="TH Sarabun New" w:hAnsi="TH Sarabun New" w:cs="TH Sarabun New"/>
-          <w:sz w:val="32"/>
-          <w:szCs w:val="32"/>
-          <w:cs/>
+          <w:sz w:val="32"/>
+          <w:szCs w:val="32"/>
+        </w:rPr>
+        <w:t xml:space="preserve">ข้าพเจ้า  </w:t>
+      </w:r>
+      <w:r>
+        <w:rPr>
+          <w:rFonts w:ascii="TH Sarabun New" w:hAnsi="TH Sarabun New" w:cs="TH Sarabun New"/>
+          <w:sz w:val="32"/>
+          <w:sz w:val="32"/>
+          <w:szCs w:val="32"/>
+          <w:u w:val="dotted"/>
+        </w:rPr>
+        <w:t xml:space="preserve">         </w:t>
+      </w:r>
+      <w:r>
+        <w:rPr>
+          <w:rFonts w:ascii="TH Sarabun New" w:hAnsi="TH Sarabun New" w:cs="TH Sarabun New"/>
+          <w:sz w:val="32"/>
+          <w:sz w:val="32"/>
+          <w:szCs w:val="32"/>
+          <w:u w:val="dotted"/>
+        </w:rPr>
+        <w:t>ภาคภูมิ</w:t>
+      </w:r>
+      <w:r>
+        <w:rPr>
+          <w:rFonts w:ascii="TH Sarabun New" w:hAnsi="TH Sarabun New" w:cs="TH Sarabun New"/>
+          <w:sz w:val="32"/>
+          <w:sz w:val="32"/>
+          <w:szCs w:val="32"/>
+          <w:u w:val="dotted"/>
+        </w:rPr>
+        <w:t xml:space="preserve"> รอดสาตรา          </w:t>
+      </w:r>
+      <w:r>
+        <w:rPr>
+          <w:rFonts w:ascii="TH Sarabun New" w:hAnsi="TH Sarabun New" w:cs="TH Sarabun New"/>
+          <w:sz w:val="32"/>
+          <w:sz w:val="32"/>
+          <w:szCs w:val="32"/>
+        </w:rPr>
+        <w:t xml:space="preserve">  </w:t>
+      </w:r>
+      <w:r>
+        <w:rPr>
+          <w:rFonts w:cs="TH Sarabun New" w:ascii="TH Sarabun New" w:hAnsi="TH Sarabun New"/>
+          <w:sz w:val="32"/>
+          <w:szCs w:val="32"/>
+        </w:rPr>
+        <w:t>(</w:t>
+      </w:r>
+      <w:r>
+        <w:rPr>
+          <w:rFonts w:ascii="TH Sarabun New" w:hAnsi="TH Sarabun New" w:cs="TH Sarabun New"/>
+          <w:sz w:val="32"/>
+          <w:sz w:val="32"/>
+          <w:szCs w:val="32"/>
+        </w:rPr>
+        <w:t>ผู้เบิกจ่าย</w:t>
+      </w:r>
+      <w:r>
+        <w:rPr>
+          <w:rFonts w:cs="TH Sarabun New" w:ascii="TH Sarabun New" w:hAnsi="TH Sarabun New"/>
+          <w:sz w:val="32"/>
+          <w:szCs w:val="32"/>
+        </w:rPr>
+        <w:t xml:space="preserve">) </w:t>
+      </w:r>
+      <w:r>
+        <w:rPr>
+          <w:rFonts w:ascii="TH Sarabun New" w:hAnsi="TH Sarabun New" w:cs="TH Sarabun New"/>
+          <w:sz w:val="32"/>
+          <w:sz w:val="32"/>
+          <w:szCs w:val="32"/>
+        </w:rPr>
+        <w:t xml:space="preserve">ตำแหน่ง  </w:t>
+      </w:r>
+      <w:r>
+        <w:rPr>
+          <w:rFonts w:ascii="TH Sarabun New" w:hAnsi="TH Sarabun New" w:cs="TH Sarabun New"/>
+          <w:sz w:val="32"/>
+          <w:sz w:val="32"/>
+          <w:szCs w:val="32"/>
+          <w:u w:val="dotted"/>
+        </w:rPr>
+        <w:t xml:space="preserve">              กรรมการ               </w:t>
+      </w:r>
+      <w:r>
+        <w:rPr>
+          <w:rFonts w:cs="TH Sarabun New" w:ascii="TH Sarabun New" w:hAnsi="TH Sarabun New"/>
+          <w:sz w:val="32"/>
+          <w:szCs w:val="32"/>
+          <w:u w:val="dotted"/>
+        </w:rPr>
+        <w:br/>
+      </w:r>
+      <w:r>
+        <w:rPr>
+          <w:rFonts w:ascii="TH Sarabun New" w:hAnsi="TH Sarabun New" w:cs="TH Sarabun New"/>
+          <w:sz w:val="32"/>
+          <w:sz w:val="32"/>
+          <w:szCs w:val="32"/>
+        </w:rPr>
+        <w:t>ขอรับรองว่า รายจ่ายข้างต้นนี้ไม่อาจเรียกเก็บใบเสร็จรับเงินจากผู้รับได้ และข้าพเจ้าได้จ่ายไปในงานของทาง</w:t>
+      </w:r>
+      <w:r>
+        <w:rPr>
+          <w:rFonts w:cs="TH Sarabun New" w:ascii="TH Sarabun New" w:hAnsi="TH Sarabun New"/>
+          <w:sz w:val="32"/>
+          <w:szCs w:val="32"/>
+        </w:rPr>
+        <w:br/>
+      </w:r>
+      <w:r>
+        <w:rPr>
+          <w:rFonts w:ascii="TH Sarabun New" w:hAnsi="TH Sarabun New" w:cs="TH Sarabun New"/>
+          <w:sz w:val="32"/>
+          <w:sz w:val="32"/>
+          <w:szCs w:val="32"/>
+        </w:rPr>
+        <w:t>บริษัท</w:t>
+      </w:r>
+      <w:r>
+        <w:rPr>
+          <w:rFonts w:cs="TH Sarabun New" w:ascii="TH Sarabun New" w:hAnsi="TH Sarabun New"/>
+          <w:sz w:val="32"/>
+          <w:szCs w:val="32"/>
+        </w:rPr>
+        <w:t>/</w:t>
+      </w:r>
+      <w:r>
+        <w:rPr>
+          <w:rFonts w:ascii="TH Sarabun New" w:hAnsi="TH Sarabun New" w:cs="TH Sarabun New"/>
+          <w:sz w:val="32"/>
+          <w:sz w:val="32"/>
+          <w:szCs w:val="32"/>
+        </w:rPr>
+        <w:t xml:space="preserve">ห้างหุ้นส่วนจำกัด โดยแท้ ตั้งแต่วันที่ </w:t>
+      </w:r>
+      <w:r>
+        <w:rPr>
+          <w:rFonts w:ascii="TH Sarabun New" w:hAnsi="TH Sarabun New" w:cs="TH Sarabun New"/>
+          <w:u w:val="dotted"/>
+        </w:rPr>
+        <w:t>          </w:t>
+      </w:r>
+      <w:r>
+        <w:rPr>
+          <w:rFonts w:cs="TH Sarabun New" w:ascii="TH Sarabun New" w:hAnsi="TH Sarabun New"/>
+          <w:sz w:val="32"/>
+          <w:szCs w:val="32"/>
+          <w:u w:val="dotted"/>
+        </w:rPr>
+        <w:t>$fromDate</w:t>
+      </w:r>
+      <w:r>
+        <w:rPr>
+          <w:rFonts w:cs="TH Sarabun New" w:ascii="TH Sarabun New" w:hAnsi="TH Sarabun New"/>
+          <w:u w:val="dotted"/>
+        </w:rPr>
+        <w:t>          </w:t>
+      </w:r>
+      <w:r>
+        <w:rPr>
+          <w:rFonts w:cs="TH Sarabun New" w:ascii="TH Sarabun New" w:hAnsi="TH Sarabun New"/>
+          <w:sz w:val="32"/>
+          <w:szCs w:val="32"/>
         </w:rPr>
         <w:t xml:space="preserve"> </w:t>
       </w:r>
@@ -609,358 +842,39 @@
         <w:rPr>
           <w:rFonts w:ascii="TH Sarabun New" w:hAnsi="TH Sarabun New" w:cs="TH Sarabun New"/>
           <w:sz w:val="32"/>
-          <w:szCs w:val="32"/>
+          <w:sz w:val="32"/>
+          <w:szCs w:val="32"/>
+        </w:rPr>
+        <w:t xml:space="preserve">ถึงวันที่ </w:t>
+      </w:r>
+      <w:r>
+        <w:rPr>
+          <w:rFonts w:ascii="TH Sarabun New" w:hAnsi="TH Sarabun New" w:cs="TH Sarabun New"/>
           <w:u w:val="dotted"/>
-          <w:cs/>
-        </w:rPr>
-        <w:t xml:space="preserve">    </w:t>
-      </w:r>
-      <w:r>
-        <w:rPr>
-          <w:rFonts w:ascii="TH Sarabun New" w:hAnsi="TH Sarabun New" w:cs="TH Sarabun New"/>
+        </w:rPr>
+        <w:t>         </w:t>
+      </w:r>
+      <w:r>
+        <w:rPr>
+          <w:rFonts w:cs="TH Sarabun New" w:ascii="TH Sarabun New" w:hAnsi="TH Sarabun New"/>
           <w:sz w:val="32"/>
           <w:szCs w:val="32"/>
           <w:u w:val="dotted"/>
         </w:rPr>
-        <w:t xml:space="preserve">   </w:t>
-      </w:r>
-      <w:r>
-        <w:rPr>
-          <w:rFonts w:ascii="TH Sarabun New" w:hAnsi="TH Sarabun New" w:cs="TH Sarabun New"/>
-          <w:sz w:val="32"/>
-          <w:szCs w:val="32"/>
+        <w:t>$toDate </w:t>
+      </w:r>
+      <w:r>
+        <w:rPr>
+          <w:rFonts w:cs="TH Sarabun New" w:ascii="TH Sarabun New" w:hAnsi="TH Sarabun New"/>
           <w:u w:val="dotted"/>
-          <w:cs/>
-        </w:rPr>
-        <w:t xml:space="preserve">  </w:t>
-      </w:r>
-      <w:r>
-        <w:rPr>
-          <w:rFonts w:ascii="TH Sarabun New" w:hAnsi="TH Sarabun New" w:cs="TH Sarabun New"/>
-          <w:sz w:val="32"/>
-          <w:szCs w:val="32"/>
-          <w:u w:val="dotted"/>
-          <w:cs/>
-        </w:rPr>
-        <w:t>เอื้ออังกูร รอดสาตรา</w:t>
-      </w:r>
-      <w:r>
-        <w:rPr>
-          <w:rFonts w:ascii="TH Sarabun New" w:hAnsi="TH Sarabun New" w:cs="TH Sarabun New"/>
-          <w:sz w:val="32"/>
-          <w:szCs w:val="32"/>
-          <w:u w:val="dotted"/>
-          <w:cs/>
-        </w:rPr>
-        <w:t xml:space="preserve"> </w:t>
-      </w:r>
-      <w:r>
-        <w:rPr>
-          <w:rFonts w:ascii="TH Sarabun New" w:hAnsi="TH Sarabun New" w:cs="TH Sarabun New"/>
-          <w:sz w:val="32"/>
-          <w:szCs w:val="32"/>
-          <w:u w:val="dotted"/>
-        </w:rPr>
-        <w:t xml:space="preserve">  </w:t>
-      </w:r>
-      <w:r>
-        <w:rPr>
-          <w:rFonts w:ascii="TH Sarabun New" w:hAnsi="TH Sarabun New" w:cs="TH Sarabun New"/>
-          <w:sz w:val="32"/>
-          <w:szCs w:val="32"/>
-          <w:u w:val="dotted"/>
-          <w:cs/>
-        </w:rPr>
-        <w:t xml:space="preserve">  </w:t>
-      </w:r>
-      <w:r>
-        <w:rPr>
-          <w:rFonts w:ascii="TH Sarabun New" w:hAnsi="TH Sarabun New" w:cs="TH Sarabun New"/>
-          <w:sz w:val="32"/>
-          <w:szCs w:val="32"/>
-          <w:u w:val="dotted"/>
-        </w:rPr>
-        <w:t xml:space="preserve">  </w:t>
-      </w:r>
-      <w:r>
-        <w:rPr>
-          <w:rFonts w:ascii="TH Sarabun New" w:hAnsi="TH Sarabun New" w:cs="TH Sarabun New"/>
-          <w:sz w:val="32"/>
-          <w:szCs w:val="32"/>
-          <w:u w:val="dotted"/>
-          <w:cs/>
-        </w:rPr>
-        <w:t xml:space="preserve">   </w:t>
-      </w:r>
-      <w:r>
-        <w:rPr>
-          <w:rFonts w:ascii="TH Sarabun New" w:hAnsi="TH Sarabun New" w:cs="TH Sarabun New"/>
-          <w:sz w:val="32"/>
-          <w:szCs w:val="32"/>
-          <w:cs/>
-        </w:rPr>
-        <w:t xml:space="preserve"> </w:t>
-      </w:r>
-      <w:r>
-        <w:rPr>
-          <w:rFonts w:ascii="TH Sarabun New" w:hAnsi="TH Sarabun New" w:cs="TH Sarabun New"/>
-          <w:sz w:val="32"/>
-          <w:szCs w:val="32"/>
-          <w:cs/>
-        </w:rPr>
-        <w:t xml:space="preserve"> (ผู้เบิกจ่าย) ตำแหน่ง </w:t>
-      </w:r>
-      <w:r>
-        <w:rPr>
-          <w:rFonts w:ascii="TH Sarabun New" w:hAnsi="TH Sarabun New" w:cs="TH Sarabun New"/>
-          <w:sz w:val="32"/>
-          <w:szCs w:val="32"/>
-          <w:cs/>
-        </w:rPr>
-        <w:t xml:space="preserve"> </w:t>
-      </w:r>
-      <w:r>
-        <w:rPr>
-          <w:rFonts w:ascii="TH Sarabun New" w:hAnsi="TH Sarabun New" w:cs="TH Sarabun New"/>
-          <w:sz w:val="32"/>
-          <w:szCs w:val="32"/>
-          <w:u w:val="dotted"/>
-          <w:cs/>
-        </w:rPr>
-        <w:t xml:space="preserve">       </w:t>
-      </w:r>
-      <w:r>
-        <w:rPr>
-          <w:rFonts w:ascii="TH Sarabun New" w:hAnsi="TH Sarabun New" w:cs="TH Sarabun New"/>
-          <w:sz w:val="32"/>
-          <w:szCs w:val="32"/>
-          <w:u w:val="dotted"/>
-          <w:cs/>
-        </w:rPr>
-        <w:t xml:space="preserve">  </w:t>
-      </w:r>
-      <w:r>
-        <w:rPr>
-          <w:rFonts w:ascii="TH Sarabun New" w:hAnsi="TH Sarabun New" w:cs="TH Sarabun New"/>
-          <w:sz w:val="32"/>
-          <w:szCs w:val="32"/>
-          <w:u w:val="dotted"/>
-        </w:rPr>
-        <w:t xml:space="preserve">     </w:t>
-      </w:r>
-      <w:r>
-        <w:rPr>
-          <w:rFonts w:ascii="TH Sarabun New" w:hAnsi="TH Sarabun New" w:cs="TH Sarabun New"/>
-          <w:sz w:val="32"/>
-          <w:szCs w:val="32"/>
-          <w:u w:val="dotted"/>
-          <w:cs/>
-        </w:rPr>
-        <w:t>กรรมการ</w:t>
-      </w:r>
-      <w:r>
-        <w:rPr>
-          <w:rFonts w:ascii="TH Sarabun New" w:hAnsi="TH Sarabun New" w:cs="TH Sarabun New"/>
-          <w:sz w:val="32"/>
-          <w:szCs w:val="32"/>
-          <w:u w:val="dotted"/>
-        </w:rPr>
-        <w:t xml:space="preserve">    </w:t>
-      </w:r>
-      <w:r>
-        <w:rPr>
-          <w:rFonts w:ascii="TH Sarabun New" w:hAnsi="TH Sarabun New" w:cs="TH Sarabun New"/>
-          <w:sz w:val="32"/>
-          <w:szCs w:val="32"/>
-          <w:u w:val="dotted"/>
-          <w:cs/>
-        </w:rPr>
-        <w:t xml:space="preserve">          </w:t>
-      </w:r>
-      <w:r>
-        <w:rPr>
-          <w:rFonts w:ascii="TH Sarabun New" w:hAnsi="TH Sarabun New" w:cs="TH Sarabun New"/>
-          <w:sz w:val="32"/>
-          <w:szCs w:val="32"/>
-          <w:u w:val="dotted"/>
-          <w:cs/>
-        </w:rPr>
-        <w:t> </w:t>
-      </w:r>
-      <w:r>
-        <w:rPr>
-          <w:rFonts w:ascii="TH Sarabun New" w:hAnsi="TH Sarabun New" w:cs="TH Sarabun New"/>
-          <w:sz w:val="32"/>
-          <w:szCs w:val="32"/>
-          <w:u w:val="dotted"/>
-          <w:cs/>
-        </w:rPr>
-        <w:br/>
-      </w:r>
-      <w:r>
-        <w:rPr>
-          <w:rFonts w:ascii="TH Sarabun New" w:hAnsi="TH Sarabun New" w:cs="TH Sarabun New"/>
-          <w:sz w:val="32"/>
-          <w:szCs w:val="32"/>
-          <w:cs/>
-        </w:rPr>
-        <w:t>ขอรับรองว่า รายจ่ายข้างต้นนี้ไม่อาจเรียกเก็บใบเสร็จรับเงินจากผู้รับได้ และข้าพเจ้าได้จ่ายไปในงานของทาง</w:t>
-      </w:r>
-      <w:r>
-        <w:rPr>
-          <w:rFonts w:ascii="TH Sarabun New" w:hAnsi="TH Sarabun New" w:cs="TH Sarabun New"/>
-          <w:sz w:val="32"/>
-          <w:szCs w:val="32"/>
-        </w:rPr>
-        <w:br/>
-      </w:r>
-      <w:r>
-        <w:rPr>
-          <w:rFonts w:ascii="TH Sarabun New" w:hAnsi="TH Sarabun New" w:cs="TH Sarabun New"/>
-          <w:sz w:val="32"/>
-          <w:szCs w:val="32"/>
-          <w:cs/>
-        </w:rPr>
-        <w:t>บร</w:t>
-      </w:r>
-      <w:r>
-        <w:rPr>
-          <w:rFonts w:ascii="TH Sarabun New" w:hAnsi="TH Sarabun New" w:cs="TH Sarabun New"/>
-          <w:sz w:val="32"/>
-          <w:szCs w:val="32"/>
-          <w:cs/>
-        </w:rPr>
-        <w:t>ิ</w:t>
-      </w:r>
-      <w:r>
-        <w:rPr>
-          <w:rFonts w:ascii="TH Sarabun New" w:hAnsi="TH Sarabun New" w:cs="TH Sarabun New"/>
-          <w:sz w:val="32"/>
-          <w:szCs w:val="32"/>
-          <w:cs/>
-        </w:rPr>
-        <w:t>ษัท</w:t>
-      </w:r>
-      <w:r>
-        <w:rPr>
-          <w:rFonts w:ascii="TH Sarabun New" w:hAnsi="TH Sarabun New" w:cs="TH Sarabun New"/>
-          <w:sz w:val="32"/>
-          <w:szCs w:val="32"/>
-          <w:cs/>
-        </w:rPr>
-        <w:t xml:space="preserve">/ห้างหุ้นส่วนจำกัด โดยแท้ ตั้งแต่วันที่ </w:t>
-      </w:r>
-      <w:r>
-        <w:rPr>
-          <w:rFonts w:ascii="TH Sarabun New" w:hAnsi="TH Sarabun New" w:cs="TH Sarabun New"/>
-          <w:u w:val="dotted"/>
-          <w:cs/>
-        </w:rPr>
-        <w:t>          </w:t>
-      </w:r>
-      <w:r>
-        <w:rPr>
-          <w:rFonts w:ascii="TH Sarabun New" w:hAnsi="TH Sarabun New" w:cs="TH Sarabun New"/>
-          <w:sz w:val="32"/>
-          <w:szCs w:val="32"/>
-          <w:u w:val="dotted"/>
-        </w:rPr>
-        <w:t>$</w:t>
-      </w:r>
-      <w:proofErr w:type="spellStart"/>
-      <w:r>
-        <w:rPr>
-          <w:rFonts w:ascii="TH Sarabun New" w:hAnsi="TH Sarabun New" w:cs="TH Sarabun New"/>
-          <w:sz w:val="32"/>
-          <w:szCs w:val="32"/>
-          <w:u w:val="dotted"/>
-        </w:rPr>
-        <w:t>fromDate</w:t>
-      </w:r>
-      <w:proofErr w:type="spellEnd"/>
-      <w:r>
-        <w:rPr>
-          <w:rFonts w:ascii="TH Sarabun New" w:hAnsi="TH Sarabun New" w:cs="TH Sarabun New"/>
-          <w:u w:val="dotted"/>
-          <w:cs/>
-        </w:rPr>
-        <w:t>          </w:t>
-      </w:r>
-      <w:r>
-        <w:rPr>
-          <w:rFonts w:ascii="TH Sarabun New" w:hAnsi="TH Sarabun New" w:cs="TH Sarabun New"/>
-          <w:sz w:val="32"/>
-          <w:szCs w:val="32"/>
-          <w:cs/>
-        </w:rPr>
-        <w:t xml:space="preserve"> ถึงวันที่</w:t>
-      </w:r>
-      <w:r>
-        <w:rPr>
-          <w:rFonts w:ascii="TH Sarabun New" w:hAnsi="TH Sarabun New" w:cs="TH Sarabun New"/>
-          <w:sz w:val="32"/>
-          <w:szCs w:val="32"/>
-          <w:cs/>
-        </w:rPr>
-        <w:t xml:space="preserve"> </w:t>
-      </w:r>
-      <w:r>
-        <w:rPr>
-          <w:rFonts w:ascii="TH Sarabun New" w:hAnsi="TH Sarabun New" w:cs="TH Sarabun New"/>
-          <w:u w:val="dotted"/>
-          <w:cs/>
-        </w:rPr>
-        <w:t>         </w:t>
-      </w:r>
-      <w:r>
-        <w:rPr>
-          <w:rFonts w:ascii="TH Sarabun New" w:hAnsi="TH Sarabun New" w:cs="TH Sarabun New"/>
-          <w:sz w:val="32"/>
-          <w:szCs w:val="32"/>
-          <w:u w:val="dotted"/>
-        </w:rPr>
-        <w:t>$</w:t>
-      </w:r>
-      <w:proofErr w:type="spellStart"/>
-      <w:r>
-        <w:rPr>
-          <w:rFonts w:ascii="TH Sarabun New" w:hAnsi="TH Sarabun New" w:cs="TH Sarabun New"/>
-          <w:sz w:val="32"/>
-          <w:szCs w:val="32"/>
-          <w:u w:val="dotted"/>
-        </w:rPr>
-        <w:t>toDate</w:t>
-      </w:r>
-      <w:proofErr w:type="spellEnd"/>
-      <w:r>
-        <w:rPr>
-          <w:rFonts w:ascii="TH Sarabun New" w:hAnsi="TH Sarabun New" w:cs="TH Sarabun New"/>
-          <w:sz w:val="32"/>
-          <w:szCs w:val="32"/>
-          <w:u w:val="dotted"/>
-          <w:cs/>
-        </w:rPr>
-        <w:t> </w:t>
-      </w:r>
-      <w:r>
-        <w:rPr>
-          <w:rFonts w:ascii="TH Sarabun New" w:hAnsi="TH Sarabun New" w:cs="TH Sarabun New"/>
-          <w:u w:val="dotted"/>
-          <w:cs/>
         </w:rPr>
         <w:t>           </w:t>
-      </w:r>
-      <w:r>
-        <w:rPr>
-          <w:rFonts w:ascii="TH Sarabun New" w:hAnsi="TH Sarabun New" w:cs="TH Sarabun New"/>
-          <w:u w:val="dotted"/>
-          <w:cs/>
-        </w:rPr>
         <w:br/>
       </w:r>
     </w:p>
     <w:p>
       <w:pPr>
+        <w:pStyle w:val="Normal"/>
         <w:jc w:val="right"/>
         <w:rPr>
           <w:rFonts w:ascii="TH Sarabun New" w:hAnsi="TH Sarabun New" w:cs="TH Sarabun New"/>
@@ -972,14 +886,25 @@
         <w:rPr>
           <w:rFonts w:ascii="TH Sarabun New" w:hAnsi="TH Sarabun New" w:cs="TH Sarabun New"/>
           <w:sz w:val="32"/>
-          <w:szCs w:val="32"/>
-          <w:cs/>
-        </w:rPr>
-        <w:t>ลงชื่อ</w:t>
-      </w:r>
-      <w:r>
-        <w:rPr>
-          <w:rFonts w:ascii="TH Sarabun New" w:hAnsi="TH Sarabun New" w:cs="TH Sarabun New"/>
+          <w:sz w:val="32"/>
+          <w:szCs w:val="32"/>
+        </w:rPr>
+        <w:t xml:space="preserve">ลงชื่อ </w:t>
+      </w:r>
+      <w:r>
+        <w:rPr>
+          <w:rFonts w:ascii="TH Sarabun New" w:hAnsi="TH Sarabun New" w:cs="TH Sarabun New"/>
+          <w:sz w:val="32"/>
+          <w:sz w:val="32"/>
+          <w:szCs w:val="32"/>
+          <w:u w:val="dotted"/>
+        </w:rPr>
+        <w:t xml:space="preserve">                                       </w:t>
+      </w:r>
+      <w:r>
+        <w:rPr>
+          <w:rFonts w:ascii="TH Sarabun New" w:hAnsi="TH Sarabun New" w:cs="TH Sarabun New"/>
+          <w:sz w:val="32"/>
           <w:sz w:val="32"/>
           <w:szCs w:val="32"/>
         </w:rPr>
@@ -987,64 +912,53 @@
       </w:r>
       <w:r>
         <w:rPr>
-          <w:rFonts w:ascii="TH Sarabun New" w:hAnsi="TH Sarabun New" w:cs="TH Sarabun New"/>
-          <w:sz w:val="32"/>
-          <w:szCs w:val="32"/>
-          <w:u w:val="dotted"/>
-          <w:cs/>
-        </w:rPr>
-        <w:t xml:space="preserve">      </w:t>
-      </w:r>
-      <w:r>
-        <w:rPr>
-          <w:rFonts w:ascii="TH Sarabun New" w:hAnsi="TH Sarabun New" w:cs="TH Sarabun New"/>
-          <w:sz w:val="32"/>
-          <w:szCs w:val="32"/>
-          <w:u w:val="dotted"/>
-        </w:rPr>
-        <w:t xml:space="preserve">                       </w:t>
-      </w:r>
-      <w:r>
-        <w:rPr>
-          <w:rFonts w:ascii="TH Sarabun New" w:hAnsi="TH Sarabun New" w:cs="TH Sarabun New"/>
-          <w:sz w:val="32"/>
-          <w:szCs w:val="32"/>
-          <w:u w:val="dotted"/>
-          <w:cs/>
-        </w:rPr>
-        <w:t xml:space="preserve">          </w:t>
-      </w:r>
-      <w:r>
-        <w:rPr>
-          <w:rFonts w:ascii="TH Sarabun New" w:hAnsi="TH Sarabun New" w:cs="TH Sarabun New"/>
-          <w:sz w:val="32"/>
-          <w:szCs w:val="32"/>
-          <w:cs/>
-        </w:rPr>
-        <w:t xml:space="preserve"> (ผู้เบิกจ่าย)</w:t>
-      </w:r>
-      <w:r>
-        <w:rPr>
-          <w:rFonts w:ascii="TH Sarabun New" w:hAnsi="TH Sarabun New" w:cs="TH Sarabun New"/>
-          <w:sz w:val="32"/>
-          <w:szCs w:val="32"/>
-          <w:cs/>
-        </w:rPr>
+          <w:rFonts w:cs="TH Sarabun New" w:ascii="TH Sarabun New" w:hAnsi="TH Sarabun New"/>
+          <w:sz w:val="32"/>
+          <w:szCs w:val="32"/>
+        </w:rPr>
+        <w:t>(</w:t>
+      </w:r>
+      <w:r>
+        <w:rPr>
+          <w:rFonts w:ascii="TH Sarabun New" w:hAnsi="TH Sarabun New" w:cs="TH Sarabun New"/>
+          <w:sz w:val="32"/>
+          <w:sz w:val="32"/>
+          <w:szCs w:val="32"/>
+        </w:rPr>
+        <w:t>ผู้เบิกจ่าย</w:t>
+      </w:r>
+      <w:r>
+        <w:rPr>
+          <w:rFonts w:cs="TH Sarabun New" w:ascii="TH Sarabun New" w:hAnsi="TH Sarabun New"/>
+          <w:sz w:val="32"/>
+          <w:szCs w:val="32"/>
+        </w:rPr>
+        <w:t>)</w:t>
         <w:br/>
-        <w:t>(                 เอื้ออังกูร รอดสาตรา                )</w:t>
-      </w:r>
-      <w:r>
-        <w:rPr>
-          <w:rFonts w:ascii="TH Sarabun New" w:hAnsi="TH Sarabun New" w:cs="TH Sarabun New"/>
-          <w:sz w:val="32"/>
-          <w:szCs w:val="32"/>
-          <w:cs/>
-        </w:rPr>
+        <w:t xml:space="preserve">(                 </w:t>
+      </w:r>
+      <w:r>
+        <w:rPr>
+          <w:rFonts w:ascii="TH Sarabun New" w:hAnsi="TH Sarabun New" w:cs="TH Sarabun New"/>
+          <w:sz w:val="32"/>
+          <w:sz w:val="32"/>
+          <w:szCs w:val="32"/>
+        </w:rPr>
+        <w:t xml:space="preserve">ภาคภูมิ รอดสาตรา                </w:t>
+      </w:r>
+      <w:r>
+        <w:rPr>
+          <w:rFonts w:cs="TH Sarabun New" w:ascii="TH Sarabun New" w:hAnsi="TH Sarabun New"/>
+          <w:sz w:val="32"/>
+          <w:szCs w:val="32"/>
+        </w:rPr>
+        <w:t>)</w:t>
         <w:br/>
       </w:r>
     </w:p>
     <w:p>
       <w:pPr>
+        <w:pStyle w:val="Normal"/>
         <w:jc w:val="right"/>
         <w:rPr>
           <w:rFonts w:ascii="TH Sarabun New" w:hAnsi="TH Sarabun New" w:cs="TH Sarabun New"/>
@@ -1056,14 +970,25 @@
         <w:rPr>
           <w:rFonts w:ascii="TH Sarabun New" w:hAnsi="TH Sarabun New" w:cs="TH Sarabun New"/>
           <w:sz w:val="32"/>
-          <w:szCs w:val="32"/>
-          <w:cs/>
-        </w:rPr>
-        <w:t>ลงชื่อ</w:t>
-      </w:r>
-      <w:r>
-        <w:rPr>
-          <w:rFonts w:ascii="TH Sarabun New" w:hAnsi="TH Sarabun New" w:cs="TH Sarabun New"/>
+          <w:sz w:val="32"/>
+          <w:szCs w:val="32"/>
+        </w:rPr>
+        <w:t xml:space="preserve">ลงชื่อ </w:t>
+      </w:r>
+      <w:r>
+        <w:rPr>
+          <w:rFonts w:ascii="TH Sarabun New" w:hAnsi="TH Sarabun New" w:cs="TH Sarabun New"/>
+          <w:sz w:val="32"/>
+          <w:sz w:val="32"/>
+          <w:szCs w:val="32"/>
+          <w:u w:val="dotted"/>
+        </w:rPr>
+        <w:t xml:space="preserve">                                         </w:t>
+      </w:r>
+      <w:r>
+        <w:rPr>
+          <w:rFonts w:ascii="TH Sarabun New" w:hAnsi="TH Sarabun New" w:cs="TH Sarabun New"/>
+          <w:sz w:val="32"/>
           <w:sz w:val="32"/>
           <w:szCs w:val="32"/>
         </w:rPr>
@@ -1071,70 +996,39 @@
       </w:r>
       <w:r>
         <w:rPr>
-          <w:rFonts w:ascii="TH Sarabun New" w:hAnsi="TH Sarabun New" w:cs="TH Sarabun New"/>
-          <w:sz w:val="32"/>
-          <w:szCs w:val="32"/>
-          <w:u w:val="dotted"/>
-          <w:cs/>
-        </w:rPr>
-        <w:t xml:space="preserve">    </w:t>
-      </w:r>
-      <w:r>
-        <w:rPr>
-          <w:rFonts w:ascii="TH Sarabun New" w:hAnsi="TH Sarabun New" w:cs="TH Sarabun New"/>
-          <w:sz w:val="32"/>
-          <w:szCs w:val="32"/>
-          <w:u w:val="dotted"/>
-        </w:rPr>
-        <w:t xml:space="preserve">  </w:t>
-      </w:r>
-      <w:r>
-        <w:rPr>
-          <w:rFonts w:ascii="TH Sarabun New" w:hAnsi="TH Sarabun New" w:cs="TH Sarabun New"/>
-          <w:sz w:val="32"/>
-          <w:szCs w:val="32"/>
-          <w:u w:val="dotted"/>
-          <w:cs/>
-        </w:rPr>
-        <w:t xml:space="preserve">  </w:t>
-      </w:r>
-      <w:r>
-        <w:rPr>
-          <w:rFonts w:ascii="TH Sarabun New" w:hAnsi="TH Sarabun New" w:cs="TH Sarabun New"/>
-          <w:sz w:val="32"/>
-          <w:szCs w:val="32"/>
-          <w:u w:val="dotted"/>
-        </w:rPr>
-        <w:t xml:space="preserve">                       </w:t>
-      </w:r>
-      <w:r>
-        <w:rPr>
-          <w:rFonts w:ascii="TH Sarabun New" w:hAnsi="TH Sarabun New" w:cs="TH Sarabun New"/>
-          <w:sz w:val="32"/>
-          <w:szCs w:val="32"/>
-          <w:u w:val="dotted"/>
-          <w:cs/>
-        </w:rPr>
-        <w:t xml:space="preserve">          </w:t>
-      </w:r>
-      <w:r>
-        <w:rPr>
-          <w:rFonts w:ascii="TH Sarabun New" w:hAnsi="TH Sarabun New" w:cs="TH Sarabun New"/>
-          <w:sz w:val="32"/>
-          <w:szCs w:val="32"/>
-          <w:cs/>
-        </w:rPr>
-        <w:t xml:space="preserve"> (ผู้อนุมัติ)</w:t>
-      </w:r>
-      <w:r>
-        <w:rPr>
-          <w:rFonts w:ascii="TH Sarabun New" w:hAnsi="TH Sarabun New" w:cs="TH Sarabun New"/>
-          <w:sz w:val="32"/>
-          <w:szCs w:val="32"/>
-          <w:cs/>
-        </w:rPr>
+          <w:rFonts w:cs="TH Sarabun New" w:ascii="TH Sarabun New" w:hAnsi="TH Sarabun New"/>
+          <w:sz w:val="32"/>
+          <w:szCs w:val="32"/>
+        </w:rPr>
+        <w:t>(</w:t>
+      </w:r>
+      <w:r>
+        <w:rPr>
+          <w:rFonts w:ascii="TH Sarabun New" w:hAnsi="TH Sarabun New" w:cs="TH Sarabun New"/>
+          <w:sz w:val="32"/>
+          <w:sz w:val="32"/>
+          <w:szCs w:val="32"/>
+        </w:rPr>
+        <w:t>ผู้อนุมัติ</w:t>
+      </w:r>
+      <w:r>
+        <w:rPr>
+          <w:rFonts w:cs="TH Sarabun New" w:ascii="TH Sarabun New" w:hAnsi="TH Sarabun New"/>
+          <w:sz w:val="32"/>
+          <w:szCs w:val="32"/>
+        </w:rPr>
+        <w:t>)</w:t>
         <w:br/>
-        <w:t>(                 เอื้</w:t>
+        <w:t xml:space="preserve">(                 </w:t>
+      </w:r>
+      <w:r>
+        <w:rPr>
+          <w:rFonts w:ascii="TH Sarabun New" w:hAnsi="TH Sarabun New" w:cs="TH Sarabun New"/>
+          <w:sz w:val="32"/>
+          <w:sz w:val="32"/>
+          <w:szCs w:val="32"/>
+        </w:rPr>
+        <w:t>เอื้</w:t>
       </w:r>
       <w:bookmarkStart w:id="0" w:name="_GoBack"/>
       <w:bookmarkEnd w:id="0"/>
@@ -1142,39 +1036,54 @@
         <w:rPr>
           <w:rFonts w:ascii="TH Sarabun New" w:hAnsi="TH Sarabun New" w:cs="TH Sarabun New"/>
           <w:sz w:val="32"/>
-          <w:szCs w:val="32"/>
-          <w:cs/>
-        </w:rPr>
-        <w:t>ออังกูร รอดสาตรา                )</w:t>
+          <w:sz w:val="32"/>
+          <w:szCs w:val="32"/>
+        </w:rPr>
+        <w:t xml:space="preserve">ออังกูร รอดสาตรา                </w:t>
+      </w:r>
+      <w:r>
+        <w:rPr>
+          <w:rFonts w:cs="TH Sarabun New" w:ascii="TH Sarabun New" w:hAnsi="TH Sarabun New"/>
+          <w:sz w:val="32"/>
+          <w:szCs w:val="32"/>
+        </w:rPr>
+        <w:t>)</w:t>
       </w:r>
     </w:p>
     <w:p>
       <w:pPr>
+        <w:pStyle w:val="Normal"/>
+        <w:spacing w:before="0" w:after="160"/>
         <w:jc w:val="right"/>
         <w:rPr>
           <w:rFonts w:ascii="TH Sarabun New" w:hAnsi="TH Sarabun New" w:cs="TH Sarabun New"/>
           <w:sz w:val="32"/>
           <w:szCs w:val="32"/>
-          <w:cs/>
         </w:rPr>
       </w:pPr>
+      <w:r>
+        <w:rPr/>
+      </w:r>
     </w:p>
     <w:sectPr>
+      <w:type w:val="nextPage"/>
       <w:pgSz w:w="12240" w:h="15840"/>
-      <w:pgMar w:top="1440" w:right="1440" w:bottom="1440" w:left="1440" w:header="720" w:footer="720" w:gutter="0"/>
-      <w:cols w:space="720"/>
-      <w:docGrid w:linePitch="360"/>
+      <w:pgMar w:left="1440" w:right="1440" w:gutter="0" w:header="0" w:top="1440" w:footer="0" w:bottom="1440"/>
+      <w:pgNumType w:fmt="decimal"/>
+      <w:formProt w:val="false"/>
+      <w:textDirection w:val="lrTb"/>
+      <w:docGrid w:type="default" w:linePitch="360" w:charSpace="4096"/>
     </w:sectPr>
   </w:body>
 </w:document>
 </file>
 
 <file path=word/styles.xml><?xml version="1.0" encoding="utf-8"?>
-<w:styles xmlns:mc="http://schemas.openxmlformats.org/markup-compatibility/2006" xmlns:r="http://schemas.openxmlformats.org/officeDocument/2006/relationships" xmlns:w="http://schemas.openxmlformats.org/wordprocessingml/2006/main" xmlns:w14="http://schemas.microsoft.com/office/word/2010/wordml" xmlns:w15="http://schemas.microsoft.com/office/word/2012/wordml" xmlns:w16cid="http://schemas.microsoft.com/office/word/2016/wordml/cid" xmlns:w16se="http://schemas.microsoft.com/office/word/2015/wordml/symex" mc:Ignorable="w14 w15 w16se w16cid">
+<w:styles xmlns:w="http://schemas.openxmlformats.org/wordprocessingml/2006/main" xmlns:w14="http://schemas.microsoft.com/office/word/2010/wordml" xmlns:mc="http://schemas.openxmlformats.org/markup-compatibility/2006" mc:Ignorable="w14">
   <w:docDefaults>
     <w:rPrDefault>
       <w:rPr>
-        <w:rFonts w:asciiTheme="minorHAnsi" w:eastAsiaTheme="minorHAnsi" w:hAnsiTheme="minorHAnsi" w:cstheme="minorBidi"/>
+        <w:rFonts w:ascii="Calibri" w:hAnsi="Calibri" w:eastAsia="Calibri" w:cs="Cordia New" w:asciiTheme="minorHAnsi" w:cstheme="minorBidi" w:eastAsiaTheme="minorHAnsi" w:hAnsiTheme="minorHAnsi"/>
         <w:sz w:val="22"/>
         <w:szCs w:val="28"/>
         <w:lang w:val="en-US" w:eastAsia="en-US" w:bidi="th-TH"/>
@@ -1182,21 +1091,21 @@
     </w:rPrDefault>
     <w:pPrDefault>
       <w:pPr>
-        <w:spacing w:after="160" w:line="259" w:lineRule="auto"/>
+        <w:suppressAutoHyphens w:val="true"/>
       </w:pPr>
     </w:pPrDefault>
   </w:docDefaults>
   <w:latentStyles w:defLockedState="0" w:defUIPriority="99" w:defSemiHidden="0" w:defUnhideWhenUsed="0" w:defQFormat="0" w:count="375">
     <w:lsdException w:name="Normal" w:uiPriority="0" w:qFormat="1"/>
     <w:lsdException w:name="heading 1" w:uiPriority="9" w:qFormat="1"/>
-    <w:lsdException w:name="heading 2" w:semiHidden="1" w:uiPriority="9" w:unhideWhenUsed="1" w:qFormat="1"/>
-    <w:lsdException w:name="heading 3" w:semiHidden="1" w:uiPriority="9" w:unhideWhenUsed="1" w:qFormat="1"/>
-    <w:lsdException w:name="heading 4" w:semiHidden="1" w:uiPriority="9" w:unhideWhenUsed="1" w:qFormat="1"/>
-    <w:lsdException w:name="heading 5" w:semiHidden="1" w:uiPriority="9" w:unhideWhenUsed="1" w:qFormat="1"/>
-    <w:lsdException w:name="heading 6" w:semiHidden="1" w:uiPriority="9" w:unhideWhenUsed="1" w:qFormat="1"/>
-    <w:lsdException w:name="heading 7" w:semiHidden="1" w:uiPriority="9" w:unhideWhenUsed="1" w:qFormat="1"/>
-    <w:lsdException w:name="heading 8" w:semiHidden="1" w:uiPriority="9" w:unhideWhenUsed="1" w:qFormat="1"/>
-    <w:lsdException w:name="heading 9" w:semiHidden="1" w:uiPriority="9" w:unhideWhenUsed="1" w:qFormat="1"/>
+    <w:lsdException w:name="heading 2" w:uiPriority="9" w:semiHidden="1" w:unhideWhenUsed="1" w:qFormat="1"/>
+    <w:lsdException w:name="heading 3" w:uiPriority="9" w:semiHidden="1" w:unhideWhenUsed="1" w:qFormat="1"/>
+    <w:lsdException w:name="heading 4" w:uiPriority="9" w:semiHidden="1" w:unhideWhenUsed="1" w:qFormat="1"/>
+    <w:lsdException w:name="heading 5" w:uiPriority="9" w:semiHidden="1" w:unhideWhenUsed="1" w:qFormat="1"/>
+    <w:lsdException w:name="heading 6" w:uiPriority="9" w:semiHidden="1" w:unhideWhenUsed="1" w:qFormat="1"/>
+    <w:lsdException w:name="heading 7" w:uiPriority="9" w:semiHidden="1" w:unhideWhenUsed="1" w:qFormat="1"/>
+    <w:lsdException w:name="heading 8" w:uiPriority="9" w:semiHidden="1" w:unhideWhenUsed="1" w:qFormat="1"/>
+    <w:lsdException w:name="heading 9" w:uiPriority="9" w:semiHidden="1" w:unhideWhenUsed="1" w:qFormat="1"/>
     <w:lsdException w:name="index 1" w:semiHidden="1" w:unhideWhenUsed="1"/>
     <w:lsdException w:name="index 2" w:semiHidden="1" w:unhideWhenUsed="1"/>
     <w:lsdException w:name="index 3" w:semiHidden="1" w:unhideWhenUsed="1"/>
@@ -1206,22 +1115,22 @@
     <w:lsdException w:name="index 7" w:semiHidden="1" w:unhideWhenUsed="1"/>
     <w:lsdException w:name="index 8" w:semiHidden="1" w:unhideWhenUsed="1"/>
     <w:lsdException w:name="index 9" w:semiHidden="1" w:unhideWhenUsed="1"/>
-    <w:lsdException w:name="toc 1" w:semiHidden="1" w:uiPriority="39" w:unhideWhenUsed="1"/>
-    <w:lsdException w:name="toc 2" w:semiHidden="1" w:uiPriority="39" w:unhideWhenUsed="1"/>
-    <w:lsdException w:name="toc 3" w:semiHidden="1" w:uiPriority="39" w:unhideWhenUsed="1"/>
-    <w:lsdException w:name="toc 4" w:semiHidden="1" w:uiPriority="39" w:unhideWhenUsed="1"/>
-    <w:lsdException w:name="toc 5" w:semiHidden="1" w:uiPriority="39" w:unhideWhenUsed="1"/>
-    <w:lsdException w:name="toc 6" w:semiHidden="1" w:uiPriority="39" w:unhideWhenUsed="1"/>
-    <w:lsdException w:name="toc 7" w:semiHidden="1" w:uiPriority="39" w:unhideWhenUsed="1"/>
-    <w:lsdException w:name="toc 8" w:semiHidden="1" w:uiPriority="39" w:unhideWhenUsed="1"/>
-    <w:lsdException w:name="toc 9" w:semiHidden="1" w:uiPriority="39" w:unhideWhenUsed="1"/>
+    <w:lsdException w:name="toc 1" w:uiPriority="39" w:semiHidden="1" w:unhideWhenUsed="1"/>
+    <w:lsdException w:name="toc 2" w:uiPriority="39" w:semiHidden="1" w:unhideWhenUsed="1"/>
+    <w:lsdException w:name="toc 3" w:uiPriority="39" w:semiHidden="1" w:unhideWhenUsed="1"/>
+    <w:lsdException w:name="toc 4" w:uiPriority="39" w:semiHidden="1" w:unhideWhenUsed="1"/>
+    <w:lsdException w:name="toc 5" w:uiPriority="39" w:semiHidden="1" w:unhideWhenUsed="1"/>
+    <w:lsdException w:name="toc 6" w:uiPriority="39" w:semiHidden="1" w:unhideWhenUsed="1"/>
+    <w:lsdException w:name="toc 7" w:uiPriority="39" w:semiHidden="1" w:unhideWhenUsed="1"/>
+    <w:lsdException w:name="toc 8" w:uiPriority="39" w:semiHidden="1" w:unhideWhenUsed="1"/>
+    <w:lsdException w:name="toc 9" w:uiPriority="39" w:semiHidden="1" w:unhideWhenUsed="1"/>
     <w:lsdException w:name="Normal Indent" w:semiHidden="1" w:unhideWhenUsed="1"/>
     <w:lsdException w:name="footnote text" w:semiHidden="1" w:unhideWhenUsed="1"/>
     <w:lsdException w:name="annotation text" w:semiHidden="1" w:unhideWhenUsed="1"/>
     <w:lsdException w:name="header" w:semiHidden="1" w:unhideWhenUsed="1"/>
     <w:lsdException w:name="footer" w:semiHidden="1" w:unhideWhenUsed="1"/>
     <w:lsdException w:name="index heading" w:semiHidden="1" w:unhideWhenUsed="1"/>
-    <w:lsdException w:name="caption" w:semiHidden="1" w:uiPriority="35" w:unhideWhenUsed="1" w:qFormat="1"/>
+    <w:lsdException w:name="caption" w:uiPriority="35" w:semiHidden="1" w:unhideWhenUsed="1" w:qFormat="1"/>
     <w:lsdException w:name="table of figures" w:semiHidden="1" w:unhideWhenUsed="1"/>
     <w:lsdException w:name="envelope address" w:semiHidden="1" w:unhideWhenUsed="1"/>
     <w:lsdException w:name="envelope return" w:semiHidden="1" w:unhideWhenUsed="1"/>
@@ -1252,7 +1161,7 @@
     <w:lsdException w:name="Title" w:uiPriority="10" w:qFormat="1"/>
     <w:lsdException w:name="Closing" w:semiHidden="1" w:unhideWhenUsed="1"/>
     <w:lsdException w:name="Signature" w:semiHidden="1" w:unhideWhenUsed="1"/>
-    <w:lsdException w:name="Default Paragraph Font" w:semiHidden="1" w:uiPriority="1" w:unhideWhenUsed="1"/>
+    <w:lsdException w:name="Default Paragraph Font" w:uiPriority="1" w:semiHidden="1" w:unhideWhenUsed="1"/>
     <w:lsdException w:name="Body Text" w:semiHidden="1" w:unhideWhenUsed="1"/>
     <w:lsdException w:name="Body Text Indent" w:semiHidden="1" w:unhideWhenUsed="1"/>
     <w:lsdException w:name="List Continue" w:semiHidden="1" w:unhideWhenUsed="1"/>
@@ -1452,8 +1361,8 @@
     <w:lsdException w:name="Subtle Reference" w:uiPriority="31" w:qFormat="1"/>
     <w:lsdException w:name="Intense Reference" w:uiPriority="32" w:qFormat="1"/>
     <w:lsdException w:name="Book Title" w:uiPriority="33" w:qFormat="1"/>
-    <w:lsdException w:name="Bibliography" w:semiHidden="1" w:uiPriority="37" w:unhideWhenUsed="1"/>
-    <w:lsdException w:name="TOC Heading" w:semiHidden="1" w:uiPriority="39" w:unhideWhenUsed="1" w:qFormat="1"/>
+    <w:lsdException w:name="Bibliography" w:uiPriority="37" w:semiHidden="1" w:unhideWhenUsed="1"/>
+    <w:lsdException w:name="TOC Heading" w:uiPriority="39" w:semiHidden="1" w:unhideWhenUsed="1" w:qFormat="1"/>
     <w:lsdException w:name="Plain Table 1" w:uiPriority="41"/>
     <w:lsdException w:name="Plain Table 2" w:uiPriority="42"/>
     <w:lsdException w:name="Plain Table 3" w:uiPriority="43"/>
@@ -1563,15 +1472,97 @@
     <w:lsdException w:name="Hashtag" w:semiHidden="1" w:unhideWhenUsed="1"/>
     <w:lsdException w:name="Unresolved Mention" w:semiHidden="1" w:unhideWhenUsed="1"/>
   </w:latentStyles>
-  <w:style w:type="paragraph" w:default="1" w:styleId="Normal">
+  <w:style w:type="paragraph" w:styleId="Normal" w:default="1">
     <w:name w:val="Normal"/>
     <w:qFormat/>
+    <w:pPr>
+      <w:widowControl/>
+      <w:bidi w:val="0"/>
+      <w:spacing w:lineRule="auto" w:line="259" w:before="0" w:after="160"/>
+      <w:jc w:val="left"/>
+    </w:pPr>
+    <w:rPr>
+      <w:rFonts w:ascii="Calibri" w:hAnsi="Calibri" w:eastAsia="Calibri" w:cs="Cordia New" w:asciiTheme="minorHAnsi" w:cstheme="minorBidi" w:eastAsiaTheme="minorHAnsi" w:hAnsiTheme="minorHAnsi"/>
+      <w:color w:val="auto"/>
+      <w:kern w:val="0"/>
+      <w:sz w:val="22"/>
+      <w:szCs w:val="28"/>
+      <w:lang w:val="en-US" w:eastAsia="en-US" w:bidi="th-TH"/>
+    </w:rPr>
   </w:style>
-  <w:style w:type="character" w:default="1" w:styleId="DefaultParagraphFont">
+  <w:style w:type="character" w:styleId="DefaultParagraphFont" w:default="1">
     <w:name w:val="Default Paragraph Font"/>
     <w:uiPriority w:val="1"/>
     <w:semiHidden/>
     <w:unhideWhenUsed/>
+    <w:qFormat/>
+    <w:rPr/>
+  </w:style>
+  <w:style w:type="paragraph" w:styleId="Heading">
+    <w:name w:val="Heading"/>
+    <w:basedOn w:val="Normal"/>
+    <w:next w:val="TextBody"/>
+    <w:qFormat/>
+    <w:pPr>
+      <w:keepNext w:val="true"/>
+      <w:spacing w:before="240" w:after="120"/>
+    </w:pPr>
+    <w:rPr>
+      <w:rFonts w:ascii="Liberation Sans" w:hAnsi="Liberation Sans" w:eastAsia="PingFang SC" w:cs="Arial Unicode MS"/>
+      <w:sz w:val="28"/>
+      <w:szCs w:val="28"/>
+    </w:rPr>
+  </w:style>
+  <w:style w:type="paragraph" w:styleId="TextBody">
+    <w:name w:val="Body Text"/>
+    <w:basedOn w:val="Normal"/>
+    <w:pPr>
+      <w:spacing w:lineRule="auto" w:line="276" w:before="0" w:after="140"/>
+    </w:pPr>
+    <w:rPr/>
+  </w:style>
+  <w:style w:type="paragraph" w:styleId="List">
+    <w:name w:val="List"/>
+    <w:basedOn w:val="TextBody"/>
+    <w:pPr/>
+    <w:rPr>
+      <w:rFonts w:cs="Arial Unicode MS"/>
+    </w:rPr>
+  </w:style>
+  <w:style w:type="paragraph" w:styleId="Caption">
+    <w:name w:val="Caption"/>
+    <w:basedOn w:val="Normal"/>
+    <w:qFormat/>
+    <w:pPr>
+      <w:suppressLineNumbers/>
+      <w:spacing w:before="120" w:after="120"/>
+    </w:pPr>
+    <w:rPr>
+      <w:rFonts w:cs="Arial Unicode MS"/>
+      <w:i/>
+      <w:iCs/>
+      <w:sz w:val="24"/>
+      <w:szCs w:val="24"/>
+    </w:rPr>
+  </w:style>
+  <w:style w:type="paragraph" w:styleId="Index">
+    <w:name w:val="Index"/>
+    <w:basedOn w:val="Normal"/>
+    <w:qFormat/>
+    <w:pPr>
+      <w:suppressLineNumbers/>
+    </w:pPr>
+    <w:rPr>
+      <w:rFonts w:cs="Arial Unicode MS"/>
+      <w:lang w:val="zxx" w:eastAsia="zxx" w:bidi="zxx"/>
+    </w:rPr>
+  </w:style>
+  <w:style w:type="numbering" w:styleId="NoList" w:default="1">
+    <w:name w:val="No List"/>
+    <w:uiPriority w:val="99"/>
+    <w:semiHidden/>
+    <w:unhideWhenUsed/>
+    <w:qFormat/>
   </w:style>
   <w:style w:type="table" w:default="1" w:styleId="TableNormal">
     <w:name w:val="Normal Table"/>
@@ -1579,7 +1570,6 @@
     <w:semiHidden/>
     <w:unhideWhenUsed/>
     <w:tblPr>
-      <w:tblInd w:w="0" w:type="dxa"/>
       <w:tblCellMar>
         <w:top w:w="0" w:type="dxa"/>
         <w:left w:w="108" w:type="dxa"/>
@@ -1588,28 +1578,22 @@
       </w:tblCellMar>
     </w:tblPr>
   </w:style>
-  <w:style w:type="numbering" w:default="1" w:styleId="NoList">
-    <w:name w:val="No List"/>
-    <w:uiPriority w:val="99"/>
-    <w:semiHidden/>
-    <w:unhideWhenUsed/>
-  </w:style>
   <w:style w:type="table" w:styleId="TableGrid">
     <w:name w:val="Table Grid"/>
     <w:basedOn w:val="TableNormal"/>
     <w:uiPriority w:val="39"/>
-    <w:rsid w:val="002D0A4F"/>
+    <w:rsid w:val="002d0a4f"/>
     <w:pPr>
       <w:spacing w:after="0" w:line="240" w:lineRule="auto"/>
     </w:pPr>
     <w:tblPr>
       <w:tblBorders>
-        <w:top w:val="single" w:sz="4" w:space="0" w:color="auto"/>
-        <w:left w:val="single" w:sz="4" w:space="0" w:color="auto"/>
-        <w:bottom w:val="single" w:sz="4" w:space="0" w:color="auto"/>
-        <w:right w:val="single" w:sz="4" w:space="0" w:color="auto"/>
-        <w:insideH w:val="single" w:sz="4" w:space="0" w:color="auto"/>
-        <w:insideV w:val="single" w:sz="4" w:space="0" w:color="auto"/>
+        <w:top w:val="single" w:color="auto" w:sz="4" w:space="0"/>
+        <w:left w:val="single" w:color="auto" w:sz="4" w:space="0"/>
+        <w:bottom w:val="single" w:color="auto" w:sz="4" w:space="0"/>
+        <w:right w:val="single" w:color="auto" w:sz="4" w:space="0"/>
+        <w:insideH w:val="single" w:color="auto" w:sz="4" w:space="0"/>
+        <w:insideV w:val="single" w:color="auto" w:sz="4" w:space="0"/>
       </w:tblBorders>
     </w:tblPr>
   </w:style>

--- a/template/ใบรับรองแทนใบเสร็จรับเงินบริษัท.docx
+++ b/template/ใบรับรองแทนใบเสร็จรับเงินบริษัท.docx
@@ -1,36 +1,33 @@
 
 <file path=word/document.xml><?xml version="1.0" encoding="utf-8"?>
-<w:document xmlns:o="urn:schemas-microsoft-com:office:office" xmlns:r="http://schemas.openxmlformats.org/officeDocument/2006/relationships" xmlns:v="urn:schemas-microsoft-com:vml" xmlns:w="http://schemas.openxmlformats.org/wordprocessingml/2006/main" xmlns:w10="urn:schemas-microsoft-com:office:word" xmlns:wp="http://schemas.openxmlformats.org/drawingml/2006/wordprocessingDrawing" xmlns:wps="http://schemas.microsoft.com/office/word/2010/wordprocessingShape" xmlns:wpg="http://schemas.microsoft.com/office/word/2010/wordprocessingGroup" xmlns:mc="http://schemas.openxmlformats.org/markup-compatibility/2006" xmlns:wp14="http://schemas.microsoft.com/office/word/2010/wordprocessingDrawing" xmlns:w14="http://schemas.microsoft.com/office/word/2010/wordml" xmlns:w15="http://schemas.microsoft.com/office/word/2012/wordml" mc:Ignorable="w14 wp14 w15">
+<w:document xmlns:wpc="http://schemas.microsoft.com/office/word/2010/wordprocessingCanvas" xmlns:cx="http://schemas.microsoft.com/office/drawing/2014/chartex" xmlns:cx1="http://schemas.microsoft.com/office/drawing/2015/9/8/chartex" xmlns:cx2="http://schemas.microsoft.com/office/drawing/2015/10/21/chartex" xmlns:cx3="http://schemas.microsoft.com/office/drawing/2016/5/9/chartex" xmlns:cx4="http://schemas.microsoft.com/office/drawing/2016/5/10/chartex" xmlns:cx5="http://schemas.microsoft.com/office/drawing/2016/5/11/chartex" xmlns:cx6="http://schemas.microsoft.com/office/drawing/2016/5/12/chartex" xmlns:cx7="http://schemas.microsoft.com/office/drawing/2016/5/13/chartex" xmlns:cx8="http://schemas.microsoft.com/office/drawing/2016/5/14/chartex" xmlns:mc="http://schemas.openxmlformats.org/markup-compatibility/2006" xmlns:aink="http://schemas.microsoft.com/office/drawing/2016/ink" xmlns:am3d="http://schemas.microsoft.com/office/drawing/2017/model3d" xmlns:o="urn:schemas-microsoft-com:office:office" xmlns:r="http://schemas.openxmlformats.org/officeDocument/2006/relationships" xmlns:m="http://schemas.openxmlformats.org/officeDocument/2006/math" xmlns:v="urn:schemas-microsoft-com:vml" xmlns:wp14="http://schemas.microsoft.com/office/word/2010/wordprocessingDrawing" xmlns:wp="http://schemas.openxmlformats.org/drawingml/2006/wordprocessingDrawing" xmlns:w10="urn:schemas-microsoft-com:office:word" xmlns:w="http://schemas.openxmlformats.org/wordprocessingml/2006/main" xmlns:w14="http://schemas.microsoft.com/office/word/2010/wordml" xmlns:w15="http://schemas.microsoft.com/office/word/2012/wordml" xmlns:w16cid="http://schemas.microsoft.com/office/word/2016/wordml/cid" xmlns:w16se="http://schemas.microsoft.com/office/word/2015/wordml/symex" xmlns:wpg="http://schemas.microsoft.com/office/word/2010/wordprocessingGroup" xmlns:wpi="http://schemas.microsoft.com/office/word/2010/wordprocessingInk" xmlns:wne="http://schemas.microsoft.com/office/word/2006/wordml" xmlns:wps="http://schemas.microsoft.com/office/word/2010/wordprocessingShape" mc:Ignorable="w14 w15 w16se w16cid wp14">
   <w:body>
     <w:p>
       <w:pPr>
-        <w:pStyle w:val="Normal"/>
         <w:jc w:val="center"/>
         <w:rPr>
           <w:rFonts w:ascii="TH Sarabun New" w:hAnsi="TH Sarabun New" w:cs="TH Sarabun New"/>
-          <w:b/>
           <w:b/>
           <w:bCs/>
           <w:sz w:val="32"/>
           <w:szCs w:val="32"/>
         </w:rPr>
       </w:pPr>
-      <w:r>
-        <w:rPr>
-          <w:rFonts w:ascii="TH Sarabun New" w:hAnsi="TH Sarabun New" w:cs="TH Sarabun New"/>
-          <w:b/>
+      <w:proofErr w:type="spellStart"/>
+      <w:r>
+        <w:rPr>
+          <w:rFonts w:ascii="TH Sarabun New" w:hAnsi="TH Sarabun New" w:cs="TH Sarabun New"/>
           <w:b/>
           <w:bCs/>
           <w:sz w:val="32"/>
-          <w:sz w:val="32"/>
           <w:szCs w:val="32"/>
         </w:rPr>
         <w:t>ใบรับรองแทนใบเสร็จรับเงิน</w:t>
       </w:r>
+      <w:proofErr w:type="spellEnd"/>
     </w:p>
     <w:p>
       <w:pPr>
-        <w:pStyle w:val="Normal"/>
         <w:jc w:val="center"/>
         <w:rPr>
           <w:rFonts w:ascii="TH Sarabun New" w:hAnsi="TH Sarabun New" w:cs="TH Sarabun New"/>
@@ -38,35 +35,37 @@
           <w:szCs w:val="32"/>
         </w:rPr>
       </w:pPr>
-      <w:r>
-        <w:rPr>
-          <w:rFonts w:ascii="TH Sarabun New" w:hAnsi="TH Sarabun New" w:cs="TH Sarabun New"/>
-          <w:sz w:val="32"/>
+      <w:proofErr w:type="spellStart"/>
+      <w:r>
+        <w:rPr>
+          <w:rFonts w:ascii="TH Sarabun New" w:hAnsi="TH Sarabun New" w:cs="TH Sarabun New"/>
           <w:sz w:val="32"/>
           <w:szCs w:val="32"/>
         </w:rPr>
         <w:t>บจ</w:t>
       </w:r>
-      <w:r>
-        <w:rPr>
-          <w:rFonts w:cs="TH Sarabun New" w:ascii="TH Sarabun New" w:hAnsi="TH Sarabun New"/>
+      <w:proofErr w:type="spellEnd"/>
+      <w:r>
+        <w:rPr>
+          <w:rFonts w:ascii="TH Sarabun New" w:hAnsi="TH Sarabun New" w:cs="TH Sarabun New"/>
           <w:sz w:val="32"/>
           <w:szCs w:val="32"/>
         </w:rPr>
         <w:t>./</w:t>
       </w:r>
-      <w:r>
-        <w:rPr>
-          <w:rFonts w:ascii="TH Sarabun New" w:hAnsi="TH Sarabun New" w:cs="TH Sarabun New"/>
-          <w:sz w:val="32"/>
+      <w:proofErr w:type="spellStart"/>
+      <w:r>
+        <w:rPr>
+          <w:rFonts w:ascii="TH Sarabun New" w:hAnsi="TH Sarabun New" w:cs="TH Sarabun New"/>
           <w:sz w:val="32"/>
           <w:szCs w:val="32"/>
         </w:rPr>
         <w:t>หจก</w:t>
       </w:r>
-      <w:r>
-        <w:rPr>
-          <w:rFonts w:cs="TH Sarabun New" w:ascii="TH Sarabun New" w:hAnsi="TH Sarabun New"/>
+      <w:proofErr w:type="spellEnd"/>
+      <w:r>
+        <w:rPr>
+          <w:rFonts w:ascii="TH Sarabun New" w:hAnsi="TH Sarabun New" w:cs="TH Sarabun New"/>
           <w:sz w:val="32"/>
           <w:szCs w:val="32"/>
         </w:rPr>
@@ -74,69 +73,151 @@
       </w:r>
       <w:r>
         <w:rPr>
-          <w:rFonts w:cs="TH Sarabun New" w:ascii="TH Sarabun New" w:hAnsi="TH Sarabun New"/>
+          <w:rFonts w:ascii="TH Sarabun New" w:hAnsi="TH Sarabun New" w:cs="TH Sarabun New"/>
           <w:sz w:val="32"/>
           <w:szCs w:val="32"/>
           <w:u w:val="dotted"/>
         </w:rPr>
         <w:t xml:space="preserve">   </w:t>
       </w:r>
-      <w:r>
-        <w:rPr>
-          <w:rFonts w:ascii="TH Sarabun New" w:hAnsi="TH Sarabun New" w:cs="TH Sarabun New"/>
-          <w:sz w:val="32"/>
-          <w:sz w:val="32"/>
-          <w:szCs w:val="32"/>
-          <w:u w:val="dotted"/>
-        </w:rPr>
-        <w:t xml:space="preserve">บริษัท ไอพาดรา สเปซ จำกัด   </w:t>
-      </w:r>
-      <w:r>
-        <w:rPr>
-          <w:rFonts w:ascii="TH Sarabun New" w:hAnsi="TH Sarabun New" w:cs="TH Sarabun New"/>
-          <w:sz w:val="32"/>
-          <w:sz w:val="32"/>
-          <w:szCs w:val="32"/>
+      <w:proofErr w:type="spellStart"/>
+      <w:r>
+        <w:rPr>
+          <w:rFonts w:ascii="TH Sarabun New" w:hAnsi="TH Sarabun New" w:cs="TH Sarabun New"/>
+          <w:sz w:val="32"/>
+          <w:szCs w:val="32"/>
+          <w:u w:val="dotted"/>
+        </w:rPr>
+        <w:t>บริษัท</w:t>
+      </w:r>
+      <w:proofErr w:type="spellEnd"/>
+      <w:r>
+        <w:rPr>
+          <w:rFonts w:ascii="TH Sarabun New" w:hAnsi="TH Sarabun New" w:cs="TH Sarabun New"/>
+          <w:sz w:val="32"/>
+          <w:szCs w:val="32"/>
+          <w:u w:val="dotted"/>
+        </w:rPr>
+        <w:t xml:space="preserve"> </w:t>
+      </w:r>
+      <w:proofErr w:type="spellStart"/>
+      <w:r>
+        <w:rPr>
+          <w:rFonts w:ascii="TH Sarabun New" w:hAnsi="TH Sarabun New" w:cs="TH Sarabun New"/>
+          <w:sz w:val="32"/>
+          <w:szCs w:val="32"/>
+          <w:u w:val="dotted"/>
+        </w:rPr>
+        <w:t>ไอพาดรา</w:t>
+      </w:r>
+      <w:proofErr w:type="spellEnd"/>
+      <w:r>
+        <w:rPr>
+          <w:rFonts w:ascii="TH Sarabun New" w:hAnsi="TH Sarabun New" w:cs="TH Sarabun New"/>
+          <w:sz w:val="32"/>
+          <w:szCs w:val="32"/>
+          <w:u w:val="dotted"/>
+        </w:rPr>
+        <w:t xml:space="preserve"> </w:t>
+      </w:r>
+      <w:proofErr w:type="spellStart"/>
+      <w:r>
+        <w:rPr>
+          <w:rFonts w:ascii="TH Sarabun New" w:hAnsi="TH Sarabun New" w:cs="TH Sarabun New"/>
+          <w:sz w:val="32"/>
+          <w:szCs w:val="32"/>
+          <w:u w:val="dotted"/>
+        </w:rPr>
+        <w:t>สเปซ</w:t>
+      </w:r>
+      <w:proofErr w:type="spellEnd"/>
+      <w:r>
+        <w:rPr>
+          <w:rFonts w:ascii="TH Sarabun New" w:hAnsi="TH Sarabun New" w:cs="TH Sarabun New"/>
+          <w:sz w:val="32"/>
+          <w:szCs w:val="32"/>
+          <w:u w:val="dotted"/>
+        </w:rPr>
+        <w:t xml:space="preserve"> </w:t>
+      </w:r>
+      <w:proofErr w:type="spellStart"/>
+      <w:r>
+        <w:rPr>
+          <w:rFonts w:ascii="TH Sarabun New" w:hAnsi="TH Sarabun New" w:cs="TH Sarabun New"/>
+          <w:sz w:val="32"/>
+          <w:szCs w:val="32"/>
+          <w:u w:val="dotted"/>
+        </w:rPr>
+        <w:t>จำกัด</w:t>
+      </w:r>
+      <w:proofErr w:type="spellEnd"/>
+      <w:r>
+        <w:rPr>
+          <w:rFonts w:ascii="TH Sarabun New" w:hAnsi="TH Sarabun New" w:cs="TH Sarabun New"/>
+          <w:sz w:val="32"/>
+          <w:szCs w:val="32"/>
+          <w:u w:val="dotted"/>
         </w:rPr>
         <w:t xml:space="preserve">  </w:t>
       </w:r>
-      <w:r>
-        <w:rPr>
-          <w:rFonts w:cs="TH Sarabun New" w:ascii="TH Sarabun New" w:hAnsi="TH Sarabun New"/>
+      <w:proofErr w:type="gramStart"/>
+      <w:r>
+        <w:rPr>
+          <w:rFonts w:ascii="TH Sarabun New" w:hAnsi="TH Sarabun New" w:cs="TH Sarabun New"/>
+          <w:sz w:val="32"/>
+          <w:szCs w:val="32"/>
+          <w:u w:val="dotted"/>
+        </w:rPr>
+        <w:t xml:space="preserve"> </w:t>
+      </w:r>
+      <w:r>
+        <w:rPr>
+          <w:rFonts w:ascii="TH Sarabun New" w:hAnsi="TH Sarabun New" w:cs="TH Sarabun New"/>
+          <w:sz w:val="32"/>
+          <w:szCs w:val="32"/>
+        </w:rPr>
+        <w:t xml:space="preserve">  </w:t>
+      </w:r>
+      <w:r>
+        <w:rPr>
+          <w:rFonts w:ascii="TH Sarabun New" w:hAnsi="TH Sarabun New" w:cs="TH Sarabun New"/>
           <w:sz w:val="32"/>
           <w:szCs w:val="32"/>
         </w:rPr>
         <w:t>(</w:t>
       </w:r>
-      <w:r>
-        <w:rPr>
-          <w:rFonts w:ascii="TH Sarabun New" w:hAnsi="TH Sarabun New" w:cs="TH Sarabun New"/>
-          <w:sz w:val="32"/>
+      <w:proofErr w:type="spellStart"/>
+      <w:proofErr w:type="gramEnd"/>
+      <w:r>
+        <w:rPr>
+          <w:rFonts w:ascii="TH Sarabun New" w:hAnsi="TH Sarabun New" w:cs="TH Sarabun New"/>
           <w:sz w:val="32"/>
           <w:szCs w:val="32"/>
         </w:rPr>
         <w:t>ผู้ซื้อ</w:t>
       </w:r>
-      <w:r>
-        <w:rPr>
-          <w:rFonts w:cs="TH Sarabun New" w:ascii="TH Sarabun New" w:hAnsi="TH Sarabun New"/>
+      <w:proofErr w:type="spellEnd"/>
+      <w:r>
+        <w:rPr>
+          <w:rFonts w:ascii="TH Sarabun New" w:hAnsi="TH Sarabun New" w:cs="TH Sarabun New"/>
           <w:sz w:val="32"/>
           <w:szCs w:val="32"/>
         </w:rPr>
         <w:t>/</w:t>
       </w:r>
-      <w:r>
-        <w:rPr>
-          <w:rFonts w:ascii="TH Sarabun New" w:hAnsi="TH Sarabun New" w:cs="TH Sarabun New"/>
-          <w:sz w:val="32"/>
+      <w:proofErr w:type="spellStart"/>
+      <w:r>
+        <w:rPr>
+          <w:rFonts w:ascii="TH Sarabun New" w:hAnsi="TH Sarabun New" w:cs="TH Sarabun New"/>
           <w:sz w:val="32"/>
           <w:szCs w:val="32"/>
         </w:rPr>
         <w:t>ผู้รับบริการ</w:t>
       </w:r>
-      <w:r>
-        <w:rPr>
-          <w:rFonts w:cs="TH Sarabun New" w:ascii="TH Sarabun New" w:hAnsi="TH Sarabun New"/>
+      <w:proofErr w:type="spellEnd"/>
+      <w:r>
+        <w:rPr>
+          <w:rFonts w:ascii="TH Sarabun New" w:hAnsi="TH Sarabun New" w:cs="TH Sarabun New"/>
           <w:sz w:val="32"/>
           <w:szCs w:val="32"/>
         </w:rPr>
@@ -147,293 +228,327 @@
       <w:tblPr>
         <w:tblStyle w:val="TableGrid"/>
         <w:tblW w:w="9350" w:type="dxa"/>
-        <w:jc w:val="left"/>
-        <w:tblInd w:w="0" w:type="dxa"/>
         <w:tblLayout w:type="fixed"/>
-        <w:tblCellMar>
-          <w:top w:w="0" w:type="dxa"/>
-          <w:left w:w="108" w:type="dxa"/>
-          <w:bottom w:w="0" w:type="dxa"/>
-          <w:right w:w="108" w:type="dxa"/>
-        </w:tblCellMar>
-        <w:tblLook w:val="04a0" w:noVBand="1" w:noHBand="0" w:lastColumn="0" w:firstColumn="1" w:lastRow="0" w:firstRow="1"/>
+        <w:tblLook w:val="04A0" w:firstRow="1" w:lastRow="0" w:firstColumn="1" w:lastColumn="0" w:noHBand="0" w:noVBand="1"/>
       </w:tblPr>
       <w:tblGrid>
         <w:gridCol w:w="1247"/>
-        <w:gridCol w:w="5093"/>
+        <w:gridCol w:w="5094"/>
         <w:gridCol w:w="1511"/>
         <w:gridCol w:w="1498"/>
       </w:tblGrid>
       <w:tr>
         <w:trPr>
-          <w:trHeight w:val="566" w:hRule="atLeast"/>
+          <w:trHeight w:val="566"/>
         </w:trPr>
         <w:tc>
           <w:tcPr>
             <w:tcW w:w="1247" w:type="dxa"/>
-            <w:tcBorders/>
           </w:tcPr>
           <w:p>
             <w:pPr>
-              <w:pStyle w:val="Normal"/>
-              <w:widowControl/>
-              <w:spacing w:lineRule="auto" w:line="240" w:before="120" w:after="0"/>
+              <w:spacing w:before="120" w:after="0" w:line="240" w:lineRule="auto"/>
               <w:jc w:val="center"/>
               <w:rPr>
                 <w:rFonts w:ascii="TH Sarabun New" w:hAnsi="TH Sarabun New" w:cs="TH Sarabun New"/>
                 <w:b/>
+                <w:bCs/>
+                <w:sz w:val="32"/>
+                <w:szCs w:val="32"/>
+              </w:rPr>
+            </w:pPr>
+            <w:proofErr w:type="spellStart"/>
+            <w:r>
+              <w:rPr>
+                <w:rFonts w:ascii="TH Sarabun New" w:eastAsia="Calibri" w:hAnsi="TH Sarabun New" w:cs="TH Sarabun New"/>
                 <w:b/>
                 <w:bCs/>
                 <w:sz w:val="32"/>
                 <w:szCs w:val="32"/>
               </w:rPr>
+              <w:t>วัน</w:t>
+            </w:r>
+            <w:proofErr w:type="spellEnd"/>
+            <w:r>
+              <w:rPr>
+                <w:rFonts w:ascii="TH Sarabun New" w:eastAsia="Calibri" w:hAnsi="TH Sarabun New" w:cs="TH Sarabun New"/>
+                <w:b/>
+                <w:bCs/>
+                <w:sz w:val="32"/>
+                <w:szCs w:val="32"/>
+              </w:rPr>
+              <w:t xml:space="preserve"> </w:t>
+            </w:r>
+            <w:proofErr w:type="spellStart"/>
+            <w:r>
+              <w:rPr>
+                <w:rFonts w:ascii="TH Sarabun New" w:eastAsia="Calibri" w:hAnsi="TH Sarabun New" w:cs="TH Sarabun New"/>
+                <w:b/>
+                <w:bCs/>
+                <w:sz w:val="32"/>
+                <w:szCs w:val="32"/>
+              </w:rPr>
+              <w:t>เดือน</w:t>
+            </w:r>
+            <w:proofErr w:type="spellEnd"/>
+            <w:r>
+              <w:rPr>
+                <w:rFonts w:ascii="TH Sarabun New" w:eastAsia="Calibri" w:hAnsi="TH Sarabun New" w:cs="TH Sarabun New"/>
+                <w:b/>
+                <w:bCs/>
+                <w:sz w:val="32"/>
+                <w:szCs w:val="32"/>
+              </w:rPr>
+              <w:t xml:space="preserve"> </w:t>
+            </w:r>
+            <w:proofErr w:type="spellStart"/>
+            <w:r>
+              <w:rPr>
+                <w:rFonts w:ascii="TH Sarabun New" w:eastAsia="Calibri" w:hAnsi="TH Sarabun New" w:cs="TH Sarabun New"/>
+                <w:b/>
+                <w:bCs/>
+                <w:sz w:val="32"/>
+                <w:szCs w:val="32"/>
+              </w:rPr>
+              <w:t>ปี</w:t>
+            </w:r>
+            <w:proofErr w:type="spellEnd"/>
+          </w:p>
+        </w:tc>
+        <w:tc>
+          <w:tcPr>
+            <w:tcW w:w="5094" w:type="dxa"/>
+          </w:tcPr>
+          <w:p>
+            <w:pPr>
+              <w:spacing w:before="120" w:after="0" w:line="240" w:lineRule="auto"/>
+              <w:jc w:val="center"/>
+              <w:rPr>
+                <w:rFonts w:ascii="TH Sarabun New" w:hAnsi="TH Sarabun New" w:cs="TH Sarabun New"/>
+                <w:b/>
+                <w:bCs/>
+                <w:sz w:val="32"/>
+                <w:szCs w:val="32"/>
+              </w:rPr>
+            </w:pPr>
+            <w:proofErr w:type="spellStart"/>
+            <w:r>
+              <w:rPr>
+                <w:rFonts w:ascii="TH Sarabun New" w:eastAsia="Calibri" w:hAnsi="TH Sarabun New" w:cs="TH Sarabun New"/>
+                <w:b/>
+                <w:bCs/>
+                <w:sz w:val="32"/>
+                <w:szCs w:val="32"/>
+              </w:rPr>
+              <w:t>รายละเอียดการจ่าย</w:t>
+            </w:r>
+            <w:proofErr w:type="spellEnd"/>
+          </w:p>
+        </w:tc>
+        <w:tc>
+          <w:tcPr>
+            <w:tcW w:w="1511" w:type="dxa"/>
+          </w:tcPr>
+          <w:p>
+            <w:pPr>
+              <w:spacing w:before="120" w:after="0" w:line="240" w:lineRule="auto"/>
+              <w:jc w:val="center"/>
+              <w:rPr>
+                <w:rFonts w:ascii="TH Sarabun New" w:hAnsi="TH Sarabun New" w:cs="TH Sarabun New"/>
+                <w:b/>
+                <w:bCs/>
+                <w:sz w:val="32"/>
+                <w:szCs w:val="32"/>
+              </w:rPr>
+            </w:pPr>
+            <w:proofErr w:type="spellStart"/>
+            <w:r>
+              <w:rPr>
+                <w:rFonts w:ascii="TH Sarabun New" w:eastAsia="Calibri" w:hAnsi="TH Sarabun New" w:cs="TH Sarabun New"/>
+                <w:b/>
+                <w:bCs/>
+                <w:sz w:val="32"/>
+                <w:szCs w:val="32"/>
+              </w:rPr>
+              <w:t>จำนวนเงิน</w:t>
+            </w:r>
+            <w:proofErr w:type="spellEnd"/>
+          </w:p>
+        </w:tc>
+        <w:tc>
+          <w:tcPr>
+            <w:tcW w:w="1498" w:type="dxa"/>
+          </w:tcPr>
+          <w:p>
+            <w:pPr>
+              <w:spacing w:before="120" w:after="0" w:line="240" w:lineRule="auto"/>
+              <w:jc w:val="center"/>
+              <w:rPr>
+                <w:rFonts w:ascii="TH Sarabun New" w:hAnsi="TH Sarabun New" w:cs="TH Sarabun New"/>
+                <w:b/>
+                <w:bCs/>
+                <w:sz w:val="32"/>
+                <w:szCs w:val="32"/>
+              </w:rPr>
+            </w:pPr>
+            <w:proofErr w:type="spellStart"/>
+            <w:r>
+              <w:rPr>
+                <w:rFonts w:ascii="TH Sarabun New" w:eastAsia="Calibri" w:hAnsi="TH Sarabun New" w:cs="TH Sarabun New"/>
+                <w:b/>
+                <w:bCs/>
+                <w:sz w:val="32"/>
+                <w:szCs w:val="32"/>
+              </w:rPr>
+              <w:t>หมายเหตุ</w:t>
+            </w:r>
+            <w:proofErr w:type="spellEnd"/>
+          </w:p>
+        </w:tc>
+      </w:tr>
+      <w:tr>
+        <w:tc>
+          <w:tcPr>
+            <w:tcW w:w="1247" w:type="dxa"/>
+          </w:tcPr>
+          <w:p>
+            <w:pPr>
+              <w:spacing w:beforeAutospacing="1" w:after="0" w:line="240" w:lineRule="auto"/>
+              <w:rPr>
+                <w:rFonts w:ascii="TH Sarabun New" w:hAnsi="TH Sarabun New" w:cs="TH Sarabun New"/>
+                <w:sz w:val="32"/>
+                <w:szCs w:val="32"/>
+              </w:rPr>
             </w:pPr>
             <w:r>
               <w:rPr>
-                <w:rFonts w:ascii="TH Sarabun New" w:hAnsi="TH Sarabun New" w:eastAsia="Calibri" w:cs="TH Sarabun New"/>
-                <w:b/>
-                <w:b/>
-                <w:bCs/>
-                <w:kern w:val="0"/>
-                <w:sz w:val="32"/>
-                <w:sz w:val="32"/>
-                <w:szCs w:val="32"/>
-                <w:lang w:val="en-US" w:eastAsia="en-US" w:bidi="th-TH"/>
-              </w:rPr>
-              <w:t>วัน เดือน ปี</w:t>
+                <w:rFonts w:ascii="TH Sarabun New" w:eastAsia="Calibri" w:hAnsi="TH Sarabun New" w:cs="TH Sarabun New"/>
+                <w:sz w:val="32"/>
+                <w:szCs w:val="32"/>
+              </w:rPr>
+              <w:t>$</w:t>
+            </w:r>
+            <w:proofErr w:type="gramStart"/>
+            <w:r>
+              <w:rPr>
+                <w:rFonts w:ascii="TH Sarabun New" w:eastAsia="Calibri" w:hAnsi="TH Sarabun New" w:cs="TH Sarabun New"/>
+                <w:sz w:val="32"/>
+                <w:szCs w:val="32"/>
+              </w:rPr>
+              <w:t>date[</w:t>
+            </w:r>
+            <w:proofErr w:type="gramEnd"/>
+            <w:r>
+              <w:rPr>
+                <w:rFonts w:ascii="TH Sarabun New" w:eastAsia="Calibri" w:hAnsi="TH Sarabun New" w:cs="TH Sarabun New"/>
+                <w:sz w:val="32"/>
+                <w:szCs w:val="32"/>
+              </w:rPr>
+              <w:t>0]</w:t>
             </w:r>
           </w:p>
         </w:tc>
         <w:tc>
           <w:tcPr>
-            <w:tcW w:w="5093" w:type="dxa"/>
-            <w:tcBorders/>
+            <w:tcW w:w="5094" w:type="dxa"/>
           </w:tcPr>
           <w:p>
             <w:pPr>
-              <w:pStyle w:val="Normal"/>
-              <w:widowControl/>
-              <w:spacing w:lineRule="auto" w:line="240" w:before="120" w:after="0"/>
-              <w:jc w:val="center"/>
+              <w:spacing w:beforeAutospacing="1" w:after="0" w:line="240" w:lineRule="auto"/>
               <w:rPr>
                 <w:rFonts w:ascii="TH Sarabun New" w:hAnsi="TH Sarabun New" w:cs="TH Sarabun New"/>
-                <w:b/>
-                <w:b/>
-                <w:bCs/>
                 <w:sz w:val="32"/>
                 <w:szCs w:val="32"/>
               </w:rPr>
             </w:pPr>
             <w:r>
               <w:rPr>
-                <w:rFonts w:ascii="TH Sarabun New" w:hAnsi="TH Sarabun New" w:eastAsia="Calibri" w:cs="TH Sarabun New"/>
-                <w:b/>
-                <w:b/>
-                <w:bCs/>
-                <w:kern w:val="0"/>
-                <w:sz w:val="32"/>
-                <w:sz w:val="32"/>
-                <w:szCs w:val="32"/>
-                <w:lang w:val="en-US" w:eastAsia="en-US" w:bidi="th-TH"/>
-              </w:rPr>
-              <w:t>รายละเอียดการจ่าย</w:t>
+                <w:rFonts w:ascii="TH Sarabun New" w:eastAsia="Calibri" w:hAnsi="TH Sarabun New" w:cs="TH Sarabun New"/>
+                <w:sz w:val="32"/>
+                <w:szCs w:val="32"/>
+              </w:rPr>
+              <w:t>$</w:t>
+            </w:r>
+            <w:proofErr w:type="gramStart"/>
+            <w:r>
+              <w:rPr>
+                <w:rFonts w:ascii="TH Sarabun New" w:eastAsia="Calibri" w:hAnsi="TH Sarabun New" w:cs="TH Sarabun New"/>
+                <w:sz w:val="32"/>
+                <w:szCs w:val="32"/>
+              </w:rPr>
+              <w:t>desc[</w:t>
+            </w:r>
+            <w:proofErr w:type="gramEnd"/>
+            <w:r>
+              <w:rPr>
+                <w:rFonts w:ascii="TH Sarabun New" w:eastAsia="Calibri" w:hAnsi="TH Sarabun New" w:cs="TH Sarabun New"/>
+                <w:sz w:val="32"/>
+                <w:szCs w:val="32"/>
+              </w:rPr>
+              <w:t>0]</w:t>
             </w:r>
           </w:p>
         </w:tc>
         <w:tc>
           <w:tcPr>
             <w:tcW w:w="1511" w:type="dxa"/>
-            <w:tcBorders/>
           </w:tcPr>
           <w:p>
             <w:pPr>
-              <w:pStyle w:val="Normal"/>
-              <w:widowControl/>
-              <w:spacing w:lineRule="auto" w:line="240" w:before="120" w:after="0"/>
-              <w:jc w:val="center"/>
+              <w:spacing w:beforeAutospacing="1" w:after="0" w:line="240" w:lineRule="auto"/>
               <w:rPr>
                 <w:rFonts w:ascii="TH Sarabun New" w:hAnsi="TH Sarabun New" w:cs="TH Sarabun New"/>
-                <w:b/>
-                <w:b/>
-                <w:bCs/>
                 <w:sz w:val="32"/>
                 <w:szCs w:val="32"/>
               </w:rPr>
             </w:pPr>
             <w:r>
               <w:rPr>
-                <w:rFonts w:ascii="TH Sarabun New" w:hAnsi="TH Sarabun New" w:eastAsia="Calibri" w:cs="TH Sarabun New"/>
-                <w:b/>
-                <w:b/>
-                <w:bCs/>
-                <w:kern w:val="0"/>
-                <w:sz w:val="32"/>
-                <w:sz w:val="32"/>
-                <w:szCs w:val="32"/>
-                <w:lang w:val="en-US" w:eastAsia="en-US" w:bidi="th-TH"/>
-              </w:rPr>
-              <w:t>จำนวนเงิน</w:t>
+                <w:rFonts w:ascii="TH Sarabun New" w:eastAsia="Calibri" w:hAnsi="TH Sarabun New" w:cs="TH Sarabun New"/>
+                <w:sz w:val="32"/>
+                <w:szCs w:val="32"/>
+              </w:rPr>
+              <w:t>$</w:t>
+            </w:r>
+            <w:proofErr w:type="gramStart"/>
+            <w:r>
+              <w:rPr>
+                <w:rFonts w:ascii="TH Sarabun New" w:eastAsia="Calibri" w:hAnsi="TH Sarabun New" w:cs="TH Sarabun New"/>
+                <w:sz w:val="32"/>
+                <w:szCs w:val="32"/>
+              </w:rPr>
+              <w:t>amount[</w:t>
+            </w:r>
+            <w:proofErr w:type="gramEnd"/>
+            <w:r>
+              <w:rPr>
+                <w:rFonts w:ascii="TH Sarabun New" w:eastAsia="Calibri" w:hAnsi="TH Sarabun New" w:cs="TH Sarabun New"/>
+                <w:sz w:val="32"/>
+                <w:szCs w:val="32"/>
+              </w:rPr>
+              <w:t>0]</w:t>
             </w:r>
           </w:p>
         </w:tc>
         <w:tc>
           <w:tcPr>
             <w:tcW w:w="1498" w:type="dxa"/>
-            <w:tcBorders/>
           </w:tcPr>
           <w:p>
             <w:pPr>
-              <w:pStyle w:val="Normal"/>
-              <w:widowControl/>
-              <w:spacing w:lineRule="auto" w:line="240" w:before="120" w:after="0"/>
-              <w:jc w:val="center"/>
+              <w:spacing w:beforeAutospacing="1" w:after="0" w:line="240" w:lineRule="auto"/>
               <w:rPr>
                 <w:rFonts w:ascii="TH Sarabun New" w:hAnsi="TH Sarabun New" w:cs="TH Sarabun New"/>
-                <w:b/>
-                <w:b/>
-                <w:bCs/>
                 <w:sz w:val="32"/>
                 <w:szCs w:val="32"/>
               </w:rPr>
             </w:pPr>
-            <w:r>
-              <w:rPr>
-                <w:rFonts w:ascii="TH Sarabun New" w:hAnsi="TH Sarabun New" w:eastAsia="Calibri" w:cs="TH Sarabun New"/>
-                <w:b/>
-                <w:b/>
-                <w:bCs/>
-                <w:kern w:val="0"/>
-                <w:sz w:val="32"/>
-                <w:sz w:val="32"/>
-                <w:szCs w:val="32"/>
-                <w:lang w:val="en-US" w:eastAsia="en-US" w:bidi="th-TH"/>
-              </w:rPr>
-              <w:t>หมายเหตุ</w:t>
-            </w:r>
-          </w:p>
-        </w:tc>
-      </w:tr>
-      <w:tr>
-        <w:trPr/>
-        <w:tc>
-          <w:tcPr>
-            <w:tcW w:w="1247" w:type="dxa"/>
-            <w:tcBorders/>
-          </w:tcPr>
-          <w:p>
-            <w:pPr>
-              <w:pStyle w:val="Normal"/>
-              <w:widowControl/>
-              <w:spacing w:lineRule="auto" w:line="240" w:beforeAutospacing="1" w:after="0"/>
-              <w:jc w:val="left"/>
-              <w:rPr>
-                <w:rFonts w:ascii="TH Sarabun New" w:hAnsi="TH Sarabun New" w:cs="TH Sarabun New"/>
-                <w:sz w:val="32"/>
-                <w:szCs w:val="32"/>
-              </w:rPr>
-            </w:pPr>
-            <w:r>
-              <w:rPr>
-                <w:rFonts w:eastAsia="Calibri" w:cs="TH Sarabun New" w:ascii="TH Sarabun New" w:hAnsi="TH Sarabun New"/>
-                <w:kern w:val="0"/>
-                <w:sz w:val="32"/>
-                <w:szCs w:val="32"/>
-                <w:lang w:val="en-US" w:eastAsia="en-US" w:bidi="th-TH"/>
-              </w:rPr>
-              <w:t>$date[0]</w:t>
-            </w:r>
-          </w:p>
-        </w:tc>
-        <w:tc>
-          <w:tcPr>
-            <w:tcW w:w="5093" w:type="dxa"/>
-            <w:tcBorders/>
-          </w:tcPr>
-          <w:p>
-            <w:pPr>
-              <w:pStyle w:val="Normal"/>
-              <w:widowControl/>
-              <w:spacing w:lineRule="auto" w:line="240" w:beforeAutospacing="1" w:after="0"/>
-              <w:jc w:val="left"/>
-              <w:rPr>
-                <w:rFonts w:ascii="TH Sarabun New" w:hAnsi="TH Sarabun New" w:cs="TH Sarabun New"/>
-                <w:sz w:val="32"/>
-                <w:szCs w:val="32"/>
-              </w:rPr>
-            </w:pPr>
-            <w:r>
-              <w:rPr>
-                <w:rFonts w:eastAsia="Calibri" w:cs="TH Sarabun New" w:ascii="TH Sarabun New" w:hAnsi="TH Sarabun New"/>
-                <w:kern w:val="0"/>
-                <w:sz w:val="32"/>
-                <w:szCs w:val="32"/>
-                <w:lang w:val="en-US" w:eastAsia="en-US" w:bidi="th-TH"/>
-              </w:rPr>
-              <w:t>$desc[0]</w:t>
-            </w:r>
-          </w:p>
-        </w:tc>
-        <w:tc>
-          <w:tcPr>
-            <w:tcW w:w="1511" w:type="dxa"/>
-            <w:tcBorders/>
-          </w:tcPr>
-          <w:p>
-            <w:pPr>
-              <w:pStyle w:val="Normal"/>
-              <w:widowControl/>
-              <w:spacing w:lineRule="auto" w:line="240" w:beforeAutospacing="1" w:after="0"/>
-              <w:jc w:val="left"/>
-              <w:rPr>
-                <w:rFonts w:ascii="TH Sarabun New" w:hAnsi="TH Sarabun New" w:cs="TH Sarabun New"/>
-                <w:sz w:val="32"/>
-                <w:szCs w:val="32"/>
-              </w:rPr>
-            </w:pPr>
-            <w:r>
-              <w:rPr>
-                <w:rFonts w:eastAsia="Calibri" w:cs="TH Sarabun New" w:ascii="TH Sarabun New" w:hAnsi="TH Sarabun New"/>
-                <w:kern w:val="0"/>
-                <w:sz w:val="32"/>
-                <w:szCs w:val="32"/>
-                <w:lang w:val="en-US" w:eastAsia="en-US" w:bidi="th-TH"/>
-              </w:rPr>
-              <w:t>$amount[0]</w:t>
-            </w:r>
-          </w:p>
-        </w:tc>
-        <w:tc>
-          <w:tcPr>
-            <w:tcW w:w="1498" w:type="dxa"/>
-            <w:tcBorders/>
-          </w:tcPr>
-          <w:p>
-            <w:pPr>
-              <w:pStyle w:val="Normal"/>
-              <w:widowControl/>
-              <w:spacing w:lineRule="auto" w:line="240" w:beforeAutospacing="1" w:after="0"/>
-              <w:jc w:val="left"/>
-              <w:rPr>
-                <w:rFonts w:ascii="TH Sarabun New" w:hAnsi="TH Sarabun New" w:cs="TH Sarabun New"/>
-                <w:sz w:val="32"/>
-                <w:szCs w:val="32"/>
-              </w:rPr>
-            </w:pPr>
-            <w:r>
-              <w:rPr>
-                <w:rFonts w:eastAsia="Calibri" w:cs="TH Sarabun New" w:ascii="TH Sarabun New" w:hAnsi="TH Sarabun New"/>
-                <w:kern w:val="0"/>
-                <w:sz w:val="22"/>
-                <w:szCs w:val="28"/>
-                <w:lang w:val="en-US" w:eastAsia="en-US" w:bidi="th-TH"/>
-              </w:rPr>
-            </w:r>
           </w:p>
         </w:tc>
       </w:tr>
       <w:tr>
         <w:trPr>
-          <w:trHeight w:val="638" w:hRule="atLeast"/>
+          <w:trHeight w:val="638"/>
         </w:trPr>
         <w:tc>
           <w:tcPr>
@@ -446,9 +561,7 @@
           </w:tcPr>
           <w:p>
             <w:pPr>
-              <w:pStyle w:val="Normal"/>
-              <w:widowControl/>
-              <w:spacing w:lineRule="auto" w:line="240" w:beforeAutospacing="1" w:after="0"/>
+              <w:spacing w:beforeAutospacing="1" w:after="0" w:line="240" w:lineRule="auto"/>
               <w:jc w:val="center"/>
               <w:rPr>
                 <w:rFonts w:ascii="TH Sarabun New" w:hAnsi="TH Sarabun New" w:cs="TH Sarabun New"/>
@@ -456,20 +569,13 @@
                 <w:szCs w:val="32"/>
               </w:rPr>
             </w:pPr>
-            <w:r>
-              <w:rPr>
-                <w:rFonts w:eastAsia="Calibri" w:cs="TH Sarabun New" w:ascii="TH Sarabun New" w:hAnsi="TH Sarabun New"/>
-                <w:kern w:val="0"/>
-                <w:sz w:val="22"/>
-                <w:szCs w:val="28"/>
-                <w:lang w:val="en-US" w:eastAsia="en-US" w:bidi="th-TH"/>
-              </w:rPr>
-            </w:r>
+            <w:bookmarkStart w:id="0" w:name="_GoBack"/>
+            <w:bookmarkEnd w:id="0"/>
           </w:p>
         </w:tc>
         <w:tc>
           <w:tcPr>
-            <w:tcW w:w="5093" w:type="dxa"/>
+            <w:tcW w:w="5094" w:type="dxa"/>
             <w:tcBorders>
               <w:left w:val="nil"/>
               <w:bottom w:val="nil"/>
@@ -477,67 +583,68 @@
           </w:tcPr>
           <w:p>
             <w:pPr>
-              <w:pStyle w:val="Normal"/>
-              <w:widowControl/>
-              <w:spacing w:lineRule="auto" w:line="240" w:before="120" w:after="0"/>
+              <w:spacing w:before="120" w:after="0" w:line="240" w:lineRule="auto"/>
               <w:jc w:val="center"/>
               <w:rPr>
                 <w:rFonts w:ascii="TH Sarabun New" w:hAnsi="TH Sarabun New" w:cs="TH Sarabun New"/>
                 <w:b/>
+                <w:bCs/>
+                <w:sz w:val="32"/>
+                <w:szCs w:val="32"/>
+              </w:rPr>
+            </w:pPr>
+            <w:proofErr w:type="spellStart"/>
+            <w:r>
+              <w:rPr>
+                <w:rFonts w:ascii="TH Sarabun New" w:eastAsia="Calibri" w:hAnsi="TH Sarabun New" w:cs="TH Sarabun New"/>
                 <w:b/>
                 <w:bCs/>
                 <w:sz w:val="32"/>
                 <w:szCs w:val="32"/>
               </w:rPr>
-            </w:pPr>
-            <w:r>
-              <w:rPr>
-                <w:rFonts w:ascii="TH Sarabun New" w:hAnsi="TH Sarabun New" w:eastAsia="Calibri" w:cs="TH Sarabun New"/>
-                <w:b/>
-                <w:b/>
-                <w:bCs/>
-                <w:kern w:val="0"/>
-                <w:sz w:val="32"/>
-                <w:sz w:val="32"/>
-                <w:szCs w:val="32"/>
-                <w:lang w:val="en-US" w:eastAsia="en-US" w:bidi="th-TH"/>
-              </w:rPr>
               <w:t>รวมทั้งสิ้น</w:t>
             </w:r>
+            <w:proofErr w:type="spellEnd"/>
           </w:p>
         </w:tc>
         <w:tc>
           <w:tcPr>
             <w:tcW w:w="1511" w:type="dxa"/>
-            <w:tcBorders/>
           </w:tcPr>
           <w:p>
             <w:pPr>
-              <w:pStyle w:val="Normal"/>
-              <w:widowControl/>
-              <w:spacing w:lineRule="auto" w:line="240" w:before="120" w:after="0"/>
+              <w:spacing w:before="120" w:after="0" w:line="240" w:lineRule="auto"/>
               <w:jc w:val="center"/>
               <w:rPr>
                 <w:rFonts w:ascii="TH Sarabun New" w:hAnsi="TH Sarabun New" w:cs="TH Sarabun New"/>
                 <w:b/>
+                <w:bCs/>
+                <w:sz w:val="32"/>
+                <w:szCs w:val="32"/>
+              </w:rPr>
+            </w:pPr>
+            <w:r>
+              <w:rPr>
+                <w:rFonts w:ascii="TH Sarabun New" w:eastAsia="Calibri" w:hAnsi="TH Sarabun New" w:cs="TH Sarabun New"/>
                 <w:b/>
                 <w:bCs/>
                 <w:sz w:val="32"/>
                 <w:szCs w:val="32"/>
               </w:rPr>
-            </w:pPr>
+              <w:t>$</w:t>
+            </w:r>
+            <w:proofErr w:type="spellStart"/>
             <w:r>
               <w:rPr>
-                <w:rFonts w:eastAsia="Calibri" w:cs="TH Sarabun New" w:ascii="TH Sarabun New" w:hAnsi="TH Sarabun New"/>
+                <w:rFonts w:ascii="TH Sarabun New" w:eastAsia="Calibri" w:hAnsi="TH Sarabun New" w:cs="TH Sarabun New"/>
                 <w:b/>
                 <w:bCs/>
-                <w:kern w:val="0"/>
-                <w:sz w:val="32"/>
-                <w:szCs w:val="32"/>
-                <w:lang w:val="en-US" w:eastAsia="en-US" w:bidi="th-TH"/>
-              </w:rPr>
-              <w:t>$intSumTotal</w:t>
+                <w:sz w:val="32"/>
+                <w:szCs w:val="32"/>
+              </w:rPr>
+              <w:t>intSumTotal</w:t>
             </w:r>
+            <w:proofErr w:type="spellEnd"/>
           </w:p>
         </w:tc>
         <w:tc>
@@ -550,9 +657,7 @@
           </w:tcPr>
           <w:p>
             <w:pPr>
-              <w:pStyle w:val="Normal"/>
-              <w:widowControl/>
-              <w:spacing w:lineRule="auto" w:line="240" w:before="120" w:after="0"/>
+              <w:spacing w:before="120" w:after="0" w:line="240" w:lineRule="auto"/>
               <w:jc w:val="center"/>
               <w:rPr>
                 <w:rFonts w:ascii="TH Sarabun New" w:hAnsi="TH Sarabun New" w:cs="TH Sarabun New"/>
@@ -560,22 +665,12 @@
                 <w:szCs w:val="32"/>
               </w:rPr>
             </w:pPr>
-            <w:r>
-              <w:rPr>
-                <w:rFonts w:eastAsia="Calibri" w:cs="TH Sarabun New" w:ascii="TH Sarabun New" w:hAnsi="TH Sarabun New"/>
-                <w:kern w:val="0"/>
-                <w:sz w:val="22"/>
-                <w:szCs w:val="28"/>
-                <w:lang w:val="en-US" w:eastAsia="en-US" w:bidi="th-TH"/>
-              </w:rPr>
-            </w:r>
           </w:p>
         </w:tc>
       </w:tr>
     </w:tbl>
     <w:p>
       <w:pPr>
-        <w:pStyle w:val="Normal"/>
         <w:jc w:val="center"/>
         <w:rPr>
           <w:rFonts w:ascii="TH Sarabun New" w:hAnsi="TH Sarabun New" w:cs="TH Sarabun New"/>
@@ -583,17 +678,9 @@
           <w:szCs w:val="32"/>
         </w:rPr>
       </w:pPr>
-      <w:r>
-        <w:rPr>
-          <w:rFonts w:cs="TH Sarabun New" w:ascii="TH Sarabun New" w:hAnsi="TH Sarabun New"/>
-          <w:sz w:val="32"/>
-          <w:szCs w:val="32"/>
-        </w:rPr>
-      </w:r>
     </w:p>
     <w:p>
       <w:pPr>
-        <w:pStyle w:val="Normal"/>
         <w:ind w:left="720" w:firstLine="720"/>
         <w:rPr>
           <w:rFonts w:ascii="TH Sarabun New" w:hAnsi="TH Sarabun New" w:cs="TH Sarabun New"/>
@@ -602,35 +689,46 @@
           <w:u w:val="dotted"/>
         </w:rPr>
       </w:pPr>
-      <w:r>
-        <w:rPr>
-          <w:rFonts w:ascii="TH Sarabun New" w:hAnsi="TH Sarabun New" w:cs="TH Sarabun New"/>
-          <w:sz w:val="32"/>
-          <w:sz w:val="32"/>
-          <w:szCs w:val="32"/>
-        </w:rPr>
-        <w:t xml:space="preserve">รวมทั้งสิ้น </w:t>
-      </w:r>
-      <w:r>
-        <w:rPr>
-          <w:rFonts w:cs="TH Sarabun New" w:ascii="TH Sarabun New" w:hAnsi="TH Sarabun New"/>
+      <w:proofErr w:type="spellStart"/>
+      <w:r>
+        <w:rPr>
+          <w:rFonts w:ascii="TH Sarabun New" w:hAnsi="TH Sarabun New" w:cs="TH Sarabun New"/>
+          <w:sz w:val="32"/>
+          <w:szCs w:val="32"/>
+        </w:rPr>
+        <w:t>รวมทั้งสิ้น</w:t>
+      </w:r>
+      <w:proofErr w:type="spellEnd"/>
+      <w:r>
+        <w:rPr>
+          <w:rFonts w:ascii="TH Sarabun New" w:hAnsi="TH Sarabun New" w:cs="TH Sarabun New"/>
+          <w:sz w:val="32"/>
+          <w:szCs w:val="32"/>
+        </w:rPr>
+        <w:t xml:space="preserve"> </w:t>
+      </w:r>
+      <w:r>
+        <w:rPr>
+          <w:rFonts w:ascii="TH Sarabun New" w:hAnsi="TH Sarabun New" w:cs="TH Sarabun New"/>
           <w:sz w:val="32"/>
           <w:szCs w:val="32"/>
         </w:rPr>
         <w:t>(</w:t>
       </w:r>
-      <w:r>
-        <w:rPr>
-          <w:rFonts w:ascii="TH Sarabun New" w:hAnsi="TH Sarabun New" w:cs="TH Sarabun New"/>
-          <w:sz w:val="32"/>
+      <w:proofErr w:type="spellStart"/>
+      <w:proofErr w:type="gramStart"/>
+      <w:r>
+        <w:rPr>
+          <w:rFonts w:ascii="TH Sarabun New" w:hAnsi="TH Sarabun New" w:cs="TH Sarabun New"/>
           <w:sz w:val="32"/>
           <w:szCs w:val="32"/>
         </w:rPr>
         <w:t>ตัวอักษร</w:t>
       </w:r>
-      <w:r>
-        <w:rPr>
-          <w:rFonts w:cs="TH Sarabun New" w:ascii="TH Sarabun New" w:hAnsi="TH Sarabun New"/>
+      <w:proofErr w:type="spellEnd"/>
+      <w:r>
+        <w:rPr>
+          <w:rFonts w:ascii="TH Sarabun New" w:hAnsi="TH Sarabun New" w:cs="TH Sarabun New"/>
           <w:sz w:val="32"/>
           <w:szCs w:val="32"/>
         </w:rPr>
@@ -638,17 +736,46 @@
       </w:r>
       <w:r>
         <w:rPr>
-          <w:rFonts w:cs="TH Sarabun New" w:ascii="TH Sarabun New" w:hAnsi="TH Sarabun New"/>
-          <w:sz w:val="32"/>
-          <w:szCs w:val="32"/>
-          <w:u w:val="dotted"/>
-        </w:rPr>
-        <w:t xml:space="preserve">       $thSumTotal        </w:t>
+          <w:rFonts w:ascii="TH Sarabun New" w:hAnsi="TH Sarabun New" w:cs="TH Sarabun New"/>
+          <w:sz w:val="32"/>
+          <w:szCs w:val="32"/>
+          <w:u w:val="dotted"/>
+        </w:rPr>
+        <w:t xml:space="preserve">  </w:t>
+      </w:r>
+      <w:proofErr w:type="gramEnd"/>
+      <w:r>
+        <w:rPr>
+          <w:rFonts w:ascii="TH Sarabun New" w:hAnsi="TH Sarabun New" w:cs="TH Sarabun New"/>
+          <w:sz w:val="32"/>
+          <w:szCs w:val="32"/>
+          <w:u w:val="dotted"/>
+        </w:rPr>
+        <w:t xml:space="preserve">     $</w:t>
+      </w:r>
+      <w:proofErr w:type="spellStart"/>
+      <w:r>
+        <w:rPr>
+          <w:rFonts w:ascii="TH Sarabun New" w:hAnsi="TH Sarabun New" w:cs="TH Sarabun New"/>
+          <w:sz w:val="32"/>
+          <w:szCs w:val="32"/>
+          <w:u w:val="dotted"/>
+        </w:rPr>
+        <w:t>thSumTotal</w:t>
+      </w:r>
+      <w:proofErr w:type="spellEnd"/>
+      <w:r>
+        <w:rPr>
+          <w:rFonts w:ascii="TH Sarabun New" w:hAnsi="TH Sarabun New" w:cs="TH Sarabun New"/>
+          <w:sz w:val="32"/>
+          <w:szCs w:val="32"/>
+          <w:u w:val="dotted"/>
+        </w:rPr>
+        <w:t>        </w:t>
       </w:r>
     </w:p>
     <w:p>
       <w:pPr>
-        <w:pStyle w:val="Normal"/>
         <w:rPr>
           <w:rFonts w:ascii="TH Sarabun New" w:hAnsi="TH Sarabun New" w:cs="TH Sarabun New"/>
           <w:sz w:val="32"/>
@@ -657,55 +784,92 @@
       </w:pPr>
       <w:r>
         <w:rPr>
-          <w:rFonts w:cs="TH Sarabun New" w:ascii="TH Sarabun New" w:hAnsi="TH Sarabun New"/>
+          <w:rFonts w:ascii="TH Sarabun New" w:hAnsi="TH Sarabun New" w:cs="TH Sarabun New"/>
           <w:sz w:val="32"/>
           <w:szCs w:val="32"/>
         </w:rPr>
         <w:tab/>
       </w:r>
-      <w:r>
-        <w:rPr>
-          <w:rFonts w:ascii="TH Sarabun New" w:hAnsi="TH Sarabun New" w:cs="TH Sarabun New"/>
-          <w:sz w:val="32"/>
-          <w:sz w:val="32"/>
-          <w:szCs w:val="32"/>
-        </w:rPr>
-        <w:t xml:space="preserve">ข้าพเจ้า  </w:t>
-      </w:r>
-      <w:r>
-        <w:rPr>
-          <w:rFonts w:ascii="TH Sarabun New" w:hAnsi="TH Sarabun New" w:cs="TH Sarabun New"/>
-          <w:sz w:val="32"/>
+      <w:proofErr w:type="spellStart"/>
+      <w:r>
+        <w:rPr>
+          <w:rFonts w:ascii="TH Sarabun New" w:hAnsi="TH Sarabun New" w:cs="TH Sarabun New"/>
+          <w:sz w:val="32"/>
+          <w:szCs w:val="32"/>
+        </w:rPr>
+        <w:t>ข้าพเจ้า</w:t>
+      </w:r>
+      <w:proofErr w:type="spellEnd"/>
+      <w:r>
+        <w:rPr>
+          <w:rFonts w:ascii="TH Sarabun New" w:hAnsi="TH Sarabun New" w:cs="TH Sarabun New"/>
+          <w:sz w:val="32"/>
+          <w:szCs w:val="32"/>
+        </w:rPr>
+        <w:t xml:space="preserve">  </w:t>
+      </w:r>
+      <w:r>
+        <w:rPr>
+          <w:rFonts w:ascii="TH Sarabun New" w:hAnsi="TH Sarabun New" w:cs="TH Sarabun New"/>
           <w:sz w:val="32"/>
           <w:szCs w:val="32"/>
           <w:u w:val="dotted"/>
         </w:rPr>
         <w:t xml:space="preserve">         </w:t>
       </w:r>
-      <w:r>
-        <w:rPr>
-          <w:rFonts w:ascii="TH Sarabun New" w:hAnsi="TH Sarabun New" w:cs="TH Sarabun New"/>
-          <w:sz w:val="32"/>
+      <w:proofErr w:type="spellStart"/>
+      <w:r>
+        <w:rPr>
+          <w:rFonts w:ascii="TH Sarabun New" w:hAnsi="TH Sarabun New" w:cs="TH Sarabun New"/>
           <w:sz w:val="32"/>
           <w:szCs w:val="32"/>
           <w:u w:val="dotted"/>
         </w:rPr>
         <w:t>ภาคภูมิ</w:t>
       </w:r>
-      <w:r>
-        <w:rPr>
-          <w:rFonts w:ascii="TH Sarabun New" w:hAnsi="TH Sarabun New" w:cs="TH Sarabun New"/>
-          <w:sz w:val="32"/>
-          <w:sz w:val="32"/>
-          <w:szCs w:val="32"/>
-          <w:u w:val="dotted"/>
-        </w:rPr>
-        <w:t xml:space="preserve"> รอดสาตรา          </w:t>
-      </w:r>
-      <w:r>
-        <w:rPr>
-          <w:rFonts w:ascii="TH Sarabun New" w:hAnsi="TH Sarabun New" w:cs="TH Sarabun New"/>
-          <w:sz w:val="32"/>
+      <w:proofErr w:type="spellEnd"/>
+      <w:r>
+        <w:rPr>
+          <w:rFonts w:ascii="TH Sarabun New" w:hAnsi="TH Sarabun New" w:cs="TH Sarabun New"/>
+          <w:sz w:val="32"/>
+          <w:szCs w:val="32"/>
+          <w:u w:val="dotted"/>
+        </w:rPr>
+        <w:t xml:space="preserve"> </w:t>
+      </w:r>
+      <w:proofErr w:type="spellStart"/>
+      <w:r>
+        <w:rPr>
+          <w:rFonts w:ascii="TH Sarabun New" w:hAnsi="TH Sarabun New" w:cs="TH Sarabun New"/>
+          <w:sz w:val="32"/>
+          <w:szCs w:val="32"/>
+          <w:u w:val="dotted"/>
+        </w:rPr>
+        <w:t>รอดสาตรา</w:t>
+      </w:r>
+      <w:proofErr w:type="spellEnd"/>
+      <w:r>
+        <w:rPr>
+          <w:rFonts w:ascii="TH Sarabun New" w:hAnsi="TH Sarabun New" w:cs="TH Sarabun New"/>
+          <w:sz w:val="32"/>
+          <w:szCs w:val="32"/>
+          <w:u w:val="dotted"/>
+        </w:rPr>
+        <w:t xml:space="preserve">         </w:t>
+      </w:r>
+      <w:proofErr w:type="gramStart"/>
+      <w:r>
+        <w:rPr>
+          <w:rFonts w:ascii="TH Sarabun New" w:hAnsi="TH Sarabun New" w:cs="TH Sarabun New"/>
+          <w:sz w:val="32"/>
+          <w:szCs w:val="32"/>
+          <w:u w:val="dotted"/>
+        </w:rPr>
+        <w:t xml:space="preserve"> </w:t>
+      </w:r>
+      <w:r>
+        <w:rPr>
+          <w:rFonts w:ascii="TH Sarabun New" w:hAnsi="TH Sarabun New" w:cs="TH Sarabun New"/>
           <w:sz w:val="32"/>
           <w:szCs w:val="32"/>
         </w:rPr>
@@ -713,99 +877,212 @@
       </w:r>
       <w:r>
         <w:rPr>
-          <w:rFonts w:cs="TH Sarabun New" w:ascii="TH Sarabun New" w:hAnsi="TH Sarabun New"/>
+          <w:rFonts w:ascii="TH Sarabun New" w:hAnsi="TH Sarabun New" w:cs="TH Sarabun New"/>
           <w:sz w:val="32"/>
           <w:szCs w:val="32"/>
         </w:rPr>
         <w:t>(</w:t>
       </w:r>
-      <w:r>
-        <w:rPr>
-          <w:rFonts w:ascii="TH Sarabun New" w:hAnsi="TH Sarabun New" w:cs="TH Sarabun New"/>
-          <w:sz w:val="32"/>
+      <w:proofErr w:type="spellStart"/>
+      <w:proofErr w:type="gramEnd"/>
+      <w:r>
+        <w:rPr>
+          <w:rFonts w:ascii="TH Sarabun New" w:hAnsi="TH Sarabun New" w:cs="TH Sarabun New"/>
           <w:sz w:val="32"/>
           <w:szCs w:val="32"/>
         </w:rPr>
         <w:t>ผู้เบิกจ่าย</w:t>
       </w:r>
-      <w:r>
-        <w:rPr>
-          <w:rFonts w:cs="TH Sarabun New" w:ascii="TH Sarabun New" w:hAnsi="TH Sarabun New"/>
+      <w:proofErr w:type="spellEnd"/>
+      <w:r>
+        <w:rPr>
+          <w:rFonts w:ascii="TH Sarabun New" w:hAnsi="TH Sarabun New" w:cs="TH Sarabun New"/>
           <w:sz w:val="32"/>
           <w:szCs w:val="32"/>
         </w:rPr>
         <w:t xml:space="preserve">) </w:t>
       </w:r>
-      <w:r>
-        <w:rPr>
-          <w:rFonts w:ascii="TH Sarabun New" w:hAnsi="TH Sarabun New" w:cs="TH Sarabun New"/>
-          <w:sz w:val="32"/>
-          <w:sz w:val="32"/>
-          <w:szCs w:val="32"/>
-        </w:rPr>
-        <w:t xml:space="preserve">ตำแหน่ง  </w:t>
-      </w:r>
-      <w:r>
-        <w:rPr>
-          <w:rFonts w:ascii="TH Sarabun New" w:hAnsi="TH Sarabun New" w:cs="TH Sarabun New"/>
-          <w:sz w:val="32"/>
-          <w:sz w:val="32"/>
-          <w:szCs w:val="32"/>
-          <w:u w:val="dotted"/>
-        </w:rPr>
-        <w:t xml:space="preserve">              กรรมการ               </w:t>
-      </w:r>
-      <w:r>
-        <w:rPr>
-          <w:rFonts w:cs="TH Sarabun New" w:ascii="TH Sarabun New" w:hAnsi="TH Sarabun New"/>
+      <w:proofErr w:type="spellStart"/>
+      <w:r>
+        <w:rPr>
+          <w:rFonts w:ascii="TH Sarabun New" w:hAnsi="TH Sarabun New" w:cs="TH Sarabun New"/>
+          <w:sz w:val="32"/>
+          <w:szCs w:val="32"/>
+        </w:rPr>
+        <w:t>ตำแหน่ง</w:t>
+      </w:r>
+      <w:proofErr w:type="spellEnd"/>
+      <w:r>
+        <w:rPr>
+          <w:rFonts w:ascii="TH Sarabun New" w:hAnsi="TH Sarabun New" w:cs="TH Sarabun New"/>
+          <w:sz w:val="32"/>
+          <w:szCs w:val="32"/>
+        </w:rPr>
+        <w:t xml:space="preserve">  </w:t>
+      </w:r>
+      <w:r>
+        <w:rPr>
+          <w:rFonts w:ascii="TH Sarabun New" w:hAnsi="TH Sarabun New" w:cs="TH Sarabun New"/>
+          <w:sz w:val="32"/>
+          <w:szCs w:val="32"/>
+          <w:u w:val="dotted"/>
+        </w:rPr>
+        <w:t xml:space="preserve">              </w:t>
+      </w:r>
+      <w:proofErr w:type="spellStart"/>
+      <w:r>
+        <w:rPr>
+          <w:rFonts w:ascii="TH Sarabun New" w:hAnsi="TH Sarabun New" w:cs="TH Sarabun New"/>
+          <w:sz w:val="32"/>
+          <w:szCs w:val="32"/>
+          <w:u w:val="dotted"/>
+        </w:rPr>
+        <w:t>กรรมการ</w:t>
+      </w:r>
+      <w:proofErr w:type="spellEnd"/>
+      <w:r>
+        <w:rPr>
+          <w:rFonts w:ascii="TH Sarabun New" w:hAnsi="TH Sarabun New" w:cs="TH Sarabun New"/>
+          <w:sz w:val="32"/>
+          <w:szCs w:val="32"/>
+          <w:u w:val="dotted"/>
+        </w:rPr>
+        <w:t xml:space="preserve">               </w:t>
+      </w:r>
+      <w:r>
+        <w:rPr>
+          <w:rFonts w:ascii="TH Sarabun New" w:hAnsi="TH Sarabun New" w:cs="TH Sarabun New"/>
           <w:sz w:val="32"/>
           <w:szCs w:val="32"/>
           <w:u w:val="dotted"/>
         </w:rPr>
         <w:br/>
       </w:r>
-      <w:r>
-        <w:rPr>
-          <w:rFonts w:ascii="TH Sarabun New" w:hAnsi="TH Sarabun New" w:cs="TH Sarabun New"/>
-          <w:sz w:val="32"/>
-          <w:sz w:val="32"/>
-          <w:szCs w:val="32"/>
-        </w:rPr>
-        <w:t>ขอรับรองว่า รายจ่ายข้างต้นนี้ไม่อาจเรียกเก็บใบเสร็จรับเงินจากผู้รับได้ และข้าพเจ้าได้จ่ายไปในงานของทาง</w:t>
-      </w:r>
-      <w:r>
-        <w:rPr>
-          <w:rFonts w:cs="TH Sarabun New" w:ascii="TH Sarabun New" w:hAnsi="TH Sarabun New"/>
+      <w:proofErr w:type="spellStart"/>
+      <w:r>
+        <w:rPr>
+          <w:rFonts w:ascii="TH Sarabun New" w:hAnsi="TH Sarabun New" w:cs="TH Sarabun New"/>
+          <w:sz w:val="32"/>
+          <w:szCs w:val="32"/>
+        </w:rPr>
+        <w:t>ขอรับรองว่า</w:t>
+      </w:r>
+      <w:proofErr w:type="spellEnd"/>
+      <w:r>
+        <w:rPr>
+          <w:rFonts w:ascii="TH Sarabun New" w:hAnsi="TH Sarabun New" w:cs="TH Sarabun New"/>
+          <w:sz w:val="32"/>
+          <w:szCs w:val="32"/>
+        </w:rPr>
+        <w:t xml:space="preserve"> </w:t>
+      </w:r>
+      <w:proofErr w:type="spellStart"/>
+      <w:r>
+        <w:rPr>
+          <w:rFonts w:ascii="TH Sarabun New" w:hAnsi="TH Sarabun New" w:cs="TH Sarabun New"/>
+          <w:sz w:val="32"/>
+          <w:szCs w:val="32"/>
+        </w:rPr>
+        <w:t>รายจ่ายข้างต้นนี้ไม่อาจเรียกเก็บใบเสร็จรับเงินจากผู้รับได้</w:t>
+      </w:r>
+      <w:proofErr w:type="spellEnd"/>
+      <w:r>
+        <w:rPr>
+          <w:rFonts w:ascii="TH Sarabun New" w:hAnsi="TH Sarabun New" w:cs="TH Sarabun New"/>
+          <w:sz w:val="32"/>
+          <w:szCs w:val="32"/>
+        </w:rPr>
+        <w:t xml:space="preserve"> </w:t>
+      </w:r>
+      <w:proofErr w:type="spellStart"/>
+      <w:r>
+        <w:rPr>
+          <w:rFonts w:ascii="TH Sarabun New" w:hAnsi="TH Sarabun New" w:cs="TH Sarabun New"/>
+          <w:sz w:val="32"/>
+          <w:szCs w:val="32"/>
+        </w:rPr>
+        <w:t>และข้าพเจ้าได้จ่ายไปในงานของทาง</w:t>
+      </w:r>
+      <w:proofErr w:type="spellEnd"/>
+      <w:r>
+        <w:rPr>
+          <w:rFonts w:ascii="TH Sarabun New" w:hAnsi="TH Sarabun New" w:cs="TH Sarabun New"/>
           <w:sz w:val="32"/>
           <w:szCs w:val="32"/>
         </w:rPr>
         <w:br/>
       </w:r>
-      <w:r>
-        <w:rPr>
-          <w:rFonts w:ascii="TH Sarabun New" w:hAnsi="TH Sarabun New" w:cs="TH Sarabun New"/>
-          <w:sz w:val="32"/>
+      <w:proofErr w:type="spellStart"/>
+      <w:r>
+        <w:rPr>
+          <w:rFonts w:ascii="TH Sarabun New" w:hAnsi="TH Sarabun New" w:cs="TH Sarabun New"/>
           <w:sz w:val="32"/>
           <w:szCs w:val="32"/>
         </w:rPr>
         <w:t>บริษัท</w:t>
       </w:r>
-      <w:r>
-        <w:rPr>
-          <w:rFonts w:cs="TH Sarabun New" w:ascii="TH Sarabun New" w:hAnsi="TH Sarabun New"/>
+      <w:proofErr w:type="spellEnd"/>
+      <w:r>
+        <w:rPr>
+          <w:rFonts w:ascii="TH Sarabun New" w:hAnsi="TH Sarabun New" w:cs="TH Sarabun New"/>
           <w:sz w:val="32"/>
           <w:szCs w:val="32"/>
         </w:rPr>
         <w:t>/</w:t>
       </w:r>
-      <w:r>
-        <w:rPr>
-          <w:rFonts w:ascii="TH Sarabun New" w:hAnsi="TH Sarabun New" w:cs="TH Sarabun New"/>
-          <w:sz w:val="32"/>
-          <w:sz w:val="32"/>
-          <w:szCs w:val="32"/>
-        </w:rPr>
-        <w:t xml:space="preserve">ห้างหุ้นส่วนจำกัด โดยแท้ ตั้งแต่วันที่ </w:t>
+      <w:proofErr w:type="spellStart"/>
+      <w:r>
+        <w:rPr>
+          <w:rFonts w:ascii="TH Sarabun New" w:hAnsi="TH Sarabun New" w:cs="TH Sarabun New"/>
+          <w:sz w:val="32"/>
+          <w:szCs w:val="32"/>
+        </w:rPr>
+        <w:t>ห้างหุ้นส่วนจำกัด</w:t>
+      </w:r>
+      <w:proofErr w:type="spellEnd"/>
+      <w:r>
+        <w:rPr>
+          <w:rFonts w:ascii="TH Sarabun New" w:hAnsi="TH Sarabun New" w:cs="TH Sarabun New"/>
+          <w:sz w:val="32"/>
+          <w:szCs w:val="32"/>
+        </w:rPr>
+        <w:t xml:space="preserve"> </w:t>
+      </w:r>
+      <w:proofErr w:type="spellStart"/>
+      <w:r>
+        <w:rPr>
+          <w:rFonts w:ascii="TH Sarabun New" w:hAnsi="TH Sarabun New" w:cs="TH Sarabun New"/>
+          <w:sz w:val="32"/>
+          <w:szCs w:val="32"/>
+        </w:rPr>
+        <w:t>โดยแท้</w:t>
+      </w:r>
+      <w:proofErr w:type="spellEnd"/>
+      <w:r>
+        <w:rPr>
+          <w:rFonts w:ascii="TH Sarabun New" w:hAnsi="TH Sarabun New" w:cs="TH Sarabun New"/>
+          <w:sz w:val="32"/>
+          <w:szCs w:val="32"/>
+        </w:rPr>
+        <w:t xml:space="preserve"> </w:t>
+      </w:r>
+      <w:proofErr w:type="spellStart"/>
+      <w:r>
+        <w:rPr>
+          <w:rFonts w:ascii="TH Sarabun New" w:hAnsi="TH Sarabun New" w:cs="TH Sarabun New"/>
+          <w:sz w:val="32"/>
+          <w:szCs w:val="32"/>
+        </w:rPr>
+        <w:t>ตั้งแต่วันที่</w:t>
+      </w:r>
+      <w:proofErr w:type="spellEnd"/>
+      <w:r>
+        <w:rPr>
+          <w:rFonts w:ascii="TH Sarabun New" w:hAnsi="TH Sarabun New" w:cs="TH Sarabun New"/>
+          <w:sz w:val="32"/>
+          <w:szCs w:val="32"/>
+        </w:rPr>
+        <w:t xml:space="preserve"> </w:t>
       </w:r>
       <w:r>
         <w:rPr>
@@ -816,36 +1093,56 @@
       </w:r>
       <w:r>
         <w:rPr>
-          <w:rFonts w:cs="TH Sarabun New" w:ascii="TH Sarabun New" w:hAnsi="TH Sarabun New"/>
-          <w:sz w:val="32"/>
-          <w:szCs w:val="32"/>
-          <w:u w:val="dotted"/>
-        </w:rPr>
-        <w:t>$fromDate</w:t>
-      </w:r>
-      <w:r>
-        <w:rPr>
-          <w:rFonts w:cs="TH Sarabun New" w:ascii="TH Sarabun New" w:hAnsi="TH Sarabun New"/>
+          <w:rFonts w:ascii="TH Sarabun New" w:hAnsi="TH Sarabun New" w:cs="TH Sarabun New"/>
+          <w:sz w:val="32"/>
+          <w:szCs w:val="32"/>
+          <w:u w:val="dotted"/>
+        </w:rPr>
+        <w:t>$</w:t>
+      </w:r>
+      <w:proofErr w:type="spellStart"/>
+      <w:r>
+        <w:rPr>
+          <w:rFonts w:ascii="TH Sarabun New" w:hAnsi="TH Sarabun New" w:cs="TH Sarabun New"/>
+          <w:sz w:val="32"/>
+          <w:szCs w:val="32"/>
+          <w:u w:val="dotted"/>
+        </w:rPr>
+        <w:t>fromDate</w:t>
+      </w:r>
+      <w:proofErr w:type="spellEnd"/>
+      <w:r>
+        <w:rPr>
+          <w:rFonts w:ascii="TH Sarabun New" w:hAnsi="TH Sarabun New" w:cs="TH Sarabun New"/>
           <w:u w:val="dotted"/>
         </w:rPr>
         <w:t>          </w:t>
       </w:r>
       <w:r>
         <w:rPr>
-          <w:rFonts w:cs="TH Sarabun New" w:ascii="TH Sarabun New" w:hAnsi="TH Sarabun New"/>
+          <w:rFonts w:ascii="TH Sarabun New" w:hAnsi="TH Sarabun New" w:cs="TH Sarabun New"/>
           <w:sz w:val="32"/>
           <w:szCs w:val="32"/>
         </w:rPr>
         <w:t xml:space="preserve"> </w:t>
       </w:r>
-      <w:r>
-        <w:rPr>
-          <w:rFonts w:ascii="TH Sarabun New" w:hAnsi="TH Sarabun New" w:cs="TH Sarabun New"/>
-          <w:sz w:val="32"/>
-          <w:sz w:val="32"/>
-          <w:szCs w:val="32"/>
-        </w:rPr>
-        <w:t xml:space="preserve">ถึงวันที่ </w:t>
+      <w:proofErr w:type="spellStart"/>
+      <w:r>
+        <w:rPr>
+          <w:rFonts w:ascii="TH Sarabun New" w:hAnsi="TH Sarabun New" w:cs="TH Sarabun New"/>
+          <w:sz w:val="32"/>
+          <w:szCs w:val="32"/>
+        </w:rPr>
+        <w:t>ถึงวันที่</w:t>
+      </w:r>
+      <w:proofErr w:type="spellEnd"/>
+      <w:r>
+        <w:rPr>
+          <w:rFonts w:ascii="TH Sarabun New" w:hAnsi="TH Sarabun New" w:cs="TH Sarabun New"/>
+          <w:sz w:val="32"/>
+          <w:szCs w:val="32"/>
+        </w:rPr>
+        <w:t xml:space="preserve"> </w:t>
       </w:r>
       <w:r>
         <w:rPr>
@@ -856,25 +1153,50 @@
       </w:r>
       <w:r>
         <w:rPr>
-          <w:rFonts w:cs="TH Sarabun New" w:ascii="TH Sarabun New" w:hAnsi="TH Sarabun New"/>
-          <w:sz w:val="32"/>
-          <w:szCs w:val="32"/>
-          <w:u w:val="dotted"/>
-        </w:rPr>
-        <w:t>$toDate </w:t>
-      </w:r>
-      <w:r>
-        <w:rPr>
-          <w:rFonts w:cs="TH Sarabun New" w:ascii="TH Sarabun New" w:hAnsi="TH Sarabun New"/>
+          <w:rFonts w:ascii="TH Sarabun New" w:hAnsi="TH Sarabun New" w:cs="TH Sarabun New"/>
+          <w:sz w:val="32"/>
+          <w:szCs w:val="32"/>
+          <w:u w:val="dotted"/>
+        </w:rPr>
+        <w:t>$</w:t>
+      </w:r>
+      <w:proofErr w:type="spellStart"/>
+      <w:r>
+        <w:rPr>
+          <w:rFonts w:ascii="TH Sarabun New" w:hAnsi="TH Sarabun New" w:cs="TH Sarabun New"/>
+          <w:sz w:val="32"/>
+          <w:szCs w:val="32"/>
+          <w:u w:val="dotted"/>
+        </w:rPr>
+        <w:t>toDate</w:t>
+      </w:r>
+      <w:proofErr w:type="spellEnd"/>
+      <w:r>
+        <w:rPr>
+          <w:rFonts w:ascii="TH Sarabun New" w:hAnsi="TH Sarabun New" w:cs="TH Sarabun New"/>
+          <w:sz w:val="32"/>
+          <w:szCs w:val="32"/>
+          <w:u w:val="dotted"/>
+        </w:rPr>
+        <w:t> </w:t>
+      </w:r>
+      <w:r>
+        <w:rPr>
+          <w:rFonts w:ascii="TH Sarabun New" w:hAnsi="TH Sarabun New" w:cs="TH Sarabun New"/>
           <w:u w:val="dotted"/>
         </w:rPr>
         <w:t>           </w:t>
+      </w:r>
+      <w:r>
+        <w:rPr>
+          <w:rFonts w:ascii="TH Sarabun New" w:hAnsi="TH Sarabun New" w:cs="TH Sarabun New"/>
+          <w:u w:val="dotted"/>
+        </w:rPr>
         <w:br/>
       </w:r>
     </w:p>
     <w:p>
       <w:pPr>
-        <w:pStyle w:val="Normal"/>
         <w:jc w:val="right"/>
         <w:rPr>
           <w:rFonts w:ascii="TH Sarabun New" w:hAnsi="TH Sarabun New" w:cs="TH Sarabun New"/>
@@ -882,29 +1204,19 @@
           <w:szCs w:val="32"/>
         </w:rPr>
       </w:pPr>
-      <w:r>
-        <w:rPr>
-          <w:rFonts w:ascii="TH Sarabun New" w:hAnsi="TH Sarabun New" w:cs="TH Sarabun New"/>
-          <w:sz w:val="32"/>
-          <w:sz w:val="32"/>
-          <w:szCs w:val="32"/>
-        </w:rPr>
-        <w:t xml:space="preserve">ลงชื่อ </w:t>
-      </w:r>
-      <w:r>
-        <w:rPr>
-          <w:rFonts w:ascii="TH Sarabun New" w:hAnsi="TH Sarabun New" w:cs="TH Sarabun New"/>
-          <w:sz w:val="32"/>
-          <w:sz w:val="32"/>
-          <w:szCs w:val="32"/>
-          <w:u w:val="dotted"/>
-        </w:rPr>
-        <w:t xml:space="preserve">                                       </w:t>
-      </w:r>
-      <w:r>
-        <w:rPr>
-          <w:rFonts w:ascii="TH Sarabun New" w:hAnsi="TH Sarabun New" w:cs="TH Sarabun New"/>
-          <w:sz w:val="32"/>
+      <w:proofErr w:type="spellStart"/>
+      <w:r>
+        <w:rPr>
+          <w:rFonts w:ascii="TH Sarabun New" w:hAnsi="TH Sarabun New" w:cs="TH Sarabun New"/>
+          <w:sz w:val="32"/>
+          <w:szCs w:val="32"/>
+        </w:rPr>
+        <w:t>ลงชื่อ</w:t>
+      </w:r>
+      <w:proofErr w:type="spellEnd"/>
+      <w:r>
+        <w:rPr>
+          <w:rFonts w:ascii="TH Sarabun New" w:hAnsi="TH Sarabun New" w:cs="TH Sarabun New"/>
           <w:sz w:val="32"/>
           <w:szCs w:val="32"/>
         </w:rPr>
@@ -912,53 +1224,122 @@
       </w:r>
       <w:r>
         <w:rPr>
-          <w:rFonts w:cs="TH Sarabun New" w:ascii="TH Sarabun New" w:hAnsi="TH Sarabun New"/>
+          <w:rFonts w:ascii="TH Sarabun New" w:hAnsi="TH Sarabun New" w:cs="TH Sarabun New"/>
+          <w:sz w:val="32"/>
+          <w:szCs w:val="32"/>
+          <w:u w:val="dotted"/>
+        </w:rPr>
+        <w:t xml:space="preserve">                                     </w:t>
+      </w:r>
+      <w:proofErr w:type="gramStart"/>
+      <w:r>
+        <w:rPr>
+          <w:rFonts w:ascii="TH Sarabun New" w:hAnsi="TH Sarabun New" w:cs="TH Sarabun New"/>
+          <w:sz w:val="32"/>
+          <w:szCs w:val="32"/>
+          <w:u w:val="dotted"/>
+        </w:rPr>
+        <w:t xml:space="preserve">  </w:t>
+      </w:r>
+      <w:r>
+        <w:rPr>
+          <w:rFonts w:ascii="TH Sarabun New" w:hAnsi="TH Sarabun New" w:cs="TH Sarabun New"/>
+          <w:sz w:val="32"/>
+          <w:szCs w:val="32"/>
+        </w:rPr>
+        <w:t xml:space="preserve"> </w:t>
+      </w:r>
+      <w:r>
+        <w:rPr>
+          <w:rFonts w:ascii="TH Sarabun New" w:hAnsi="TH Sarabun New" w:cs="TH Sarabun New"/>
           <w:sz w:val="32"/>
           <w:szCs w:val="32"/>
         </w:rPr>
         <w:t>(</w:t>
       </w:r>
-      <w:r>
-        <w:rPr>
-          <w:rFonts w:ascii="TH Sarabun New" w:hAnsi="TH Sarabun New" w:cs="TH Sarabun New"/>
-          <w:sz w:val="32"/>
+      <w:proofErr w:type="spellStart"/>
+      <w:proofErr w:type="gramEnd"/>
+      <w:r>
+        <w:rPr>
+          <w:rFonts w:ascii="TH Sarabun New" w:hAnsi="TH Sarabun New" w:cs="TH Sarabun New"/>
           <w:sz w:val="32"/>
           <w:szCs w:val="32"/>
         </w:rPr>
         <w:t>ผู้เบิกจ่าย</w:t>
       </w:r>
-      <w:r>
-        <w:rPr>
-          <w:rFonts w:cs="TH Sarabun New" w:ascii="TH Sarabun New" w:hAnsi="TH Sarabun New"/>
+      <w:proofErr w:type="spellEnd"/>
+      <w:r>
+        <w:rPr>
+          <w:rFonts w:ascii="TH Sarabun New" w:hAnsi="TH Sarabun New" w:cs="TH Sarabun New"/>
           <w:sz w:val="32"/>
           <w:szCs w:val="32"/>
         </w:rPr>
         <w:t>)</w:t>
+      </w:r>
+      <w:r>
+        <w:rPr>
+          <w:rFonts w:ascii="TH Sarabun New" w:hAnsi="TH Sarabun New" w:cs="TH Sarabun New"/>
+          <w:sz w:val="32"/>
+          <w:szCs w:val="32"/>
+        </w:rPr>
         <w:br/>
         <w:t xml:space="preserve">(                 </w:t>
       </w:r>
-      <w:r>
-        <w:rPr>
-          <w:rFonts w:ascii="TH Sarabun New" w:hAnsi="TH Sarabun New" w:cs="TH Sarabun New"/>
-          <w:sz w:val="32"/>
-          <w:sz w:val="32"/>
-          <w:szCs w:val="32"/>
-        </w:rPr>
-        <w:t xml:space="preserve">ภาคภูมิ รอดสาตรา                </w:t>
-      </w:r>
-      <w:r>
-        <w:rPr>
-          <w:rFonts w:cs="TH Sarabun New" w:ascii="TH Sarabun New" w:hAnsi="TH Sarabun New"/>
+      <w:proofErr w:type="spellStart"/>
+      <w:r>
+        <w:rPr>
+          <w:rFonts w:ascii="TH Sarabun New" w:hAnsi="TH Sarabun New" w:cs="TH Sarabun New"/>
+          <w:sz w:val="32"/>
+          <w:szCs w:val="32"/>
+        </w:rPr>
+        <w:t>ภาคภูมิ</w:t>
+      </w:r>
+      <w:proofErr w:type="spellEnd"/>
+      <w:r>
+        <w:rPr>
+          <w:rFonts w:ascii="TH Sarabun New" w:hAnsi="TH Sarabun New" w:cs="TH Sarabun New"/>
+          <w:sz w:val="32"/>
+          <w:szCs w:val="32"/>
+        </w:rPr>
+        <w:t xml:space="preserve"> </w:t>
+      </w:r>
+      <w:proofErr w:type="spellStart"/>
+      <w:r>
+        <w:rPr>
+          <w:rFonts w:ascii="TH Sarabun New" w:hAnsi="TH Sarabun New" w:cs="TH Sarabun New"/>
+          <w:sz w:val="32"/>
+          <w:szCs w:val="32"/>
+        </w:rPr>
+        <w:t>รอดสาตรา</w:t>
+      </w:r>
+      <w:proofErr w:type="spellEnd"/>
+      <w:r>
+        <w:rPr>
+          <w:rFonts w:ascii="TH Sarabun New" w:hAnsi="TH Sarabun New" w:cs="TH Sarabun New"/>
+          <w:sz w:val="32"/>
+          <w:szCs w:val="32"/>
+        </w:rPr>
+        <w:t xml:space="preserve">                </w:t>
+      </w:r>
+      <w:r>
+        <w:rPr>
+          <w:rFonts w:ascii="TH Sarabun New" w:hAnsi="TH Sarabun New" w:cs="TH Sarabun New"/>
           <w:sz w:val="32"/>
           <w:szCs w:val="32"/>
         </w:rPr>
         <w:t>)</w:t>
+      </w:r>
+      <w:r>
+        <w:rPr>
+          <w:rFonts w:ascii="TH Sarabun New" w:hAnsi="TH Sarabun New" w:cs="TH Sarabun New"/>
+          <w:sz w:val="32"/>
+          <w:szCs w:val="32"/>
+        </w:rPr>
         <w:br/>
       </w:r>
     </w:p>
     <w:p>
       <w:pPr>
-        <w:pStyle w:val="Normal"/>
         <w:jc w:val="right"/>
         <w:rPr>
           <w:rFonts w:ascii="TH Sarabun New" w:hAnsi="TH Sarabun New" w:cs="TH Sarabun New"/>
@@ -966,29 +1347,19 @@
           <w:szCs w:val="32"/>
         </w:rPr>
       </w:pPr>
-      <w:r>
-        <w:rPr>
-          <w:rFonts w:ascii="TH Sarabun New" w:hAnsi="TH Sarabun New" w:cs="TH Sarabun New"/>
-          <w:sz w:val="32"/>
-          <w:sz w:val="32"/>
-          <w:szCs w:val="32"/>
-        </w:rPr>
-        <w:t xml:space="preserve">ลงชื่อ </w:t>
-      </w:r>
-      <w:r>
-        <w:rPr>
-          <w:rFonts w:ascii="TH Sarabun New" w:hAnsi="TH Sarabun New" w:cs="TH Sarabun New"/>
-          <w:sz w:val="32"/>
-          <w:sz w:val="32"/>
-          <w:szCs w:val="32"/>
-          <w:u w:val="dotted"/>
-        </w:rPr>
-        <w:t xml:space="preserve">                                         </w:t>
-      </w:r>
-      <w:r>
-        <w:rPr>
-          <w:rFonts w:ascii="TH Sarabun New" w:hAnsi="TH Sarabun New" w:cs="TH Sarabun New"/>
-          <w:sz w:val="32"/>
+      <w:proofErr w:type="spellStart"/>
+      <w:r>
+        <w:rPr>
+          <w:rFonts w:ascii="TH Sarabun New" w:hAnsi="TH Sarabun New" w:cs="TH Sarabun New"/>
+          <w:sz w:val="32"/>
+          <w:szCs w:val="32"/>
+        </w:rPr>
+        <w:t>ลงชื่อ</w:t>
+      </w:r>
+      <w:proofErr w:type="spellEnd"/>
+      <w:r>
+        <w:rPr>
+          <w:rFonts w:ascii="TH Sarabun New" w:hAnsi="TH Sarabun New" w:cs="TH Sarabun New"/>
           <w:sz w:val="32"/>
           <w:szCs w:val="32"/>
         </w:rPr>
@@ -996,94 +1367,137 @@
       </w:r>
       <w:r>
         <w:rPr>
-          <w:rFonts w:cs="TH Sarabun New" w:ascii="TH Sarabun New" w:hAnsi="TH Sarabun New"/>
+          <w:rFonts w:ascii="TH Sarabun New" w:hAnsi="TH Sarabun New" w:cs="TH Sarabun New"/>
+          <w:sz w:val="32"/>
+          <w:szCs w:val="32"/>
+          <w:u w:val="dotted"/>
+        </w:rPr>
+        <w:t xml:space="preserve">                                       </w:t>
+      </w:r>
+      <w:proofErr w:type="gramStart"/>
+      <w:r>
+        <w:rPr>
+          <w:rFonts w:ascii="TH Sarabun New" w:hAnsi="TH Sarabun New" w:cs="TH Sarabun New"/>
+          <w:sz w:val="32"/>
+          <w:szCs w:val="32"/>
+          <w:u w:val="dotted"/>
+        </w:rPr>
+        <w:t xml:space="preserve">  </w:t>
+      </w:r>
+      <w:r>
+        <w:rPr>
+          <w:rFonts w:ascii="TH Sarabun New" w:hAnsi="TH Sarabun New" w:cs="TH Sarabun New"/>
+          <w:sz w:val="32"/>
+          <w:szCs w:val="32"/>
+        </w:rPr>
+        <w:t xml:space="preserve"> </w:t>
+      </w:r>
+      <w:r>
+        <w:rPr>
+          <w:rFonts w:ascii="TH Sarabun New" w:hAnsi="TH Sarabun New" w:cs="TH Sarabun New"/>
           <w:sz w:val="32"/>
           <w:szCs w:val="32"/>
         </w:rPr>
         <w:t>(</w:t>
       </w:r>
-      <w:r>
-        <w:rPr>
-          <w:rFonts w:ascii="TH Sarabun New" w:hAnsi="TH Sarabun New" w:cs="TH Sarabun New"/>
-          <w:sz w:val="32"/>
+      <w:proofErr w:type="spellStart"/>
+      <w:proofErr w:type="gramEnd"/>
+      <w:r>
+        <w:rPr>
+          <w:rFonts w:ascii="TH Sarabun New" w:hAnsi="TH Sarabun New" w:cs="TH Sarabun New"/>
           <w:sz w:val="32"/>
           <w:szCs w:val="32"/>
         </w:rPr>
         <w:t>ผู้อนุมัติ</w:t>
       </w:r>
-      <w:r>
-        <w:rPr>
-          <w:rFonts w:cs="TH Sarabun New" w:ascii="TH Sarabun New" w:hAnsi="TH Sarabun New"/>
+      <w:proofErr w:type="spellEnd"/>
+      <w:r>
+        <w:rPr>
+          <w:rFonts w:ascii="TH Sarabun New" w:hAnsi="TH Sarabun New" w:cs="TH Sarabun New"/>
           <w:sz w:val="32"/>
           <w:szCs w:val="32"/>
         </w:rPr>
         <w:t>)</w:t>
+      </w:r>
+      <w:r>
+        <w:rPr>
+          <w:rFonts w:ascii="TH Sarabun New" w:hAnsi="TH Sarabun New" w:cs="TH Sarabun New"/>
+          <w:sz w:val="32"/>
+          <w:szCs w:val="32"/>
+        </w:rPr>
         <w:br/>
-        <w:t xml:space="preserve">(                 </w:t>
-      </w:r>
-      <w:r>
-        <w:rPr>
-          <w:rFonts w:ascii="TH Sarabun New" w:hAnsi="TH Sarabun New" w:cs="TH Sarabun New"/>
-          <w:sz w:val="32"/>
-          <w:sz w:val="32"/>
-          <w:szCs w:val="32"/>
-        </w:rPr>
-        <w:t>เอื้</w:t>
-      </w:r>
-      <w:bookmarkStart w:id="0" w:name="_GoBack"/>
-      <w:bookmarkEnd w:id="0"/>
-      <w:r>
-        <w:rPr>
-          <w:rFonts w:ascii="TH Sarabun New" w:hAnsi="TH Sarabun New" w:cs="TH Sarabun New"/>
-          <w:sz w:val="32"/>
-          <w:sz w:val="32"/>
-          <w:szCs w:val="32"/>
-        </w:rPr>
-        <w:t xml:space="preserve">ออังกูร รอดสาตรา                </w:t>
-      </w:r>
-      <w:r>
-        <w:rPr>
-          <w:rFonts w:cs="TH Sarabun New" w:ascii="TH Sarabun New" w:hAnsi="TH Sarabun New"/>
+        <w:t xml:space="preserve">(         </w:t>
+      </w:r>
+      <w:r>
+        <w:rPr>
+          <w:rFonts w:ascii="TH Sarabun New" w:hAnsi="TH Sarabun New" w:cs="TH Sarabun New"/>
+          <w:sz w:val="32"/>
+          <w:szCs w:val="32"/>
+        </w:rPr>
+        <w:t xml:space="preserve">        </w:t>
+      </w:r>
+      <w:proofErr w:type="spellStart"/>
+      <w:r>
+        <w:rPr>
+          <w:rFonts w:ascii="TH Sarabun New" w:hAnsi="TH Sarabun New" w:cs="TH Sarabun New"/>
+          <w:sz w:val="32"/>
+          <w:szCs w:val="32"/>
+        </w:rPr>
+        <w:t>เอื้ออังกูร</w:t>
+      </w:r>
+      <w:proofErr w:type="spellEnd"/>
+      <w:r>
+        <w:rPr>
+          <w:rFonts w:ascii="TH Sarabun New" w:hAnsi="TH Sarabun New" w:cs="TH Sarabun New"/>
+          <w:sz w:val="32"/>
+          <w:szCs w:val="32"/>
+        </w:rPr>
+        <w:t xml:space="preserve"> </w:t>
+      </w:r>
+      <w:proofErr w:type="spellStart"/>
+      <w:r>
+        <w:rPr>
+          <w:rFonts w:ascii="TH Sarabun New" w:hAnsi="TH Sarabun New" w:cs="TH Sarabun New"/>
+          <w:sz w:val="32"/>
+          <w:szCs w:val="32"/>
+        </w:rPr>
+        <w:t>รอดสาตรา</w:t>
+      </w:r>
+      <w:proofErr w:type="spellEnd"/>
+      <w:r>
+        <w:rPr>
+          <w:rFonts w:ascii="TH Sarabun New" w:hAnsi="TH Sarabun New" w:cs="TH Sarabun New"/>
+          <w:sz w:val="32"/>
+          <w:szCs w:val="32"/>
+        </w:rPr>
+        <w:t xml:space="preserve">                </w:t>
+      </w:r>
+      <w:r>
+        <w:rPr>
+          <w:rFonts w:ascii="TH Sarabun New" w:hAnsi="TH Sarabun New" w:cs="TH Sarabun New"/>
           <w:sz w:val="32"/>
           <w:szCs w:val="32"/>
         </w:rPr>
         <w:t>)</w:t>
-      </w:r>
-    </w:p>
-    <w:p>
-      <w:pPr>
-        <w:pStyle w:val="Normal"/>
-        <w:spacing w:before="0" w:after="160"/>
-        <w:jc w:val="right"/>
-        <w:rPr>
-          <w:rFonts w:ascii="TH Sarabun New" w:hAnsi="TH Sarabun New" w:cs="TH Sarabun New"/>
-          <w:sz w:val="32"/>
-          <w:szCs w:val="32"/>
-        </w:rPr>
-      </w:pPr>
-      <w:r>
-        <w:rPr/>
       </w:r>
     </w:p>
     <w:sectPr>
-      <w:type w:val="nextPage"/>
       <w:pgSz w:w="12240" w:h="15840"/>
-      <w:pgMar w:left="1440" w:right="1440" w:gutter="0" w:header="0" w:top="1440" w:footer="0" w:bottom="1440"/>
-      <w:pgNumType w:fmt="decimal"/>
-      <w:formProt w:val="false"/>
-      <w:textDirection w:val="lrTb"/>
-      <w:docGrid w:type="default" w:linePitch="360" w:charSpace="4096"/>
+      <w:pgMar w:top="1440" w:right="1440" w:bottom="1440" w:left="1440" w:header="0" w:footer="0" w:gutter="0"/>
+      <w:cols w:space="720"/>
+      <w:formProt w:val="0"/>
+      <w:docGrid w:linePitch="360" w:charSpace="4096"/>
     </w:sectPr>
   </w:body>
 </w:document>
 </file>
 
 <file path=word/styles.xml><?xml version="1.0" encoding="utf-8"?>
-<w:styles xmlns:w="http://schemas.openxmlformats.org/wordprocessingml/2006/main" xmlns:w14="http://schemas.microsoft.com/office/word/2010/wordml" xmlns:mc="http://schemas.openxmlformats.org/markup-compatibility/2006" mc:Ignorable="w14">
+<w:styles xmlns:mc="http://schemas.openxmlformats.org/markup-compatibility/2006" xmlns:r="http://schemas.openxmlformats.org/officeDocument/2006/relationships" xmlns:w="http://schemas.openxmlformats.org/wordprocessingml/2006/main" xmlns:w14="http://schemas.microsoft.com/office/word/2010/wordml" xmlns:w15="http://schemas.microsoft.com/office/word/2012/wordml" xmlns:w16cid="http://schemas.microsoft.com/office/word/2016/wordml/cid" xmlns:w16se="http://schemas.microsoft.com/office/word/2015/wordml/symex" mc:Ignorable="w14 w15 w16se w16cid">
   <w:docDefaults>
     <w:rPrDefault>
       <w:rPr>
-        <w:rFonts w:ascii="Calibri" w:hAnsi="Calibri" w:eastAsia="Calibri" w:cs="Cordia New" w:asciiTheme="minorHAnsi" w:cstheme="minorBidi" w:eastAsiaTheme="minorHAnsi" w:hAnsiTheme="minorHAnsi"/>
+        <w:rFonts w:asciiTheme="minorHAnsi" w:eastAsiaTheme="minorHAnsi" w:hAnsiTheme="minorHAnsi" w:cstheme="minorBidi"/>
         <w:sz w:val="22"/>
         <w:szCs w:val="28"/>
         <w:lang w:val="en-US" w:eastAsia="en-US" w:bidi="th-TH"/>
@@ -1091,21 +1505,21 @@
     </w:rPrDefault>
     <w:pPrDefault>
       <w:pPr>
-        <w:suppressAutoHyphens w:val="true"/>
+        <w:suppressAutoHyphens/>
       </w:pPr>
     </w:pPrDefault>
   </w:docDefaults>
   <w:latentStyles w:defLockedState="0" w:defUIPriority="99" w:defSemiHidden="0" w:defUnhideWhenUsed="0" w:defQFormat="0" w:count="375">
     <w:lsdException w:name="Normal" w:uiPriority="0" w:qFormat="1"/>
     <w:lsdException w:name="heading 1" w:uiPriority="9" w:qFormat="1"/>
-    <w:lsdException w:name="heading 2" w:uiPriority="9" w:semiHidden="1" w:unhideWhenUsed="1" w:qFormat="1"/>
-    <w:lsdException w:name="heading 3" w:uiPriority="9" w:semiHidden="1" w:unhideWhenUsed="1" w:qFormat="1"/>
-    <w:lsdException w:name="heading 4" w:uiPriority="9" w:semiHidden="1" w:unhideWhenUsed="1" w:qFormat="1"/>
-    <w:lsdException w:name="heading 5" w:uiPriority="9" w:semiHidden="1" w:unhideWhenUsed="1" w:qFormat="1"/>
-    <w:lsdException w:name="heading 6" w:uiPriority="9" w:semiHidden="1" w:unhideWhenUsed="1" w:qFormat="1"/>
-    <w:lsdException w:name="heading 7" w:uiPriority="9" w:semiHidden="1" w:unhideWhenUsed="1" w:qFormat="1"/>
-    <w:lsdException w:name="heading 8" w:uiPriority="9" w:semiHidden="1" w:unhideWhenUsed="1" w:qFormat="1"/>
-    <w:lsdException w:name="heading 9" w:uiPriority="9" w:semiHidden="1" w:unhideWhenUsed="1" w:qFormat="1"/>
+    <w:lsdException w:name="heading 2" w:semiHidden="1" w:uiPriority="9" w:unhideWhenUsed="1" w:qFormat="1"/>
+    <w:lsdException w:name="heading 3" w:semiHidden="1" w:uiPriority="9" w:unhideWhenUsed="1" w:qFormat="1"/>
+    <w:lsdException w:name="heading 4" w:semiHidden="1" w:uiPriority="9" w:unhideWhenUsed="1" w:qFormat="1"/>
+    <w:lsdException w:name="heading 5" w:semiHidden="1" w:uiPriority="9" w:unhideWhenUsed="1" w:qFormat="1"/>
+    <w:lsdException w:name="heading 6" w:semiHidden="1" w:uiPriority="9" w:unhideWhenUsed="1" w:qFormat="1"/>
+    <w:lsdException w:name="heading 7" w:semiHidden="1" w:uiPriority="9" w:unhideWhenUsed="1" w:qFormat="1"/>
+    <w:lsdException w:name="heading 8" w:semiHidden="1" w:uiPriority="9" w:unhideWhenUsed="1" w:qFormat="1"/>
+    <w:lsdException w:name="heading 9" w:semiHidden="1" w:uiPriority="9" w:unhideWhenUsed="1" w:qFormat="1"/>
     <w:lsdException w:name="index 1" w:semiHidden="1" w:unhideWhenUsed="1"/>
     <w:lsdException w:name="index 2" w:semiHidden="1" w:unhideWhenUsed="1"/>
     <w:lsdException w:name="index 3" w:semiHidden="1" w:unhideWhenUsed="1"/>
@@ -1115,22 +1529,22 @@
     <w:lsdException w:name="index 7" w:semiHidden="1" w:unhideWhenUsed="1"/>
     <w:lsdException w:name="index 8" w:semiHidden="1" w:unhideWhenUsed="1"/>
     <w:lsdException w:name="index 9" w:semiHidden="1" w:unhideWhenUsed="1"/>
-    <w:lsdException w:name="toc 1" w:uiPriority="39" w:semiHidden="1" w:unhideWhenUsed="1"/>
-    <w:lsdException w:name="toc 2" w:uiPriority="39" w:semiHidden="1" w:unhideWhenUsed="1"/>
-    <w:lsdException w:name="toc 3" w:uiPriority="39" w:semiHidden="1" w:unhideWhenUsed="1"/>
-    <w:lsdException w:name="toc 4" w:uiPriority="39" w:semiHidden="1" w:unhideWhenUsed="1"/>
-    <w:lsdException w:name="toc 5" w:uiPriority="39" w:semiHidden="1" w:unhideWhenUsed="1"/>
-    <w:lsdException w:name="toc 6" w:uiPriority="39" w:semiHidden="1" w:unhideWhenUsed="1"/>
-    <w:lsdException w:name="toc 7" w:uiPriority="39" w:semiHidden="1" w:unhideWhenUsed="1"/>
-    <w:lsdException w:name="toc 8" w:uiPriority="39" w:semiHidden="1" w:unhideWhenUsed="1"/>
-    <w:lsdException w:name="toc 9" w:uiPriority="39" w:semiHidden="1" w:unhideWhenUsed="1"/>
+    <w:lsdException w:name="toc 1" w:semiHidden="1" w:uiPriority="39" w:unhideWhenUsed="1"/>
+    <w:lsdException w:name="toc 2" w:semiHidden="1" w:uiPriority="39" w:unhideWhenUsed="1"/>
+    <w:lsdException w:name="toc 3" w:semiHidden="1" w:uiPriority="39" w:unhideWhenUsed="1"/>
+    <w:lsdException w:name="toc 4" w:semiHidden="1" w:uiPriority="39" w:unhideWhenUsed="1"/>
+    <w:lsdException w:name="toc 5" w:semiHidden="1" w:uiPriority="39" w:unhideWhenUsed="1"/>
+    <w:lsdException w:name="toc 6" w:semiHidden="1" w:uiPriority="39" w:unhideWhenUsed="1"/>
+    <w:lsdException w:name="toc 7" w:semiHidden="1" w:uiPriority="39" w:unhideWhenUsed="1"/>
+    <w:lsdException w:name="toc 8" w:semiHidden="1" w:uiPriority="39" w:unhideWhenUsed="1"/>
+    <w:lsdException w:name="toc 9" w:semiHidden="1" w:uiPriority="39" w:unhideWhenUsed="1"/>
     <w:lsdException w:name="Normal Indent" w:semiHidden="1" w:unhideWhenUsed="1"/>
     <w:lsdException w:name="footnote text" w:semiHidden="1" w:unhideWhenUsed="1"/>
     <w:lsdException w:name="annotation text" w:semiHidden="1" w:unhideWhenUsed="1"/>
     <w:lsdException w:name="header" w:semiHidden="1" w:unhideWhenUsed="1"/>
     <w:lsdException w:name="footer" w:semiHidden="1" w:unhideWhenUsed="1"/>
     <w:lsdException w:name="index heading" w:semiHidden="1" w:unhideWhenUsed="1"/>
-    <w:lsdException w:name="caption" w:uiPriority="35" w:semiHidden="1" w:unhideWhenUsed="1" w:qFormat="1"/>
+    <w:lsdException w:name="caption" w:semiHidden="1" w:uiPriority="35" w:unhideWhenUsed="1" w:qFormat="1"/>
     <w:lsdException w:name="table of figures" w:semiHidden="1" w:unhideWhenUsed="1"/>
     <w:lsdException w:name="envelope address" w:semiHidden="1" w:unhideWhenUsed="1"/>
     <w:lsdException w:name="envelope return" w:semiHidden="1" w:unhideWhenUsed="1"/>
@@ -1161,7 +1575,7 @@
     <w:lsdException w:name="Title" w:uiPriority="10" w:qFormat="1"/>
     <w:lsdException w:name="Closing" w:semiHidden="1" w:unhideWhenUsed="1"/>
     <w:lsdException w:name="Signature" w:semiHidden="1" w:unhideWhenUsed="1"/>
-    <w:lsdException w:name="Default Paragraph Font" w:uiPriority="1" w:semiHidden="1" w:unhideWhenUsed="1"/>
+    <w:lsdException w:name="Default Paragraph Font" w:semiHidden="1" w:uiPriority="1" w:unhideWhenUsed="1"/>
     <w:lsdException w:name="Body Text" w:semiHidden="1" w:unhideWhenUsed="1"/>
     <w:lsdException w:name="Body Text Indent" w:semiHidden="1" w:unhideWhenUsed="1"/>
     <w:lsdException w:name="List Continue" w:semiHidden="1" w:unhideWhenUsed="1"/>
@@ -1361,8 +1775,8 @@
     <w:lsdException w:name="Subtle Reference" w:uiPriority="31" w:qFormat="1"/>
     <w:lsdException w:name="Intense Reference" w:uiPriority="32" w:qFormat="1"/>
     <w:lsdException w:name="Book Title" w:uiPriority="33" w:qFormat="1"/>
-    <w:lsdException w:name="Bibliography" w:uiPriority="37" w:semiHidden="1" w:unhideWhenUsed="1"/>
-    <w:lsdException w:name="TOC Heading" w:uiPriority="39" w:semiHidden="1" w:unhideWhenUsed="1" w:qFormat="1"/>
+    <w:lsdException w:name="Bibliography" w:semiHidden="1" w:uiPriority="37" w:unhideWhenUsed="1"/>
+    <w:lsdException w:name="TOC Heading" w:semiHidden="1" w:uiPriority="39" w:unhideWhenUsed="1" w:qFormat="1"/>
     <w:lsdException w:name="Plain Table 1" w:uiPriority="41"/>
     <w:lsdException w:name="Plain Table 2" w:uiPriority="42"/>
     <w:lsdException w:name="Plain Table 3" w:uiPriority="43"/>
@@ -1472,65 +1886,70 @@
     <w:lsdException w:name="Hashtag" w:semiHidden="1" w:unhideWhenUsed="1"/>
     <w:lsdException w:name="Unresolved Mention" w:semiHidden="1" w:unhideWhenUsed="1"/>
   </w:latentStyles>
-  <w:style w:type="paragraph" w:styleId="Normal" w:default="1">
+  <w:style w:type="paragraph" w:default="1" w:styleId="Normal">
     <w:name w:val="Normal"/>
     <w:qFormat/>
     <w:pPr>
-      <w:widowControl/>
-      <w:bidi w:val="0"/>
-      <w:spacing w:lineRule="auto" w:line="259" w:before="0" w:after="160"/>
-      <w:jc w:val="left"/>
+      <w:spacing w:after="160" w:line="259" w:lineRule="auto"/>
     </w:pPr>
-    <w:rPr>
-      <w:rFonts w:ascii="Calibri" w:hAnsi="Calibri" w:eastAsia="Calibri" w:cs="Cordia New" w:asciiTheme="minorHAnsi" w:cstheme="minorBidi" w:eastAsiaTheme="minorHAnsi" w:hAnsiTheme="minorHAnsi"/>
-      <w:color w:val="auto"/>
-      <w:kern w:val="0"/>
-      <w:sz w:val="22"/>
-      <w:szCs w:val="28"/>
-      <w:lang w:val="en-US" w:eastAsia="en-US" w:bidi="th-TH"/>
-    </w:rPr>
   </w:style>
-  <w:style w:type="character" w:styleId="DefaultParagraphFont" w:default="1">
+  <w:style w:type="character" w:default="1" w:styleId="DefaultParagraphFont">
     <w:name w:val="Default Paragraph Font"/>
     <w:uiPriority w:val="1"/>
     <w:semiHidden/>
     <w:unhideWhenUsed/>
-    <w:qFormat/>
-    <w:rPr/>
   </w:style>
-  <w:style w:type="paragraph" w:styleId="Heading">
+  <w:style w:type="table" w:default="1" w:styleId="TableNormal">
+    <w:name w:val="Normal Table"/>
+    <w:uiPriority w:val="99"/>
+    <w:semiHidden/>
+    <w:unhideWhenUsed/>
+    <w:tblPr>
+      <w:tblInd w:w="0" w:type="dxa"/>
+      <w:tblCellMar>
+        <w:top w:w="0" w:type="dxa"/>
+        <w:left w:w="108" w:type="dxa"/>
+        <w:bottom w:w="0" w:type="dxa"/>
+        <w:right w:w="108" w:type="dxa"/>
+      </w:tblCellMar>
+    </w:tblPr>
+  </w:style>
+  <w:style w:type="numbering" w:default="1" w:styleId="NoList">
+    <w:name w:val="No List"/>
+    <w:uiPriority w:val="99"/>
+    <w:semiHidden/>
+    <w:unhideWhenUsed/>
+  </w:style>
+  <w:style w:type="paragraph" w:customStyle="1" w:styleId="Heading">
     <w:name w:val="Heading"/>
     <w:basedOn w:val="Normal"/>
-    <w:next w:val="TextBody"/>
+    <w:next w:val="BodyText"/>
     <w:qFormat/>
     <w:pPr>
-      <w:keepNext w:val="true"/>
+      <w:keepNext/>
       <w:spacing w:before="240" w:after="120"/>
     </w:pPr>
     <w:rPr>
-      <w:rFonts w:ascii="Liberation Sans" w:hAnsi="Liberation Sans" w:eastAsia="PingFang SC" w:cs="Arial Unicode MS"/>
+      <w:rFonts w:ascii="Liberation Sans" w:eastAsia="PingFang SC" w:hAnsi="Liberation Sans" w:cs="Arial Unicode MS"/>
       <w:sz w:val="28"/>
-      <w:szCs w:val="28"/>
     </w:rPr>
   </w:style>
-  <w:style w:type="paragraph" w:styleId="TextBody">
+  <w:style w:type="paragraph" w:styleId="BodyText">
     <w:name w:val="Body Text"/>
     <w:basedOn w:val="Normal"/>
     <w:pPr>
-      <w:spacing w:lineRule="auto" w:line="276" w:before="0" w:after="140"/>
+      <w:spacing w:after="140" w:line="276" w:lineRule="auto"/>
     </w:pPr>
-    <w:rPr/>
   </w:style>
   <w:style w:type="paragraph" w:styleId="List">
     <w:name w:val="List"/>
-    <w:basedOn w:val="TextBody"/>
-    <w:pPr/>
+    <w:basedOn w:val="BodyText"/>
     <w:rPr>
       <w:rFonts w:cs="Arial Unicode MS"/>
     </w:rPr>
   </w:style>
   <w:style w:type="paragraph" w:styleId="Caption">
-    <w:name w:val="Caption"/>
+    <w:name w:val="caption"/>
     <w:basedOn w:val="Normal"/>
     <w:qFormat/>
     <w:pPr>
@@ -1545,7 +1964,7 @@
       <w:szCs w:val="24"/>
     </w:rPr>
   </w:style>
-  <w:style w:type="paragraph" w:styleId="Index">
+  <w:style w:type="paragraph" w:customStyle="1" w:styleId="Index">
     <w:name w:val="Index"/>
     <w:basedOn w:val="Normal"/>
     <w:qFormat/>
@@ -1554,46 +1973,22 @@
     </w:pPr>
     <w:rPr>
       <w:rFonts w:cs="Arial Unicode MS"/>
-      <w:lang w:val="zxx" w:eastAsia="zxx" w:bidi="zxx"/>
+      <w:lang/>
     </w:rPr>
-  </w:style>
-  <w:style w:type="numbering" w:styleId="NoList" w:default="1">
-    <w:name w:val="No List"/>
-    <w:uiPriority w:val="99"/>
-    <w:semiHidden/>
-    <w:unhideWhenUsed/>
-    <w:qFormat/>
-  </w:style>
-  <w:style w:type="table" w:default="1" w:styleId="TableNormal">
-    <w:name w:val="Normal Table"/>
-    <w:uiPriority w:val="99"/>
-    <w:semiHidden/>
-    <w:unhideWhenUsed/>
-    <w:tblPr>
-      <w:tblCellMar>
-        <w:top w:w="0" w:type="dxa"/>
-        <w:left w:w="108" w:type="dxa"/>
-        <w:bottom w:w="0" w:type="dxa"/>
-        <w:right w:w="108" w:type="dxa"/>
-      </w:tblCellMar>
-    </w:tblPr>
   </w:style>
   <w:style w:type="table" w:styleId="TableGrid">
     <w:name w:val="Table Grid"/>
     <w:basedOn w:val="TableNormal"/>
     <w:uiPriority w:val="39"/>
-    <w:rsid w:val="002d0a4f"/>
-    <w:pPr>
-      <w:spacing w:after="0" w:line="240" w:lineRule="auto"/>
-    </w:pPr>
+    <w:rsid w:val="002D0A4F"/>
     <w:tblPr>
       <w:tblBorders>
-        <w:top w:val="single" w:color="auto" w:sz="4" w:space="0"/>
-        <w:left w:val="single" w:color="auto" w:sz="4" w:space="0"/>
-        <w:bottom w:val="single" w:color="auto" w:sz="4" w:space="0"/>
-        <w:right w:val="single" w:color="auto" w:sz="4" w:space="0"/>
-        <w:insideH w:val="single" w:color="auto" w:sz="4" w:space="0"/>
-        <w:insideV w:val="single" w:color="auto" w:sz="4" w:space="0"/>
+        <w:top w:val="single" w:sz="4" w:space="0" w:color="auto"/>
+        <w:left w:val="single" w:sz="4" w:space="0" w:color="auto"/>
+        <w:bottom w:val="single" w:sz="4" w:space="0" w:color="auto"/>
+        <w:right w:val="single" w:sz="4" w:space="0" w:color="auto"/>
+        <w:insideH w:val="single" w:sz="4" w:space="0" w:color="auto"/>
+        <w:insideV w:val="single" w:sz="4" w:space="0" w:color="auto"/>
       </w:tblBorders>
     </w:tblPr>
   </w:style>
